--- a/TS Jatai Ghanam Project/TS 4.1/TS 4.1 Jatai Sanskrit Corrections.docx
+++ b/TS Jatai Ghanam Project/TS 4.1/TS 4.1 Jatai Sanskrit Corrections.docx
@@ -1,7 +1,2139 @@
 
 <file path=word/document.xml><?xml version="1.0" encoding="utf-8"?>
-<w:document xmlns:wpc="http://schemas.microsoft.com/office/word/2010/wordprocessingCanvas" xmlns:cx="http://schemas.microsoft.com/office/drawing/2014/chartex" xmlns:cx1="http://schemas.microsoft.com/office/drawing/2015/9/8/chartex" xmlns:cx2="http://schemas.microsoft.com/office/drawing/2015/10/21/chartex" xmlns:cx3="http://schemas.microsoft.com/office/drawing/2016/5/9/chartex" xmlns:cx4="http://schemas.microsoft.com/office/drawing/2016/5/10/chartex" xmlns:cx5="http://schemas.microsoft.com/office/drawing/2016/5/11/chartex" xmlns:cx6="http://schemas.microsoft.com/office/drawing/2016/5/12/chartex" xmlns:cx7="http://schemas.microsoft.com/office/drawing/2016/5/13/chartex" xmlns:cx8="http://schemas.microsoft.com/office/drawing/2016/5/14/chartex" xmlns:mc="http://schemas.openxmlformats.org/markup-compatibility/2006" xmlns:aink="http://schemas.microsoft.com/office/drawing/2016/ink" xmlns:am3d="http://schemas.microsoft.com/office/drawing/2017/model3d" xmlns:o="urn:schemas-microsoft-com:office:office" xmlns:oel="http://schemas.microsoft.com/office/2019/extlst" xmlns:r="http://schemas.openxmlformats.org/officeDocument/2006/relationships" xmlns:m="http://schemas.openxmlformats.org/officeDocument/2006/math" xmlns:v="urn:schemas-microsoft-com:vml" xmlns:wp14="http://schemas.microsoft.com/office/word/2010/wordprocessingDrawing" xmlns:wp="http://schemas.openxmlformats.org/drawingml/2006/wordprocessingDrawing" xmlns:w10="urn:schemas-microsoft-com:office:word" xmlns:w="http://schemas.openxmlformats.org/wordprocessingml/2006/main" xmlns:w14="http://schemas.microsoft.com/office/word/2010/wordml" xmlns:w15="http://schemas.microsoft.com/office/word/2012/wordml" xmlns:w16cex="http://schemas.microsoft.com/office/word/2018/wordml/cex" xmlns:w16cid="http://schemas.microsoft.com/office/word/2016/wordml/cid" xmlns:w16="http://schemas.microsoft.com/office/word/2018/wordml" xmlns:w16sdtdh="http://schemas.microsoft.com/office/word/2020/wordml/sdtdatahash" xmlns:w16se="http://schemas.microsoft.com/office/word/2015/wordml/symex" xmlns:wpg="http://schemas.microsoft.com/office/word/2010/wordprocessingGroup" xmlns:wpi="http://schemas.microsoft.com/office/word/2010/wordprocessingInk" xmlns:wne="http://schemas.microsoft.com/office/word/2006/wordml" xmlns:wps="http://schemas.microsoft.com/office/word/2010/wordprocessingShape" mc:Ignorable="w14 w15 w16se w16cid w16 w16cex w16sdtdh wp14">
+<w:document xmlns:wpc="http://schemas.microsoft.com/office/word/2010/wordprocessingCanvas" xmlns:cx="http://schemas.microsoft.com/office/drawing/2014/chartex" xmlns:cx1="http://schemas.microsoft.com/office/drawing/2015/9/8/chartex" xmlns:cx2="http://schemas.microsoft.com/office/drawing/2015/10/21/chartex" xmlns:cx3="http://schemas.microsoft.com/office/drawing/2016/5/9/chartex" xmlns:cx4="http://schemas.microsoft.com/office/drawing/2016/5/10/chartex" xmlns:cx5="http://schemas.microsoft.com/office/drawing/2016/5/11/chartex" xmlns:cx6="http://schemas.microsoft.com/office/drawing/2016/5/12/chartex" xmlns:cx7="http://schemas.microsoft.com/office/drawing/2016/5/13/chartex" xmlns:cx8="http://schemas.microsoft.com/office/drawing/2016/5/14/chartex" xmlns:mc="http://schemas.openxmlformats.org/markup-compatibility/2006" xmlns:aink="http://schemas.microsoft.com/office/drawing/2016/ink" xmlns:am3d="http://schemas.microsoft.com/office/drawing/2017/model3d" xmlns:o="urn:schemas-microsoft-com:office:office" xmlns:oel="http://schemas.microsoft.com/office/2019/extlst" xmlns:r="http://schemas.openxmlformats.org/officeDocument/2006/relationships" xmlns:m="http://schemas.openxmlformats.org/officeDocument/2006/math" xmlns:v="urn:schemas-microsoft-com:vml" xmlns:wp14="http://schemas.microsoft.com/office/word/2010/wordprocessingDrawing" xmlns:wp="http://schemas.openxmlformats.org/drawingml/2006/wordprocessingDrawing" xmlns:w10="urn:schemas-microsoft-com:office:word" xmlns:w="http://schemas.openxmlformats.org/wordprocessingml/2006/main" xmlns:w14="http://schemas.microsoft.com/office/word/2010/wordml" xmlns:w15="http://schemas.microsoft.com/office/word/2012/wordml" xmlns:w16cex="http://schemas.microsoft.com/office/word/2018/wordml/cex" xmlns:w16cid="http://schemas.microsoft.com/office/word/2016/wordml/cid" xmlns:w16="http://schemas.microsoft.com/office/word/2018/wordml" xmlns:w16du="http://schemas.microsoft.com/office/word/2023/wordml/word16du" xmlns:w16sdtdh="http://schemas.microsoft.com/office/word/2020/wordml/sdtdatahash" xmlns:w16sdtfl="http://schemas.microsoft.com/office/word/2024/wordml/sdtformatlock" xmlns:w16se="http://schemas.microsoft.com/office/word/2015/wordml/symex" xmlns:wpg="http://schemas.microsoft.com/office/word/2010/wordprocessingGroup" xmlns:wpi="http://schemas.microsoft.com/office/word/2010/wordprocessingInk" xmlns:wne="http://schemas.microsoft.com/office/word/2006/wordml" xmlns:wps="http://schemas.microsoft.com/office/word/2010/wordprocessingShape" mc:Ignorable="w14 w15 w16se w16cid w16 w16cex w16sdtdh w16sdtfl w16du wp14">
   <w:body>
+    <w:p>
+      <w:pPr>
+        <w:spacing w:before="0" w:line="240" w:lineRule="auto"/>
+        <w:jc w:val="center"/>
+        <w:rPr>
+          <w:b/>
+          <w:bCs/>
+          <w:sz w:val="32"/>
+          <w:szCs w:val="32"/>
+          <w:u w:val="single"/>
+        </w:rPr>
+      </w:pPr>
+      <w:r>
+        <w:rPr>
+          <w:b/>
+          <w:bCs/>
+          <w:sz w:val="32"/>
+          <w:szCs w:val="32"/>
+          <w:u w:val="single"/>
+        </w:rPr>
+        <w:t xml:space="preserve">TS </w:t>
+      </w:r>
+      <w:r>
+        <w:rPr>
+          <w:b/>
+          <w:bCs/>
+          <w:sz w:val="32"/>
+          <w:szCs w:val="32"/>
+          <w:u w:val="single"/>
+        </w:rPr>
+        <w:t xml:space="preserve">Jatai </w:t>
+      </w:r>
+      <w:r>
+        <w:rPr>
+          <w:b/>
+          <w:bCs/>
+          <w:sz w:val="32"/>
+          <w:szCs w:val="32"/>
+          <w:u w:val="single"/>
+        </w:rPr>
+        <w:t xml:space="preserve"> </w:t>
+      </w:r>
+      <w:r>
+        <w:rPr>
+          <w:b/>
+          <w:bCs/>
+          <w:sz w:val="32"/>
+          <w:szCs w:val="32"/>
+          <w:u w:val="single"/>
+        </w:rPr>
+        <w:t xml:space="preserve">– TS </w:t>
+      </w:r>
+      <w:r>
+        <w:rPr>
+          <w:b/>
+          <w:bCs/>
+          <w:sz w:val="32"/>
+          <w:szCs w:val="32"/>
+          <w:u w:val="single"/>
+        </w:rPr>
+        <w:t>4.1</w:t>
+      </w:r>
+      <w:r>
+        <w:rPr>
+          <w:b/>
+          <w:bCs/>
+          <w:sz w:val="32"/>
+          <w:szCs w:val="32"/>
+          <w:u w:val="single"/>
+        </w:rPr>
+        <w:t xml:space="preserve"> </w:t>
+      </w:r>
+      <w:r>
+        <w:rPr>
+          <w:b/>
+          <w:bCs/>
+          <w:sz w:val="32"/>
+          <w:szCs w:val="32"/>
+          <w:u w:val="single"/>
+        </w:rPr>
+        <w:t>Sanskrit</w:t>
+      </w:r>
+      <w:r>
+        <w:rPr>
+          <w:b/>
+          <w:bCs/>
+          <w:sz w:val="32"/>
+          <w:szCs w:val="32"/>
+          <w:u w:val="single"/>
+        </w:rPr>
+        <w:t xml:space="preserve"> Corrections –</w:t>
+      </w:r>
+      <w:r>
+        <w:rPr>
+          <w:b/>
+          <w:bCs/>
+          <w:sz w:val="32"/>
+          <w:szCs w:val="32"/>
+          <w:u w:val="single"/>
+        </w:rPr>
+        <w:t xml:space="preserve"> </w:t>
+      </w:r>
+      <w:r>
+        <w:rPr>
+          <w:b/>
+          <w:bCs/>
+          <w:sz w:val="32"/>
+          <w:szCs w:val="32"/>
+          <w:u w:val="single"/>
+        </w:rPr>
+        <w:t xml:space="preserve">Observed till </w:t>
+      </w:r>
+      <w:r>
+        <w:rPr>
+          <w:b/>
+          <w:bCs/>
+          <w:sz w:val="32"/>
+          <w:szCs w:val="32"/>
+          <w:highlight w:val="red"/>
+          <w:u w:val="single"/>
+        </w:rPr>
+        <w:t>??????</w:t>
+      </w:r>
+      <w:r>
+        <w:rPr>
+          <w:b/>
+          <w:bCs/>
+          <w:sz w:val="32"/>
+          <w:szCs w:val="32"/>
+          <w:u w:val="single"/>
+        </w:rPr>
+        <w:t>.</w:t>
+      </w:r>
+    </w:p>
+    <w:p>
+      <w:pPr>
+        <w:spacing w:before="0" w:line="240" w:lineRule="auto"/>
+        <w:jc w:val="center"/>
+        <w:rPr>
+          <w:b/>
+          <w:bCs/>
+          <w:sz w:val="28"/>
+          <w:szCs w:val="32"/>
+        </w:rPr>
+      </w:pPr>
+      <w:r>
+        <w:rPr>
+          <w:b/>
+          <w:bCs/>
+          <w:sz w:val="28"/>
+          <w:szCs w:val="32"/>
+        </w:rPr>
+        <w:t>(ignore those which are already incorporated in your book’s version and date)</w:t>
+      </w:r>
+    </w:p>
+    <w:tbl>
+      <w:tblPr>
+        <w:tblW w:w="14537" w:type="dxa"/>
+        <w:tblInd w:w="-792" w:type="dxa"/>
+        <w:tblBorders>
+          <w:top w:val="single" w:sz="4" w:space="0" w:color="000000"/>
+          <w:left w:val="single" w:sz="4" w:space="0" w:color="000000"/>
+          <w:bottom w:val="single" w:sz="4" w:space="0" w:color="000000"/>
+          <w:right w:val="single" w:sz="4" w:space="0" w:color="000000"/>
+          <w:insideH w:val="single" w:sz="4" w:space="0" w:color="000000"/>
+          <w:insideV w:val="single" w:sz="4" w:space="0" w:color="000000"/>
+        </w:tblBorders>
+        <w:tblLook w:val="04A0" w:firstRow="1" w:lastRow="0" w:firstColumn="1" w:lastColumn="0" w:noHBand="0" w:noVBand="1"/>
+      </w:tblPr>
+      <w:tblGrid>
+        <w:gridCol w:w="7166"/>
+        <w:gridCol w:w="7371"/>
+      </w:tblGrid>
+      <w:tr>
+        <w:tc>
+          <w:tcPr>
+            <w:tcW w:w="7166" w:type="dxa"/>
+          </w:tcPr>
+          <w:p>
+            <w:pPr>
+              <w:spacing w:before="0" w:line="240" w:lineRule="auto"/>
+              <w:jc w:val="center"/>
+              <w:rPr>
+                <w:b/>
+                <w:sz w:val="32"/>
+                <w:szCs w:val="32"/>
+              </w:rPr>
+            </w:pPr>
+            <w:r>
+              <w:rPr>
+                <w:b/>
+                <w:sz w:val="32"/>
+                <w:szCs w:val="32"/>
+              </w:rPr>
+              <w:t>As Printed</w:t>
+            </w:r>
+          </w:p>
+        </w:tc>
+        <w:tc>
+          <w:tcPr>
+            <w:tcW w:w="7371" w:type="dxa"/>
+          </w:tcPr>
+          <w:p>
+            <w:pPr>
+              <w:spacing w:before="0" w:line="240" w:lineRule="auto"/>
+              <w:ind w:right="-18"/>
+              <w:jc w:val="center"/>
+              <w:rPr>
+                <w:b/>
+                <w:sz w:val="32"/>
+                <w:szCs w:val="32"/>
+              </w:rPr>
+            </w:pPr>
+            <w:r>
+              <w:rPr>
+                <w:b/>
+                <w:sz w:val="32"/>
+                <w:szCs w:val="32"/>
+              </w:rPr>
+              <w:t>To be read as or corrected as</w:t>
+            </w:r>
+            <w:r>
+              <w:rPr>
+                <w:b/>
+                <w:sz w:val="32"/>
+                <w:szCs w:val="32"/>
+              </w:rPr>
+              <w:t xml:space="preserve"> </w:t>
+            </w:r>
+          </w:p>
+        </w:tc>
+      </w:tr>
+      <w:tr>
+        <w:trPr>
+          <w:trHeight w:val="2614"/>
+        </w:trPr>
+        <w:tc>
+          <w:tcPr>
+            <w:tcW w:w="7166" w:type="dxa"/>
+            <w:tcBorders>
+              <w:top w:val="single" w:sz="4" w:space="0" w:color="000000"/>
+              <w:left w:val="single" w:sz="4" w:space="0" w:color="000000"/>
+              <w:bottom w:val="single" w:sz="4" w:space="0" w:color="000000"/>
+              <w:right w:val="single" w:sz="4" w:space="0" w:color="000000"/>
+            </w:tcBorders>
+          </w:tcPr>
+          <w:p>
+            <w:pPr>
+              <w:widowControl w:val="0"/>
+              <w:autoSpaceDE w:val="0"/>
+              <w:autoSpaceDN w:val="0"/>
+              <w:adjustRightInd w:val="0"/>
+              <w:spacing w:before="0" w:line="240" w:lineRule="auto"/>
+              <w:rPr>
+                <w:rFonts w:ascii="BRH Devanagari Extra" w:hAnsi="BRH Devanagari Extra" w:cs="BRH Devanagari Extra"/>
+                <w:color w:val="000000"/>
+                <w:sz w:val="32"/>
+                <w:szCs w:val="32"/>
+              </w:rPr>
+            </w:pPr>
+            <w:r>
+              <w:rPr>
+                <w:rFonts w:cs="BRH Devanagari Extra"/>
+                <w:color w:val="000000"/>
+                <w:szCs w:val="32"/>
+              </w:rPr>
+              <w:t>39</w:t>
+            </w:r>
+            <w:r>
+              <w:rPr>
+                <w:rFonts w:ascii="BRH Devanagari Extra" w:hAnsi="BRH Devanagari Extra" w:cs="BRH Devanagari Extra"/>
+                <w:color w:val="000000"/>
+                <w:sz w:val="32"/>
+                <w:szCs w:val="32"/>
+              </w:rPr>
+              <w:t>)</w:t>
+            </w:r>
+            <w:r>
+              <w:rPr>
+                <w:rFonts w:ascii="BRH Devanagari Extra" w:hAnsi="BRH Devanagari Extra" w:cs="BRH Devanagari Extra"/>
+                <w:color w:val="000000"/>
+                <w:sz w:val="32"/>
+                <w:szCs w:val="32"/>
+              </w:rPr>
+              <w:tab/>
+            </w:r>
+            <w:r>
+              <w:rPr>
+                <w:rFonts w:cs="BRH Devanagari Extra"/>
+                <w:color w:val="000000"/>
+                <w:szCs w:val="32"/>
+              </w:rPr>
+              <w:t>4</w:t>
+            </w:r>
+            <w:r>
+              <w:rPr>
+                <w:rFonts w:ascii="BRH Devanagari Extra" w:hAnsi="BRH Devanagari Extra" w:cs="BRH Devanagari Extra"/>
+                <w:color w:val="000000"/>
+                <w:sz w:val="32"/>
+                <w:szCs w:val="32"/>
+              </w:rPr>
+              <w:t>.</w:t>
+            </w:r>
+            <w:r>
+              <w:rPr>
+                <w:rFonts w:cs="BRH Devanagari Extra"/>
+                <w:color w:val="000000"/>
+                <w:szCs w:val="32"/>
+              </w:rPr>
+              <w:t>1</w:t>
+            </w:r>
+            <w:r>
+              <w:rPr>
+                <w:rFonts w:ascii="BRH Devanagari Extra" w:hAnsi="BRH Devanagari Extra" w:cs="BRH Devanagari Extra"/>
+                <w:color w:val="000000"/>
+                <w:sz w:val="32"/>
+                <w:szCs w:val="32"/>
+              </w:rPr>
+              <w:t>.</w:t>
+            </w:r>
+            <w:r>
+              <w:rPr>
+                <w:rFonts w:cs="BRH Devanagari Extra"/>
+                <w:color w:val="000000"/>
+                <w:szCs w:val="32"/>
+              </w:rPr>
+              <w:t>2</w:t>
+            </w:r>
+            <w:r>
+              <w:rPr>
+                <w:rFonts w:ascii="BRH Devanagari Extra" w:hAnsi="BRH Devanagari Extra" w:cs="BRH Devanagari Extra"/>
+                <w:color w:val="000000"/>
+                <w:sz w:val="32"/>
+                <w:szCs w:val="32"/>
+              </w:rPr>
+              <w:t>.</w:t>
+            </w:r>
+            <w:r>
+              <w:rPr>
+                <w:rFonts w:cs="BRH Devanagari Extra"/>
+                <w:color w:val="000000"/>
+                <w:szCs w:val="32"/>
+              </w:rPr>
+              <w:t>1</w:t>
+            </w:r>
+            <w:r>
+              <w:rPr>
+                <w:rFonts w:ascii="BRH Devanagari Extra" w:hAnsi="BRH Devanagari Extra" w:cs="BRH Devanagari Extra"/>
+                <w:color w:val="000000"/>
+                <w:sz w:val="32"/>
+                <w:szCs w:val="32"/>
+              </w:rPr>
+              <w:t>(</w:t>
+            </w:r>
+            <w:r>
+              <w:rPr>
+                <w:rFonts w:cs="BRH Devanagari Extra"/>
+                <w:color w:val="000000"/>
+                <w:szCs w:val="32"/>
+              </w:rPr>
+              <w:t>38</w:t>
+            </w:r>
+            <w:r>
+              <w:rPr>
+                <w:rFonts w:ascii="BRH Devanagari Extra" w:hAnsi="BRH Devanagari Extra" w:cs="BRH Devanagari Extra"/>
+                <w:color w:val="000000"/>
+                <w:sz w:val="32"/>
+                <w:szCs w:val="32"/>
+              </w:rPr>
+              <w:t>)- rÉÉqÉåÿ | uÉ×</w:t>
+            </w:r>
+            <w:r>
+              <w:rPr>
+                <w:rFonts w:ascii="BRH Malayalam Extra" w:hAnsi="BRH Malayalam Extra" w:cs="BRH Devanagari Extra"/>
+                <w:color w:val="000000"/>
+                <w:szCs w:val="32"/>
+              </w:rPr>
+              <w:t>–</w:t>
+            </w:r>
+            <w:r>
+              <w:rPr>
+                <w:rFonts w:ascii="BRH Devanagari Extra" w:hAnsi="BRH Devanagari Extra" w:cs="BRH Devanagari Extra"/>
+                <w:color w:val="000000"/>
+                <w:sz w:val="32"/>
+                <w:szCs w:val="32"/>
+              </w:rPr>
+              <w:t>wÉ</w:t>
+            </w:r>
+            <w:r>
+              <w:rPr>
+                <w:rFonts w:ascii="BRH Malayalam Extra" w:hAnsi="BRH Malayalam Extra" w:cs="BRH Devanagari Extra"/>
+                <w:color w:val="000000"/>
+                <w:szCs w:val="32"/>
+              </w:rPr>
+              <w:t>–</w:t>
+            </w:r>
+            <w:r>
+              <w:rPr>
+                <w:rFonts w:ascii="BRH Devanagari Extra" w:hAnsi="BRH Devanagari Extra" w:cs="BRH Devanagari Extra"/>
+                <w:color w:val="000000"/>
+                <w:sz w:val="32"/>
+                <w:szCs w:val="32"/>
+              </w:rPr>
+              <w:t>huÉ</w:t>
+            </w:r>
+            <w:r>
+              <w:rPr>
+                <w:rFonts w:ascii="BRH Malayalam Extra" w:hAnsi="BRH Malayalam Extra" w:cs="BRH Devanagari Extra"/>
+                <w:color w:val="EE0000"/>
+                <w:szCs w:val="32"/>
+                <w:highlight w:val="yellow"/>
+              </w:rPr>
+              <w:t>–</w:t>
+            </w:r>
+            <w:r>
+              <w:rPr>
+                <w:rFonts w:ascii="BRH Devanagari Extra" w:hAnsi="BRH Devanagari Extra" w:cs="BRH Devanagari Extra"/>
+                <w:sz w:val="32"/>
+                <w:szCs w:val="32"/>
+                <w:highlight w:val="yellow"/>
+              </w:rPr>
+              <w:t>xÉÔ</w:t>
+            </w:r>
+            <w:r>
+              <w:rPr>
+                <w:rFonts w:ascii="BRH Devanagari Extra" w:hAnsi="BRH Devanagari Extra" w:cs="BRH Devanagari Extra"/>
+                <w:color w:val="000000"/>
+                <w:sz w:val="32"/>
+                <w:szCs w:val="32"/>
+              </w:rPr>
+              <w:t xml:space="preserve"> ||</w:t>
+            </w:r>
+          </w:p>
+          <w:p>
+            <w:pPr>
+              <w:widowControl w:val="0"/>
+              <w:autoSpaceDE w:val="0"/>
+              <w:autoSpaceDN w:val="0"/>
+              <w:adjustRightInd w:val="0"/>
+              <w:spacing w:before="0" w:line="240" w:lineRule="auto"/>
+              <w:rPr>
+                <w:rFonts w:ascii="BRH Devanagari Extra" w:hAnsi="BRH Devanagari Extra" w:cs="BRH Devanagari Extra"/>
+                <w:color w:val="000000"/>
+                <w:sz w:val="32"/>
+                <w:szCs w:val="32"/>
+              </w:rPr>
+            </w:pPr>
+            <w:r>
+              <w:rPr>
+                <w:rFonts w:ascii="BRH Devanagari Extra" w:hAnsi="BRH Devanagari Extra" w:cs="BRH Devanagari Extra"/>
+                <w:color w:val="000000"/>
+                <w:sz w:val="32"/>
+                <w:szCs w:val="32"/>
+              </w:rPr>
+              <w:t>rÉÉqÉåþ uÉ×wÉh</w:t>
+            </w:r>
+            <w:r>
+              <w:rPr>
+                <w:rFonts w:ascii="BRH Devanagari Extra" w:hAnsi="BRH Devanagari Extra" w:cs="BRH Devanagari Extra"/>
+                <w:color w:val="000000"/>
+                <w:sz w:val="32"/>
+                <w:szCs w:val="32"/>
+                <w:highlight w:val="yellow"/>
+              </w:rPr>
+              <w:t>uÉ</w:t>
+            </w:r>
+            <w:r>
+              <w:rPr>
+                <w:rFonts w:ascii="BRH Malayalam Extra" w:hAnsi="BRH Malayalam Extra" w:cs="BRH Devanagari Extra"/>
+                <w:color w:val="000000"/>
+                <w:szCs w:val="32"/>
+              </w:rPr>
+              <w:t>–</w:t>
+            </w:r>
+            <w:r>
+              <w:rPr>
+                <w:rFonts w:ascii="BRH Devanagari Extra" w:hAnsi="BRH Devanagari Extra" w:cs="BRH Devanagari Extra"/>
+                <w:color w:val="000000"/>
+                <w:sz w:val="32"/>
+                <w:szCs w:val="32"/>
+              </w:rPr>
+              <w:t xml:space="preserve">xÉÔ </w:t>
+            </w:r>
+            <w:r>
+              <w:rPr>
+                <w:rFonts w:ascii="BRH Devanagari Extra" w:hAnsi="BRH Devanagari Extra" w:cs="BRH Devanagari Extra"/>
+                <w:color w:val="000000"/>
+                <w:sz w:val="32"/>
+                <w:szCs w:val="32"/>
+                <w:highlight w:val="yellow"/>
+              </w:rPr>
+              <w:t>uÉ</w:t>
+            </w:r>
+            <w:r>
+              <w:rPr>
+                <w:rFonts w:ascii="BRH Devanagari Extra" w:hAnsi="BRH Devanagari Extra" w:cs="BRH Devanagari Extra"/>
+                <w:color w:val="000000"/>
+                <w:sz w:val="32"/>
+                <w:szCs w:val="32"/>
+              </w:rPr>
+              <w:t>×þwÉh</w:t>
+            </w:r>
+            <w:r>
+              <w:rPr>
+                <w:rFonts w:ascii="BRH Devanagari Extra" w:hAnsi="BRH Devanagari Extra" w:cs="BRH Devanagari Extra"/>
+                <w:color w:val="000000"/>
+                <w:sz w:val="32"/>
+                <w:szCs w:val="32"/>
+                <w:highlight w:val="yellow"/>
+              </w:rPr>
+              <w:t>uÉ</w:t>
+            </w:r>
+            <w:r>
+              <w:rPr>
+                <w:rFonts w:ascii="BRH Malayalam Extra" w:hAnsi="BRH Malayalam Extra" w:cs="BRH Devanagari Extra"/>
+                <w:color w:val="000000"/>
+                <w:szCs w:val="32"/>
+                <w:highlight w:val="yellow"/>
+              </w:rPr>
+              <w:t>–</w:t>
+            </w:r>
+            <w:r>
+              <w:rPr>
+                <w:rFonts w:ascii="BRH Devanagari Extra" w:hAnsi="BRH Devanagari Extra" w:cs="BRH Devanagari Extra"/>
+                <w:color w:val="000000"/>
+                <w:sz w:val="32"/>
+                <w:szCs w:val="32"/>
+                <w:highlight w:val="yellow"/>
+              </w:rPr>
+              <w:t>xÉ</w:t>
+            </w:r>
+            <w:r>
+              <w:rPr>
+                <w:rFonts w:ascii="BRH Devanagari Extra" w:hAnsi="BRH Devanagari Extra" w:cs="BRH Devanagari Extra"/>
+                <w:color w:val="000000"/>
+                <w:sz w:val="32"/>
+                <w:szCs w:val="32"/>
+              </w:rPr>
+              <w:t>Ô rÉÉqÉå</w:t>
+            </w:r>
+            <w:r>
+              <w:rPr>
+                <w:rFonts w:ascii="BRH Malayalam Extra" w:hAnsi="BRH Malayalam Extra" w:cs="BRH Devanagari Extra"/>
+                <w:color w:val="000000"/>
+                <w:szCs w:val="32"/>
+              </w:rPr>
+              <w:t>–</w:t>
+            </w:r>
+            <w:r>
+              <w:rPr>
+                <w:rFonts w:ascii="BRH Devanagari Extra" w:hAnsi="BRH Devanagari Extra" w:cs="BRH Devanagari Extra"/>
+                <w:color w:val="000000"/>
+                <w:sz w:val="32"/>
+                <w:szCs w:val="32"/>
+              </w:rPr>
+              <w:t xml:space="preserve"> rÉÉqÉåþ uÉ×wÉh</w:t>
+            </w:r>
+            <w:r>
+              <w:rPr>
+                <w:rFonts w:ascii="BRH Devanagari Extra" w:hAnsi="BRH Devanagari Extra" w:cs="BRH Devanagari Extra"/>
+                <w:color w:val="000000"/>
+                <w:sz w:val="32"/>
+                <w:szCs w:val="32"/>
+                <w:highlight w:val="yellow"/>
+              </w:rPr>
+              <w:t>uÉ</w:t>
+            </w:r>
+            <w:r>
+              <w:rPr>
+                <w:rFonts w:ascii="BRH Malayalam Extra" w:hAnsi="BRH Malayalam Extra" w:cs="BRH Devanagari Extra"/>
+                <w:color w:val="000000"/>
+                <w:szCs w:val="32"/>
+              </w:rPr>
+              <w:t>–</w:t>
+            </w:r>
+            <w:r>
+              <w:rPr>
+                <w:rFonts w:ascii="BRH Devanagari Extra" w:hAnsi="BRH Devanagari Extra" w:cs="BRH Devanagari Extra"/>
+                <w:color w:val="000000"/>
+                <w:sz w:val="32"/>
+                <w:szCs w:val="32"/>
+                <w:highlight w:val="yellow"/>
+              </w:rPr>
+              <w:t>xÉÔ</w:t>
+            </w:r>
+            <w:r>
+              <w:rPr>
+                <w:rFonts w:ascii="BRH Devanagari Extra" w:hAnsi="BRH Devanagari Extra" w:cs="BRH Devanagari Extra"/>
+                <w:color w:val="000000"/>
+                <w:sz w:val="32"/>
+                <w:szCs w:val="32"/>
+              </w:rPr>
+              <w:t xml:space="preserve"> | </w:t>
+            </w:r>
+          </w:p>
+          <w:p>
+            <w:pPr>
+              <w:widowControl w:val="0"/>
+              <w:autoSpaceDE w:val="0"/>
+              <w:autoSpaceDN w:val="0"/>
+              <w:adjustRightInd w:val="0"/>
+              <w:spacing w:before="0" w:line="240" w:lineRule="auto"/>
+              <w:rPr>
+                <w:rFonts w:ascii="BRH Devanagari Extra" w:hAnsi="BRH Devanagari Extra" w:cs="BRH Devanagari Extra"/>
+                <w:sz w:val="32"/>
+                <w:szCs w:val="32"/>
+              </w:rPr>
+            </w:pPr>
+            <w:r>
+              <w:rPr>
+                <w:rFonts w:cs="BRH Devanagari Extra"/>
+                <w:szCs w:val="32"/>
+              </w:rPr>
+              <w:t>40</w:t>
+            </w:r>
+            <w:r>
+              <w:rPr>
+                <w:rFonts w:ascii="BRH Devanagari Extra" w:hAnsi="BRH Devanagari Extra" w:cs="BRH Devanagari Extra"/>
+                <w:sz w:val="32"/>
+                <w:szCs w:val="32"/>
+              </w:rPr>
+              <w:t>)</w:t>
+            </w:r>
+            <w:r>
+              <w:rPr>
+                <w:rFonts w:ascii="BRH Devanagari Extra" w:hAnsi="BRH Devanagari Extra" w:cs="BRH Devanagari Extra"/>
+                <w:sz w:val="32"/>
+                <w:szCs w:val="32"/>
+              </w:rPr>
+              <w:tab/>
+            </w:r>
+            <w:r>
+              <w:rPr>
+                <w:rFonts w:cs="BRH Devanagari Extra"/>
+                <w:szCs w:val="32"/>
+              </w:rPr>
+              <w:t>4</w:t>
+            </w:r>
+            <w:r>
+              <w:rPr>
+                <w:rFonts w:ascii="BRH Devanagari Extra" w:hAnsi="BRH Devanagari Extra" w:cs="BRH Devanagari Extra"/>
+                <w:sz w:val="32"/>
+                <w:szCs w:val="32"/>
+              </w:rPr>
+              <w:t>.</w:t>
+            </w:r>
+            <w:r>
+              <w:rPr>
+                <w:rFonts w:cs="BRH Devanagari Extra"/>
+                <w:szCs w:val="32"/>
+              </w:rPr>
+              <w:t>1</w:t>
+            </w:r>
+            <w:r>
+              <w:rPr>
+                <w:rFonts w:ascii="BRH Devanagari Extra" w:hAnsi="BRH Devanagari Extra" w:cs="BRH Devanagari Extra"/>
+                <w:sz w:val="32"/>
+                <w:szCs w:val="32"/>
+              </w:rPr>
+              <w:t>.</w:t>
+            </w:r>
+            <w:r>
+              <w:rPr>
+                <w:rFonts w:cs="BRH Devanagari Extra"/>
+                <w:szCs w:val="32"/>
+              </w:rPr>
+              <w:t>2</w:t>
+            </w:r>
+            <w:r>
+              <w:rPr>
+                <w:rFonts w:ascii="BRH Devanagari Extra" w:hAnsi="BRH Devanagari Extra" w:cs="BRH Devanagari Extra"/>
+                <w:sz w:val="32"/>
+                <w:szCs w:val="32"/>
+              </w:rPr>
+              <w:t>.</w:t>
+            </w:r>
+            <w:r>
+              <w:rPr>
+                <w:rFonts w:cs="BRH Devanagari Extra"/>
+                <w:szCs w:val="32"/>
+              </w:rPr>
+              <w:t>1</w:t>
+            </w:r>
+            <w:r>
+              <w:rPr>
+                <w:rFonts w:ascii="BRH Devanagari Extra" w:hAnsi="BRH Devanagari Extra" w:cs="BRH Devanagari Extra"/>
+                <w:sz w:val="32"/>
+                <w:szCs w:val="32"/>
+              </w:rPr>
+              <w:t>(</w:t>
+            </w:r>
+            <w:r>
+              <w:rPr>
+                <w:rFonts w:cs="BRH Devanagari Extra"/>
+                <w:szCs w:val="32"/>
+              </w:rPr>
+              <w:t>39</w:t>
+            </w:r>
+            <w:r>
+              <w:rPr>
+                <w:rFonts w:ascii="BRH Devanagari Extra" w:hAnsi="BRH Devanagari Extra" w:cs="BRH Devanagari Extra"/>
+                <w:sz w:val="32"/>
+                <w:szCs w:val="32"/>
+              </w:rPr>
+              <w:t>)- uÉ×</w:t>
+            </w:r>
+            <w:r>
+              <w:rPr>
+                <w:rFonts w:ascii="BRH Malayalam Extra" w:hAnsi="BRH Malayalam Extra" w:cs="BRH Devanagari Extra"/>
+                <w:szCs w:val="32"/>
+              </w:rPr>
+              <w:t>–</w:t>
+            </w:r>
+            <w:r>
+              <w:rPr>
+                <w:rFonts w:ascii="BRH Devanagari Extra" w:hAnsi="BRH Devanagari Extra" w:cs="BRH Devanagari Extra"/>
+                <w:sz w:val="32"/>
+                <w:szCs w:val="32"/>
+              </w:rPr>
+              <w:t>wÉ</w:t>
+            </w:r>
+            <w:r>
+              <w:rPr>
+                <w:rFonts w:ascii="BRH Malayalam Extra" w:hAnsi="BRH Malayalam Extra" w:cs="BRH Devanagari Extra"/>
+                <w:szCs w:val="32"/>
+              </w:rPr>
+              <w:t>–</w:t>
+            </w:r>
+            <w:r>
+              <w:rPr>
+                <w:rFonts w:ascii="BRH Devanagari Extra" w:hAnsi="BRH Devanagari Extra" w:cs="BRH Devanagari Extra"/>
+                <w:sz w:val="32"/>
+                <w:szCs w:val="32"/>
+              </w:rPr>
+              <w:t>h</w:t>
+            </w:r>
+            <w:r>
+              <w:rPr>
+                <w:rFonts w:ascii="BRH Devanagari Extra" w:hAnsi="BRH Devanagari Extra" w:cs="BRH Devanagari Extra"/>
+                <w:sz w:val="32"/>
+                <w:szCs w:val="32"/>
+                <w:highlight w:val="yellow"/>
+              </w:rPr>
+              <w:t>uÉ</w:t>
+            </w:r>
+            <w:r>
+              <w:rPr>
+                <w:rFonts w:ascii="BRH Malayalam Extra" w:hAnsi="BRH Malayalam Extra" w:cs="BRH Devanagari Extra"/>
+                <w:szCs w:val="32"/>
+                <w:highlight w:val="yellow"/>
+              </w:rPr>
+              <w:t>–</w:t>
+            </w:r>
+            <w:r>
+              <w:rPr>
+                <w:rFonts w:ascii="BRH Devanagari Extra" w:hAnsi="BRH Devanagari Extra" w:cs="BRH Devanagari Extra"/>
+                <w:sz w:val="32"/>
+                <w:szCs w:val="32"/>
+                <w:highlight w:val="yellow"/>
+              </w:rPr>
+              <w:t>xÉÔ</w:t>
+            </w:r>
+            <w:r>
+              <w:rPr>
+                <w:rFonts w:ascii="BRH Devanagari Extra" w:hAnsi="BRH Devanagari Extra" w:cs="BRH Devanagari Extra"/>
+                <w:sz w:val="32"/>
+                <w:szCs w:val="32"/>
+              </w:rPr>
+              <w:t xml:space="preserve"> ||</w:t>
+            </w:r>
+          </w:p>
+          <w:p>
+            <w:pPr>
+              <w:widowControl w:val="0"/>
+              <w:autoSpaceDE w:val="0"/>
+              <w:autoSpaceDN w:val="0"/>
+              <w:adjustRightInd w:val="0"/>
+              <w:spacing w:before="0" w:line="240" w:lineRule="auto"/>
+              <w:rPr>
+                <w:rFonts w:cs="BRH Malayalam Extra"/>
+                <w:color w:val="FF0000"/>
+                <w:szCs w:val="40"/>
+              </w:rPr>
+            </w:pPr>
+            <w:r>
+              <w:rPr>
+                <w:rFonts w:ascii="BRH Devanagari Extra" w:hAnsi="BRH Devanagari Extra" w:cs="BRH Devanagari Extra"/>
+                <w:color w:val="000000"/>
+                <w:sz w:val="32"/>
+                <w:szCs w:val="32"/>
+              </w:rPr>
+              <w:t>uÉ×</w:t>
+            </w:r>
+            <w:r>
+              <w:rPr>
+                <w:rFonts w:ascii="BRH Malayalam Extra" w:hAnsi="BRH Malayalam Extra" w:cs="BRH Devanagari Extra"/>
+                <w:color w:val="000000"/>
+                <w:szCs w:val="32"/>
+              </w:rPr>
+              <w:t>–</w:t>
+            </w:r>
+            <w:r>
+              <w:rPr>
+                <w:rFonts w:ascii="BRH Devanagari Extra" w:hAnsi="BRH Devanagari Extra" w:cs="BRH Devanagari Extra"/>
+                <w:color w:val="000000"/>
+                <w:sz w:val="32"/>
+                <w:szCs w:val="32"/>
+              </w:rPr>
+              <w:t>wÉ</w:t>
+            </w:r>
+            <w:r>
+              <w:rPr>
+                <w:rFonts w:ascii="BRH Malayalam Extra" w:hAnsi="BRH Malayalam Extra" w:cs="BRH Devanagari Extra"/>
+                <w:color w:val="000000"/>
+                <w:szCs w:val="32"/>
+              </w:rPr>
+              <w:t>–</w:t>
+            </w:r>
+            <w:r>
+              <w:rPr>
+                <w:rFonts w:ascii="BRH Devanagari Extra" w:hAnsi="BRH Devanagari Extra" w:cs="BRH Devanagari Extra"/>
+                <w:color w:val="000000"/>
+                <w:sz w:val="32"/>
+                <w:szCs w:val="32"/>
+              </w:rPr>
+              <w:t>huÉ</w:t>
+            </w:r>
+            <w:r>
+              <w:rPr>
+                <w:rFonts w:ascii="BRH Malayalam Extra" w:hAnsi="BRH Malayalam Extra" w:cs="BRH Devanagari Extra"/>
+                <w:color w:val="000000"/>
+                <w:szCs w:val="32"/>
+              </w:rPr>
+              <w:t>–</w:t>
+            </w:r>
+            <w:r>
+              <w:rPr>
+                <w:rFonts w:ascii="BRH Devanagari Extra" w:hAnsi="BRH Devanagari Extra" w:cs="BRH Devanagari Extra"/>
+                <w:color w:val="000000"/>
+                <w:sz w:val="32"/>
+                <w:szCs w:val="32"/>
+              </w:rPr>
+              <w:t>xÉÔ</w:t>
+            </w:r>
+            <w:r>
+              <w:rPr>
+                <w:rFonts w:ascii="BRH Malayalam Extra" w:hAnsi="BRH Malayalam Extra" w:cs="BRH Devanagari Extra"/>
+                <w:color w:val="000000"/>
+                <w:szCs w:val="32"/>
+              </w:rPr>
+              <w:t>–</w:t>
+            </w:r>
+            <w:r>
+              <w:rPr>
+                <w:rFonts w:ascii="BRH Devanagari Extra" w:hAnsi="BRH Devanagari Extra" w:cs="BRH Devanagari Extra"/>
+                <w:color w:val="000000"/>
+                <w:sz w:val="32"/>
+                <w:szCs w:val="32"/>
+              </w:rPr>
+              <w:t xml:space="preserve"> CÌiÉþ uÉ×wÉhÉç - uÉ</w:t>
+            </w:r>
+            <w:r>
+              <w:rPr>
+                <w:rFonts w:ascii="BRH Malayalam Extra" w:hAnsi="BRH Malayalam Extra" w:cs="BRH Devanagari Extra"/>
+                <w:color w:val="000000"/>
+                <w:szCs w:val="32"/>
+              </w:rPr>
+              <w:t>–</w:t>
+            </w:r>
+            <w:r>
+              <w:rPr>
+                <w:rFonts w:ascii="BRH Devanagari Extra" w:hAnsi="BRH Devanagari Extra" w:cs="BRH Devanagari Extra"/>
+                <w:color w:val="000000"/>
+                <w:sz w:val="32"/>
+                <w:szCs w:val="32"/>
+              </w:rPr>
+              <w:t>xÉÔ</w:t>
+            </w:r>
+            <w:r>
+              <w:rPr>
+                <w:rFonts w:ascii="BRH Malayalam Extra" w:hAnsi="BRH Malayalam Extra" w:cs="BRH Devanagari Extra"/>
+                <w:color w:val="000000"/>
+                <w:szCs w:val="32"/>
+              </w:rPr>
+              <w:t>–</w:t>
+            </w:r>
+            <w:r>
+              <w:rPr>
+                <w:rFonts w:ascii="BRH Devanagari Extra" w:hAnsi="BRH Devanagari Extra" w:cs="BRH Devanagari Extra"/>
+                <w:color w:val="000000"/>
+                <w:sz w:val="32"/>
+                <w:szCs w:val="32"/>
+              </w:rPr>
+              <w:t xml:space="preserve"> | </w:t>
+            </w:r>
+          </w:p>
+        </w:tc>
+        <w:tc>
+          <w:tcPr>
+            <w:tcW w:w="7371" w:type="dxa"/>
+            <w:tcBorders>
+              <w:top w:val="single" w:sz="4" w:space="0" w:color="000000"/>
+              <w:left w:val="single" w:sz="4" w:space="0" w:color="000000"/>
+              <w:bottom w:val="single" w:sz="4" w:space="0" w:color="000000"/>
+              <w:right w:val="single" w:sz="4" w:space="0" w:color="000000"/>
+            </w:tcBorders>
+          </w:tcPr>
+          <w:p>
+            <w:pPr>
+              <w:widowControl w:val="0"/>
+              <w:autoSpaceDE w:val="0"/>
+              <w:autoSpaceDN w:val="0"/>
+              <w:adjustRightInd w:val="0"/>
+              <w:spacing w:before="0" w:line="240" w:lineRule="auto"/>
+              <w:rPr>
+                <w:rFonts w:ascii="BRH Devanagari Extra" w:hAnsi="BRH Devanagari Extra" w:cs="BRH Devanagari Extra"/>
+                <w:color w:val="000000"/>
+                <w:sz w:val="32"/>
+                <w:szCs w:val="32"/>
+              </w:rPr>
+            </w:pPr>
+            <w:r>
+              <w:rPr>
+                <w:rFonts w:cs="BRH Devanagari Extra"/>
+                <w:color w:val="000000"/>
+                <w:szCs w:val="32"/>
+              </w:rPr>
+              <w:t>39</w:t>
+            </w:r>
+            <w:r>
+              <w:rPr>
+                <w:rFonts w:ascii="BRH Devanagari Extra" w:hAnsi="BRH Devanagari Extra" w:cs="BRH Devanagari Extra"/>
+                <w:color w:val="000000"/>
+                <w:sz w:val="32"/>
+                <w:szCs w:val="32"/>
+              </w:rPr>
+              <w:t>)</w:t>
+            </w:r>
+            <w:r>
+              <w:rPr>
+                <w:rFonts w:ascii="BRH Devanagari Extra" w:hAnsi="BRH Devanagari Extra" w:cs="BRH Devanagari Extra"/>
+                <w:color w:val="000000"/>
+                <w:sz w:val="32"/>
+                <w:szCs w:val="32"/>
+              </w:rPr>
+              <w:tab/>
+            </w:r>
+            <w:r>
+              <w:rPr>
+                <w:rFonts w:cs="BRH Devanagari Extra"/>
+                <w:color w:val="000000"/>
+                <w:szCs w:val="32"/>
+              </w:rPr>
+              <w:t>4</w:t>
+            </w:r>
+            <w:r>
+              <w:rPr>
+                <w:rFonts w:ascii="BRH Devanagari Extra" w:hAnsi="BRH Devanagari Extra" w:cs="BRH Devanagari Extra"/>
+                <w:color w:val="000000"/>
+                <w:sz w:val="32"/>
+                <w:szCs w:val="32"/>
+              </w:rPr>
+              <w:t>.</w:t>
+            </w:r>
+            <w:r>
+              <w:rPr>
+                <w:rFonts w:cs="BRH Devanagari Extra"/>
+                <w:color w:val="000000"/>
+                <w:szCs w:val="32"/>
+              </w:rPr>
+              <w:t>1</w:t>
+            </w:r>
+            <w:r>
+              <w:rPr>
+                <w:rFonts w:ascii="BRH Devanagari Extra" w:hAnsi="BRH Devanagari Extra" w:cs="BRH Devanagari Extra"/>
+                <w:color w:val="000000"/>
+                <w:sz w:val="32"/>
+                <w:szCs w:val="32"/>
+              </w:rPr>
+              <w:t>.</w:t>
+            </w:r>
+            <w:r>
+              <w:rPr>
+                <w:rFonts w:cs="BRH Devanagari Extra"/>
+                <w:color w:val="000000"/>
+                <w:szCs w:val="32"/>
+              </w:rPr>
+              <w:t>2</w:t>
+            </w:r>
+            <w:r>
+              <w:rPr>
+                <w:rFonts w:ascii="BRH Devanagari Extra" w:hAnsi="BRH Devanagari Extra" w:cs="BRH Devanagari Extra"/>
+                <w:color w:val="000000"/>
+                <w:sz w:val="32"/>
+                <w:szCs w:val="32"/>
+              </w:rPr>
+              <w:t>.</w:t>
+            </w:r>
+            <w:r>
+              <w:rPr>
+                <w:rFonts w:cs="BRH Devanagari Extra"/>
+                <w:color w:val="000000"/>
+                <w:szCs w:val="32"/>
+              </w:rPr>
+              <w:t>1</w:t>
+            </w:r>
+            <w:r>
+              <w:rPr>
+                <w:rFonts w:ascii="BRH Devanagari Extra" w:hAnsi="BRH Devanagari Extra" w:cs="BRH Devanagari Extra"/>
+                <w:color w:val="000000"/>
+                <w:sz w:val="32"/>
+                <w:szCs w:val="32"/>
+              </w:rPr>
+              <w:t>(</w:t>
+            </w:r>
+            <w:r>
+              <w:rPr>
+                <w:rFonts w:cs="BRH Devanagari Extra"/>
+                <w:color w:val="000000"/>
+                <w:szCs w:val="32"/>
+              </w:rPr>
+              <w:t>38</w:t>
+            </w:r>
+            <w:r>
+              <w:rPr>
+                <w:rFonts w:ascii="BRH Devanagari Extra" w:hAnsi="BRH Devanagari Extra" w:cs="BRH Devanagari Extra"/>
+                <w:color w:val="000000"/>
+                <w:sz w:val="32"/>
+                <w:szCs w:val="32"/>
+              </w:rPr>
+              <w:t>)- rÉÉqÉåÿ | uÉ×</w:t>
+            </w:r>
+            <w:r>
+              <w:rPr>
+                <w:rFonts w:ascii="BRH Malayalam Extra" w:hAnsi="BRH Malayalam Extra" w:cs="BRH Devanagari Extra"/>
+                <w:color w:val="000000"/>
+                <w:szCs w:val="32"/>
+              </w:rPr>
+              <w:t>–</w:t>
+            </w:r>
+            <w:r>
+              <w:rPr>
+                <w:rFonts w:ascii="BRH Devanagari Extra" w:hAnsi="BRH Devanagari Extra" w:cs="BRH Devanagari Extra"/>
+                <w:color w:val="000000"/>
+                <w:sz w:val="32"/>
+                <w:szCs w:val="32"/>
+              </w:rPr>
+              <w:t>wÉ</w:t>
+            </w:r>
+            <w:r>
+              <w:rPr>
+                <w:rFonts w:ascii="BRH Malayalam Extra" w:hAnsi="BRH Malayalam Extra" w:cs="BRH Devanagari Extra"/>
+                <w:color w:val="000000"/>
+                <w:szCs w:val="32"/>
+              </w:rPr>
+              <w:t>–</w:t>
+            </w:r>
+            <w:r>
+              <w:rPr>
+                <w:rFonts w:ascii="BRH Devanagari Extra" w:hAnsi="BRH Devanagari Extra" w:cs="BRH Devanagari Extra"/>
+                <w:color w:val="000000"/>
+                <w:sz w:val="32"/>
+                <w:szCs w:val="32"/>
+              </w:rPr>
+              <w:t>huÉ</w:t>
+            </w:r>
+            <w:r>
+              <w:rPr>
+                <w:rFonts w:ascii="BRH Malayalam Extra" w:hAnsi="BRH Malayalam Extra" w:cs="BRH Devanagari Extra"/>
+                <w:color w:val="EE0000"/>
+                <w:szCs w:val="32"/>
+                <w:highlight w:val="yellow"/>
+              </w:rPr>
+              <w:t>–</w:t>
+            </w:r>
+            <w:r>
+              <w:rPr>
+                <w:rFonts w:ascii="BRH Devanagari Extra" w:hAnsi="BRH Devanagari Extra" w:cs="BRH Devanagari Extra"/>
+                <w:sz w:val="32"/>
+                <w:szCs w:val="32"/>
+                <w:highlight w:val="green"/>
+              </w:rPr>
+              <w:t>xÉ</w:t>
+            </w:r>
+            <w:r>
+              <w:rPr>
+                <w:rFonts w:ascii="BRH Malayalam Extra" w:hAnsi="BRH Malayalam Extra" w:cs="BRH Devanagari Extra"/>
+                <w:color w:val="EE0000"/>
+                <w:szCs w:val="32"/>
+                <w:highlight w:val="green"/>
+              </w:rPr>
+              <w:t>–</w:t>
+            </w:r>
+            <w:r>
+              <w:rPr>
+                <w:rFonts w:ascii="BRH Devanagari Extra" w:hAnsi="BRH Devanagari Extra" w:cs="BRH Devanagari Extra"/>
+                <w:sz w:val="32"/>
+                <w:szCs w:val="32"/>
+                <w:highlight w:val="yellow"/>
+              </w:rPr>
+              <w:t>Ô</w:t>
+            </w:r>
+            <w:r>
+              <w:rPr>
+                <w:rFonts w:ascii="BRH Devanagari Extra" w:hAnsi="BRH Devanagari Extra" w:cs="BRH Devanagari Extra"/>
+                <w:color w:val="000000"/>
+                <w:sz w:val="32"/>
+                <w:szCs w:val="32"/>
+              </w:rPr>
+              <w:t xml:space="preserve"> ||</w:t>
+            </w:r>
+          </w:p>
+          <w:p>
+            <w:pPr>
+              <w:widowControl w:val="0"/>
+              <w:autoSpaceDE w:val="0"/>
+              <w:autoSpaceDN w:val="0"/>
+              <w:adjustRightInd w:val="0"/>
+              <w:spacing w:before="0" w:line="240" w:lineRule="auto"/>
+              <w:rPr>
+                <w:rFonts w:ascii="BRH Devanagari Extra" w:hAnsi="BRH Devanagari Extra" w:cs="BRH Devanagari Extra"/>
+                <w:color w:val="000000"/>
+                <w:sz w:val="32"/>
+                <w:szCs w:val="32"/>
+              </w:rPr>
+            </w:pPr>
+            <w:r>
+              <w:rPr>
+                <w:rFonts w:ascii="BRH Devanagari Extra" w:hAnsi="BRH Devanagari Extra" w:cs="BRH Devanagari Extra"/>
+                <w:color w:val="000000"/>
+                <w:sz w:val="32"/>
+                <w:szCs w:val="32"/>
+              </w:rPr>
+              <w:t>rÉÉqÉåþ uÉ×wÉh</w:t>
+            </w:r>
+            <w:r>
+              <w:rPr>
+                <w:rFonts w:ascii="BRH Devanagari Extra" w:hAnsi="BRH Devanagari Extra" w:cs="BRH Devanagari Extra"/>
+                <w:color w:val="000000"/>
+                <w:sz w:val="32"/>
+                <w:szCs w:val="32"/>
+                <w:highlight w:val="green"/>
+              </w:rPr>
+              <w:t>uÉ</w:t>
+            </w:r>
+            <w:r>
+              <w:rPr>
+                <w:rFonts w:ascii="BRH Devanagari Extra" w:hAnsi="BRH Devanagari Extra" w:cs="BRH Devanagari Extra"/>
+                <w:color w:val="000000"/>
+                <w:sz w:val="32"/>
+                <w:szCs w:val="32"/>
+              </w:rPr>
+              <w:t xml:space="preserve">xÉÔ </w:t>
+            </w:r>
+            <w:r>
+              <w:rPr>
+                <w:rFonts w:ascii="BRH Devanagari Extra" w:hAnsi="BRH Devanagari Extra" w:cs="BRH Devanagari Extra"/>
+                <w:color w:val="000000"/>
+                <w:sz w:val="32"/>
+                <w:szCs w:val="32"/>
+                <w:highlight w:val="green"/>
+              </w:rPr>
+              <w:t>uÉ</w:t>
+            </w:r>
+            <w:r>
+              <w:rPr>
+                <w:rFonts w:ascii="BRH Devanagari Extra" w:hAnsi="BRH Devanagari Extra" w:cs="BRH Devanagari Extra"/>
+                <w:color w:val="000000"/>
+                <w:sz w:val="32"/>
+                <w:szCs w:val="32"/>
+              </w:rPr>
+              <w:t>×wÉ</w:t>
+            </w:r>
+            <w:r>
+              <w:rPr>
+                <w:rFonts w:ascii="BRH Devanagari Extra" w:hAnsi="BRH Devanagari Extra" w:cs="BRH Devanagari Extra"/>
+                <w:color w:val="000000"/>
+                <w:sz w:val="32"/>
+                <w:szCs w:val="32"/>
+                <w:highlight w:val="green"/>
+              </w:rPr>
+              <w:t>huÉxÉÔ</w:t>
+            </w:r>
+            <w:r>
+              <w:rPr>
+                <w:rFonts w:ascii="BRH Malayalam Extra" w:hAnsi="BRH Malayalam Extra" w:cs="BRH Devanagari Extra"/>
+                <w:color w:val="000000"/>
+                <w:szCs w:val="32"/>
+                <w:highlight w:val="yellow"/>
+              </w:rPr>
+              <w:t>–</w:t>
+            </w:r>
+            <w:r>
+              <w:rPr>
+                <w:rFonts w:ascii="BRH Devanagari Extra" w:hAnsi="BRH Devanagari Extra" w:cs="BRH Devanagari Extra"/>
+                <w:color w:val="000000"/>
+                <w:sz w:val="32"/>
+                <w:szCs w:val="32"/>
+              </w:rPr>
+              <w:t xml:space="preserve"> rÉÉqÉå</w:t>
+            </w:r>
+            <w:r>
+              <w:rPr>
+                <w:rFonts w:ascii="BRH Malayalam Extra" w:hAnsi="BRH Malayalam Extra" w:cs="BRH Devanagari Extra"/>
+                <w:color w:val="000000"/>
+                <w:szCs w:val="32"/>
+              </w:rPr>
+              <w:t>–</w:t>
+            </w:r>
+            <w:r>
+              <w:rPr>
+                <w:rFonts w:ascii="BRH Devanagari Extra" w:hAnsi="BRH Devanagari Extra" w:cs="BRH Devanagari Extra"/>
+                <w:color w:val="000000"/>
+                <w:sz w:val="32"/>
+                <w:szCs w:val="32"/>
+              </w:rPr>
+              <w:t xml:space="preserve"> rÉÉqÉåþ uÉ×wÉh</w:t>
+            </w:r>
+            <w:r>
+              <w:rPr>
+                <w:rFonts w:ascii="BRH Devanagari Extra" w:hAnsi="BRH Devanagari Extra" w:cs="BRH Devanagari Extra"/>
+                <w:color w:val="000000"/>
+                <w:sz w:val="32"/>
+                <w:szCs w:val="32"/>
+                <w:highlight w:val="green"/>
+              </w:rPr>
+              <w:t>uÉxÉ</w:t>
+            </w:r>
+            <w:r>
+              <w:rPr>
+                <w:rFonts w:ascii="BRH Malayalam Extra" w:hAnsi="BRH Malayalam Extra" w:cs="BRH Devanagari Extra"/>
+                <w:color w:val="000000"/>
+                <w:szCs w:val="32"/>
+              </w:rPr>
+              <w:t>–</w:t>
+            </w:r>
+            <w:r>
+              <w:rPr>
+                <w:rFonts w:ascii="BRH Devanagari Extra" w:hAnsi="BRH Devanagari Extra" w:cs="BRH Devanagari Extra"/>
+                <w:color w:val="000000"/>
+                <w:sz w:val="32"/>
+                <w:szCs w:val="32"/>
+              </w:rPr>
+              <w:t xml:space="preserve">Ô | </w:t>
+            </w:r>
+          </w:p>
+          <w:p>
+            <w:pPr>
+              <w:widowControl w:val="0"/>
+              <w:autoSpaceDE w:val="0"/>
+              <w:autoSpaceDN w:val="0"/>
+              <w:adjustRightInd w:val="0"/>
+              <w:spacing w:before="0" w:line="240" w:lineRule="auto"/>
+              <w:rPr>
+                <w:rFonts w:ascii="BRH Devanagari Extra" w:hAnsi="BRH Devanagari Extra" w:cs="BRH Devanagari Extra"/>
+                <w:sz w:val="32"/>
+                <w:szCs w:val="32"/>
+              </w:rPr>
+            </w:pPr>
+            <w:r>
+              <w:rPr>
+                <w:rFonts w:cs="BRH Devanagari Extra"/>
+                <w:szCs w:val="32"/>
+              </w:rPr>
+              <w:t>40</w:t>
+            </w:r>
+            <w:r>
+              <w:rPr>
+                <w:rFonts w:ascii="BRH Devanagari Extra" w:hAnsi="BRH Devanagari Extra" w:cs="BRH Devanagari Extra"/>
+                <w:sz w:val="32"/>
+                <w:szCs w:val="32"/>
+              </w:rPr>
+              <w:t>)</w:t>
+            </w:r>
+            <w:r>
+              <w:rPr>
+                <w:rFonts w:ascii="BRH Devanagari Extra" w:hAnsi="BRH Devanagari Extra" w:cs="BRH Devanagari Extra"/>
+                <w:sz w:val="32"/>
+                <w:szCs w:val="32"/>
+              </w:rPr>
+              <w:tab/>
+            </w:r>
+            <w:r>
+              <w:rPr>
+                <w:rFonts w:cs="BRH Devanagari Extra"/>
+                <w:szCs w:val="32"/>
+              </w:rPr>
+              <w:t>4</w:t>
+            </w:r>
+            <w:r>
+              <w:rPr>
+                <w:rFonts w:ascii="BRH Devanagari Extra" w:hAnsi="BRH Devanagari Extra" w:cs="BRH Devanagari Extra"/>
+                <w:sz w:val="32"/>
+                <w:szCs w:val="32"/>
+              </w:rPr>
+              <w:t>.</w:t>
+            </w:r>
+            <w:r>
+              <w:rPr>
+                <w:rFonts w:cs="BRH Devanagari Extra"/>
+                <w:szCs w:val="32"/>
+              </w:rPr>
+              <w:t>1</w:t>
+            </w:r>
+            <w:r>
+              <w:rPr>
+                <w:rFonts w:ascii="BRH Devanagari Extra" w:hAnsi="BRH Devanagari Extra" w:cs="BRH Devanagari Extra"/>
+                <w:sz w:val="32"/>
+                <w:szCs w:val="32"/>
+              </w:rPr>
+              <w:t>.</w:t>
+            </w:r>
+            <w:r>
+              <w:rPr>
+                <w:rFonts w:cs="BRH Devanagari Extra"/>
+                <w:szCs w:val="32"/>
+              </w:rPr>
+              <w:t>2</w:t>
+            </w:r>
+            <w:r>
+              <w:rPr>
+                <w:rFonts w:ascii="BRH Devanagari Extra" w:hAnsi="BRH Devanagari Extra" w:cs="BRH Devanagari Extra"/>
+                <w:sz w:val="32"/>
+                <w:szCs w:val="32"/>
+              </w:rPr>
+              <w:t>.</w:t>
+            </w:r>
+            <w:r>
+              <w:rPr>
+                <w:rFonts w:cs="BRH Devanagari Extra"/>
+                <w:szCs w:val="32"/>
+              </w:rPr>
+              <w:t>1</w:t>
+            </w:r>
+            <w:r>
+              <w:rPr>
+                <w:rFonts w:ascii="BRH Devanagari Extra" w:hAnsi="BRH Devanagari Extra" w:cs="BRH Devanagari Extra"/>
+                <w:sz w:val="32"/>
+                <w:szCs w:val="32"/>
+              </w:rPr>
+              <w:t>(</w:t>
+            </w:r>
+            <w:r>
+              <w:rPr>
+                <w:rFonts w:cs="BRH Devanagari Extra"/>
+                <w:szCs w:val="32"/>
+              </w:rPr>
+              <w:t>39</w:t>
+            </w:r>
+            <w:r>
+              <w:rPr>
+                <w:rFonts w:ascii="BRH Devanagari Extra" w:hAnsi="BRH Devanagari Extra" w:cs="BRH Devanagari Extra"/>
+                <w:sz w:val="32"/>
+                <w:szCs w:val="32"/>
+              </w:rPr>
+              <w:t>)- uÉ×</w:t>
+            </w:r>
+            <w:r>
+              <w:rPr>
+                <w:rFonts w:ascii="BRH Malayalam Extra" w:hAnsi="BRH Malayalam Extra" w:cs="BRH Devanagari Extra"/>
+                <w:szCs w:val="32"/>
+              </w:rPr>
+              <w:t>–</w:t>
+            </w:r>
+            <w:r>
+              <w:rPr>
+                <w:rFonts w:ascii="BRH Devanagari Extra" w:hAnsi="BRH Devanagari Extra" w:cs="BRH Devanagari Extra"/>
+                <w:sz w:val="32"/>
+                <w:szCs w:val="32"/>
+              </w:rPr>
+              <w:t>wÉ</w:t>
+            </w:r>
+            <w:r>
+              <w:rPr>
+                <w:rFonts w:ascii="BRH Malayalam Extra" w:hAnsi="BRH Malayalam Extra" w:cs="BRH Devanagari Extra"/>
+                <w:szCs w:val="32"/>
+              </w:rPr>
+              <w:t>–</w:t>
+            </w:r>
+            <w:r>
+              <w:rPr>
+                <w:rFonts w:ascii="BRH Devanagari Extra" w:hAnsi="BRH Devanagari Extra" w:cs="BRH Devanagari Extra"/>
+                <w:sz w:val="32"/>
+                <w:szCs w:val="32"/>
+              </w:rPr>
+              <w:t>h</w:t>
+            </w:r>
+            <w:r>
+              <w:rPr>
+                <w:rFonts w:ascii="BRH Devanagari Extra" w:hAnsi="BRH Devanagari Extra" w:cs="BRH Devanagari Extra"/>
+                <w:sz w:val="32"/>
+                <w:szCs w:val="32"/>
+              </w:rPr>
+              <w:t>uÉ</w:t>
+            </w:r>
+            <w:r>
+              <w:rPr>
+                <w:rFonts w:ascii="BRH Malayalam Extra" w:hAnsi="BRH Malayalam Extra" w:cs="BRH Devanagari Extra"/>
+                <w:szCs w:val="32"/>
+                <w:highlight w:val="green"/>
+              </w:rPr>
+              <w:t>–</w:t>
+            </w:r>
+            <w:r>
+              <w:rPr>
+                <w:rFonts w:ascii="BRH Devanagari Extra" w:hAnsi="BRH Devanagari Extra" w:cs="BRH Devanagari Extra"/>
+                <w:sz w:val="32"/>
+                <w:szCs w:val="32"/>
+                <w:highlight w:val="green"/>
+              </w:rPr>
+              <w:t>xÉÔ</w:t>
+            </w:r>
+            <w:r>
+              <w:rPr>
+                <w:rFonts w:ascii="BRH Malayalam Extra" w:hAnsi="BRH Malayalam Extra" w:cs="BRH Devanagari Extra"/>
+                <w:color w:val="000000"/>
+                <w:szCs w:val="32"/>
+              </w:rPr>
+              <w:t>–</w:t>
+            </w:r>
+            <w:r>
+              <w:rPr>
+                <w:rFonts w:ascii="BRH Devanagari Extra" w:hAnsi="BRH Devanagari Extra" w:cs="BRH Devanagari Extra"/>
+                <w:sz w:val="32"/>
+                <w:szCs w:val="32"/>
+              </w:rPr>
+              <w:t xml:space="preserve"> ||</w:t>
+            </w:r>
+          </w:p>
+          <w:p>
+            <w:pPr>
+              <w:widowControl w:val="0"/>
+              <w:autoSpaceDE w:val="0"/>
+              <w:autoSpaceDN w:val="0"/>
+              <w:adjustRightInd w:val="0"/>
+              <w:spacing w:before="0" w:line="240" w:lineRule="auto"/>
+              <w:rPr>
+                <w:rFonts w:cs="BRH Malayalam Extra"/>
+                <w:color w:val="FF0000"/>
+                <w:szCs w:val="40"/>
+              </w:rPr>
+            </w:pPr>
+            <w:r>
+              <w:rPr>
+                <w:rFonts w:ascii="BRH Devanagari Extra" w:hAnsi="BRH Devanagari Extra" w:cs="BRH Devanagari Extra"/>
+                <w:color w:val="000000"/>
+                <w:sz w:val="32"/>
+                <w:szCs w:val="32"/>
+              </w:rPr>
+              <w:t>uÉ×</w:t>
+            </w:r>
+            <w:r>
+              <w:rPr>
+                <w:rFonts w:ascii="BRH Malayalam Extra" w:hAnsi="BRH Malayalam Extra" w:cs="BRH Devanagari Extra"/>
+                <w:color w:val="000000"/>
+                <w:szCs w:val="32"/>
+              </w:rPr>
+              <w:t>–</w:t>
+            </w:r>
+            <w:r>
+              <w:rPr>
+                <w:rFonts w:ascii="BRH Devanagari Extra" w:hAnsi="BRH Devanagari Extra" w:cs="BRH Devanagari Extra"/>
+                <w:color w:val="000000"/>
+                <w:sz w:val="32"/>
+                <w:szCs w:val="32"/>
+              </w:rPr>
+              <w:t>wÉ</w:t>
+            </w:r>
+            <w:r>
+              <w:rPr>
+                <w:rFonts w:ascii="BRH Malayalam Extra" w:hAnsi="BRH Malayalam Extra" w:cs="BRH Devanagari Extra"/>
+                <w:color w:val="000000"/>
+                <w:szCs w:val="32"/>
+              </w:rPr>
+              <w:t>–</w:t>
+            </w:r>
+            <w:r>
+              <w:rPr>
+                <w:rFonts w:ascii="BRH Devanagari Extra" w:hAnsi="BRH Devanagari Extra" w:cs="BRH Devanagari Extra"/>
+                <w:color w:val="000000"/>
+                <w:sz w:val="32"/>
+                <w:szCs w:val="32"/>
+              </w:rPr>
+              <w:t>huÉ</w:t>
+            </w:r>
+            <w:r>
+              <w:rPr>
+                <w:rFonts w:ascii="BRH Malayalam Extra" w:hAnsi="BRH Malayalam Extra" w:cs="BRH Devanagari Extra"/>
+                <w:color w:val="000000"/>
+                <w:szCs w:val="32"/>
+              </w:rPr>
+              <w:t>–</w:t>
+            </w:r>
+            <w:r>
+              <w:rPr>
+                <w:rFonts w:ascii="BRH Devanagari Extra" w:hAnsi="BRH Devanagari Extra" w:cs="BRH Devanagari Extra"/>
+                <w:color w:val="000000"/>
+                <w:sz w:val="32"/>
+                <w:szCs w:val="32"/>
+              </w:rPr>
+              <w:t>xÉÔ</w:t>
+            </w:r>
+            <w:r>
+              <w:rPr>
+                <w:rFonts w:ascii="BRH Malayalam Extra" w:hAnsi="BRH Malayalam Extra" w:cs="BRH Devanagari Extra"/>
+                <w:color w:val="000000"/>
+                <w:szCs w:val="32"/>
+              </w:rPr>
+              <w:t>–</w:t>
+            </w:r>
+            <w:r>
+              <w:rPr>
+                <w:rFonts w:ascii="BRH Devanagari Extra" w:hAnsi="BRH Devanagari Extra" w:cs="BRH Devanagari Extra"/>
+                <w:color w:val="000000"/>
+                <w:sz w:val="32"/>
+                <w:szCs w:val="32"/>
+              </w:rPr>
+              <w:t xml:space="preserve"> CÌiÉþ uÉ×wÉhÉç - uÉ</w:t>
+            </w:r>
+            <w:r>
+              <w:rPr>
+                <w:rFonts w:ascii="BRH Malayalam Extra" w:hAnsi="BRH Malayalam Extra" w:cs="BRH Devanagari Extra"/>
+                <w:color w:val="000000"/>
+                <w:szCs w:val="32"/>
+              </w:rPr>
+              <w:t>–</w:t>
+            </w:r>
+            <w:r>
+              <w:rPr>
+                <w:rFonts w:ascii="BRH Devanagari Extra" w:hAnsi="BRH Devanagari Extra" w:cs="BRH Devanagari Extra"/>
+                <w:color w:val="000000"/>
+                <w:sz w:val="32"/>
+                <w:szCs w:val="32"/>
+              </w:rPr>
+              <w:t>xÉÔ</w:t>
+            </w:r>
+            <w:r>
+              <w:rPr>
+                <w:rFonts w:ascii="BRH Malayalam Extra" w:hAnsi="BRH Malayalam Extra" w:cs="BRH Devanagari Extra"/>
+                <w:color w:val="000000"/>
+                <w:szCs w:val="32"/>
+              </w:rPr>
+              <w:t>–</w:t>
+            </w:r>
+            <w:r>
+              <w:rPr>
+                <w:rFonts w:ascii="BRH Devanagari Extra" w:hAnsi="BRH Devanagari Extra" w:cs="BRH Devanagari Extra"/>
+                <w:color w:val="000000"/>
+                <w:sz w:val="32"/>
+                <w:szCs w:val="32"/>
+              </w:rPr>
+              <w:t xml:space="preserve"> | </w:t>
+            </w:r>
+          </w:p>
+        </w:tc>
+      </w:tr>
+      <w:tr>
+        <w:trPr>
+          <w:trHeight w:val="1261"/>
+        </w:trPr>
+        <w:tc>
+          <w:tcPr>
+            <w:tcW w:w="7166" w:type="dxa"/>
+            <w:tcBorders>
+              <w:top w:val="single" w:sz="4" w:space="0" w:color="000000"/>
+              <w:left w:val="single" w:sz="4" w:space="0" w:color="000000"/>
+              <w:bottom w:val="single" w:sz="4" w:space="0" w:color="000000"/>
+              <w:right w:val="single" w:sz="4" w:space="0" w:color="000000"/>
+            </w:tcBorders>
+          </w:tcPr>
+          <w:p>
+            <w:pPr>
+              <w:widowControl w:val="0"/>
+              <w:autoSpaceDE w:val="0"/>
+              <w:autoSpaceDN w:val="0"/>
+              <w:adjustRightInd w:val="0"/>
+              <w:spacing w:before="0" w:line="240" w:lineRule="auto"/>
+              <w:rPr>
+                <w:rFonts w:ascii="BRH Devanagari Extra" w:hAnsi="BRH Devanagari Extra" w:cs="BRH Devanagari Extra"/>
+                <w:color w:val="000000"/>
+                <w:sz w:val="32"/>
+                <w:szCs w:val="32"/>
+              </w:rPr>
+            </w:pPr>
+            <w:r>
+              <w:rPr>
+                <w:rFonts w:cs="BRH Devanagari Extra"/>
+                <w:color w:val="000000"/>
+                <w:szCs w:val="32"/>
+              </w:rPr>
+              <w:t>14</w:t>
+            </w:r>
+            <w:r>
+              <w:rPr>
+                <w:rFonts w:ascii="BRH Devanagari Extra" w:hAnsi="BRH Devanagari Extra" w:cs="BRH Devanagari Extra"/>
+                <w:color w:val="000000"/>
+                <w:sz w:val="32"/>
+                <w:szCs w:val="32"/>
+              </w:rPr>
+              <w:t>)</w:t>
+            </w:r>
+            <w:r>
+              <w:rPr>
+                <w:rFonts w:ascii="BRH Devanagari Extra" w:hAnsi="BRH Devanagari Extra" w:cs="BRH Devanagari Extra"/>
+                <w:color w:val="000000"/>
+                <w:sz w:val="32"/>
+                <w:szCs w:val="32"/>
+              </w:rPr>
+              <w:tab/>
+            </w:r>
+            <w:r>
+              <w:rPr>
+                <w:rFonts w:cs="BRH Devanagari Extra"/>
+                <w:color w:val="000000"/>
+                <w:szCs w:val="32"/>
+              </w:rPr>
+              <w:t>4</w:t>
+            </w:r>
+            <w:r>
+              <w:rPr>
+                <w:rFonts w:ascii="BRH Devanagari Extra" w:hAnsi="BRH Devanagari Extra" w:cs="BRH Devanagari Extra"/>
+                <w:color w:val="000000"/>
+                <w:sz w:val="32"/>
+                <w:szCs w:val="32"/>
+              </w:rPr>
+              <w:t>.</w:t>
+            </w:r>
+            <w:r>
+              <w:rPr>
+                <w:rFonts w:cs="BRH Devanagari Extra"/>
+                <w:color w:val="000000"/>
+                <w:szCs w:val="32"/>
+              </w:rPr>
+              <w:t>1</w:t>
+            </w:r>
+            <w:r>
+              <w:rPr>
+                <w:rFonts w:ascii="BRH Devanagari Extra" w:hAnsi="BRH Devanagari Extra" w:cs="BRH Devanagari Extra"/>
+                <w:color w:val="000000"/>
+                <w:sz w:val="32"/>
+                <w:szCs w:val="32"/>
+              </w:rPr>
+              <w:t>.</w:t>
+            </w:r>
+            <w:r>
+              <w:rPr>
+                <w:rFonts w:cs="BRH Devanagari Extra"/>
+                <w:color w:val="000000"/>
+                <w:szCs w:val="32"/>
+              </w:rPr>
+              <w:t>4</w:t>
+            </w:r>
+            <w:r>
+              <w:rPr>
+                <w:rFonts w:ascii="BRH Devanagari Extra" w:hAnsi="BRH Devanagari Extra" w:cs="BRH Devanagari Extra"/>
+                <w:color w:val="000000"/>
+                <w:sz w:val="32"/>
+                <w:szCs w:val="32"/>
+              </w:rPr>
+              <w:t>.</w:t>
+            </w:r>
+            <w:r>
+              <w:rPr>
+                <w:rFonts w:cs="BRH Devanagari Extra"/>
+                <w:color w:val="000000"/>
+                <w:szCs w:val="32"/>
+              </w:rPr>
+              <w:t>3</w:t>
+            </w:r>
+            <w:r>
+              <w:rPr>
+                <w:rFonts w:ascii="BRH Devanagari Extra" w:hAnsi="BRH Devanagari Extra" w:cs="BRH Devanagari Extra"/>
+                <w:color w:val="000000"/>
+                <w:sz w:val="32"/>
+                <w:szCs w:val="32"/>
+              </w:rPr>
+              <w:t>(</w:t>
+            </w:r>
+            <w:r>
+              <w:rPr>
+                <w:rFonts w:cs="BRH Devanagari Extra"/>
+                <w:color w:val="000000"/>
+                <w:szCs w:val="32"/>
+              </w:rPr>
+              <w:t>12</w:t>
+            </w:r>
+            <w:r>
+              <w:rPr>
+                <w:rFonts w:ascii="BRH Devanagari Extra" w:hAnsi="BRH Devanagari Extra" w:cs="BRH Devanagari Extra"/>
+                <w:color w:val="000000"/>
+                <w:sz w:val="32"/>
+                <w:szCs w:val="32"/>
+              </w:rPr>
+              <w:t>)- uÉlÉ</w:t>
+            </w:r>
+            <w:r>
+              <w:rPr>
+                <w:rFonts w:ascii="BRH Malayalam Extra" w:hAnsi="BRH Malayalam Extra" w:cs="BRH Devanagari Extra"/>
+                <w:color w:val="000000"/>
+                <w:szCs w:val="32"/>
+              </w:rPr>
+              <w:t>–</w:t>
+            </w:r>
+            <w:r>
+              <w:rPr>
+                <w:rFonts w:ascii="BRH Devanagari Extra" w:hAnsi="BRH Devanagari Extra" w:cs="BRH Devanagari Extra"/>
+                <w:color w:val="000000"/>
+                <w:sz w:val="32"/>
+                <w:szCs w:val="32"/>
+              </w:rPr>
+              <w:t>xmÉiÉÏlÉçþ ||</w:t>
+            </w:r>
+          </w:p>
+          <w:p>
+            <w:pPr>
+              <w:widowControl w:val="0"/>
+              <w:autoSpaceDE w:val="0"/>
+              <w:autoSpaceDN w:val="0"/>
+              <w:adjustRightInd w:val="0"/>
+              <w:spacing w:before="0" w:line="240" w:lineRule="auto"/>
+              <w:rPr>
+                <w:rFonts w:cs="BRH Malayalam Extra"/>
+                <w:color w:val="FF0000"/>
+                <w:szCs w:val="40"/>
+              </w:rPr>
+            </w:pPr>
+            <w:r>
+              <w:rPr>
+                <w:rFonts w:ascii="BRH Devanagari Extra" w:hAnsi="BRH Devanagari Extra" w:cs="BRH Devanagari Extra"/>
+                <w:color w:val="000000"/>
+                <w:sz w:val="32"/>
+                <w:szCs w:val="32"/>
+              </w:rPr>
+              <w:t>uÉlÉ</w:t>
+            </w:r>
+            <w:r>
+              <w:rPr>
+                <w:rFonts w:ascii="BRH Malayalam Extra" w:hAnsi="BRH Malayalam Extra" w:cs="BRH Devanagari Extra"/>
+                <w:color w:val="000000"/>
+                <w:szCs w:val="32"/>
+              </w:rPr>
+              <w:t>–</w:t>
+            </w:r>
+            <w:r>
+              <w:rPr>
+                <w:rFonts w:ascii="BRH Devanagari Extra" w:hAnsi="BRH Devanagari Extra" w:cs="BRH Devanagari Extra"/>
+                <w:color w:val="000000"/>
+                <w:sz w:val="32"/>
+                <w:szCs w:val="32"/>
+              </w:rPr>
+              <w:t>xmÉiÉÏ</w:t>
+            </w:r>
+            <w:r>
+              <w:rPr>
+                <w:rFonts w:ascii="BRH Malayalam Extra" w:hAnsi="BRH Malayalam Extra" w:cs="BRH Devanagari Extra"/>
+                <w:color w:val="000000"/>
+                <w:szCs w:val="32"/>
+              </w:rPr>
+              <w:t>–</w:t>
+            </w:r>
+            <w:r>
+              <w:rPr>
+                <w:rFonts w:ascii="BRH Devanagari Extra" w:hAnsi="BRH Devanagari Extra" w:cs="BRH Devanagari Extra"/>
+                <w:color w:val="000000"/>
+                <w:sz w:val="32"/>
+                <w:szCs w:val="32"/>
+              </w:rPr>
+              <w:t>ÌlÉ</w:t>
+            </w:r>
+            <w:r>
+              <w:rPr>
+                <w:rFonts w:ascii="BRH Devanagari Extra" w:hAnsi="BRH Devanagari Extra" w:cs="BRH Devanagari Extra"/>
+                <w:color w:val="000000"/>
+                <w:sz w:val="32"/>
+                <w:szCs w:val="32"/>
+                <w:highlight w:val="yellow"/>
+              </w:rPr>
+              <w:t>ÌiÉþ</w:t>
+            </w:r>
+            <w:r>
+              <w:rPr>
+                <w:rFonts w:ascii="BRH Devanagari Extra" w:hAnsi="BRH Devanagari Extra" w:cs="BRH Devanagari Extra"/>
+                <w:color w:val="000000"/>
+                <w:sz w:val="32"/>
+                <w:szCs w:val="32"/>
+              </w:rPr>
+              <w:t xml:space="preserve"> uÉlÉ</w:t>
+            </w:r>
+            <w:r>
+              <w:rPr>
+                <w:rFonts w:ascii="BRH Malayalam Extra" w:hAnsi="BRH Malayalam Extra" w:cs="BRH Devanagari Extra"/>
+                <w:color w:val="000000"/>
+                <w:szCs w:val="32"/>
+              </w:rPr>
+              <w:t>–</w:t>
+            </w:r>
+            <w:r>
+              <w:rPr>
+                <w:rFonts w:ascii="BRH Devanagari Extra" w:hAnsi="BRH Devanagari Extra" w:cs="BRH Devanagari Extra"/>
+                <w:color w:val="000000"/>
+                <w:sz w:val="32"/>
+                <w:szCs w:val="32"/>
+              </w:rPr>
+              <w:t xml:space="preserve">xmÉiÉÏlÉçþ | </w:t>
+            </w:r>
+          </w:p>
+        </w:tc>
+        <w:tc>
+          <w:tcPr>
+            <w:tcW w:w="7371" w:type="dxa"/>
+            <w:tcBorders>
+              <w:top w:val="single" w:sz="4" w:space="0" w:color="000000"/>
+              <w:left w:val="single" w:sz="4" w:space="0" w:color="000000"/>
+              <w:bottom w:val="single" w:sz="4" w:space="0" w:color="000000"/>
+              <w:right w:val="single" w:sz="4" w:space="0" w:color="000000"/>
+            </w:tcBorders>
+          </w:tcPr>
+          <w:p>
+            <w:pPr>
+              <w:widowControl w:val="0"/>
+              <w:autoSpaceDE w:val="0"/>
+              <w:autoSpaceDN w:val="0"/>
+              <w:adjustRightInd w:val="0"/>
+              <w:spacing w:before="0" w:line="240" w:lineRule="auto"/>
+              <w:rPr>
+                <w:rFonts w:ascii="BRH Devanagari Extra" w:hAnsi="BRH Devanagari Extra" w:cs="BRH Devanagari Extra"/>
+                <w:color w:val="000000"/>
+                <w:sz w:val="32"/>
+                <w:szCs w:val="32"/>
+              </w:rPr>
+            </w:pPr>
+            <w:r>
+              <w:rPr>
+                <w:rFonts w:cs="BRH Devanagari Extra"/>
+                <w:color w:val="000000"/>
+                <w:szCs w:val="32"/>
+              </w:rPr>
+              <w:t>14</w:t>
+            </w:r>
+            <w:r>
+              <w:rPr>
+                <w:rFonts w:ascii="BRH Devanagari Extra" w:hAnsi="BRH Devanagari Extra" w:cs="BRH Devanagari Extra"/>
+                <w:color w:val="000000"/>
+                <w:sz w:val="32"/>
+                <w:szCs w:val="32"/>
+              </w:rPr>
+              <w:t>)</w:t>
+            </w:r>
+            <w:r>
+              <w:rPr>
+                <w:rFonts w:ascii="BRH Devanagari Extra" w:hAnsi="BRH Devanagari Extra" w:cs="BRH Devanagari Extra"/>
+                <w:color w:val="000000"/>
+                <w:sz w:val="32"/>
+                <w:szCs w:val="32"/>
+              </w:rPr>
+              <w:tab/>
+            </w:r>
+            <w:r>
+              <w:rPr>
+                <w:rFonts w:cs="BRH Devanagari Extra"/>
+                <w:color w:val="000000"/>
+                <w:szCs w:val="32"/>
+              </w:rPr>
+              <w:t>4</w:t>
+            </w:r>
+            <w:r>
+              <w:rPr>
+                <w:rFonts w:ascii="BRH Devanagari Extra" w:hAnsi="BRH Devanagari Extra" w:cs="BRH Devanagari Extra"/>
+                <w:color w:val="000000"/>
+                <w:sz w:val="32"/>
+                <w:szCs w:val="32"/>
+              </w:rPr>
+              <w:t>.</w:t>
+            </w:r>
+            <w:r>
+              <w:rPr>
+                <w:rFonts w:cs="BRH Devanagari Extra"/>
+                <w:color w:val="000000"/>
+                <w:szCs w:val="32"/>
+              </w:rPr>
+              <w:t>1</w:t>
+            </w:r>
+            <w:r>
+              <w:rPr>
+                <w:rFonts w:ascii="BRH Devanagari Extra" w:hAnsi="BRH Devanagari Extra" w:cs="BRH Devanagari Extra"/>
+                <w:color w:val="000000"/>
+                <w:sz w:val="32"/>
+                <w:szCs w:val="32"/>
+              </w:rPr>
+              <w:t>.</w:t>
+            </w:r>
+            <w:r>
+              <w:rPr>
+                <w:rFonts w:cs="BRH Devanagari Extra"/>
+                <w:color w:val="000000"/>
+                <w:szCs w:val="32"/>
+              </w:rPr>
+              <w:t>4</w:t>
+            </w:r>
+            <w:r>
+              <w:rPr>
+                <w:rFonts w:ascii="BRH Devanagari Extra" w:hAnsi="BRH Devanagari Extra" w:cs="BRH Devanagari Extra"/>
+                <w:color w:val="000000"/>
+                <w:sz w:val="32"/>
+                <w:szCs w:val="32"/>
+              </w:rPr>
+              <w:t>.</w:t>
+            </w:r>
+            <w:r>
+              <w:rPr>
+                <w:rFonts w:cs="BRH Devanagari Extra"/>
+                <w:color w:val="000000"/>
+                <w:szCs w:val="32"/>
+              </w:rPr>
+              <w:t>3</w:t>
+            </w:r>
+            <w:r>
+              <w:rPr>
+                <w:rFonts w:ascii="BRH Devanagari Extra" w:hAnsi="BRH Devanagari Extra" w:cs="BRH Devanagari Extra"/>
+                <w:color w:val="000000"/>
+                <w:sz w:val="32"/>
+                <w:szCs w:val="32"/>
+              </w:rPr>
+              <w:t>(</w:t>
+            </w:r>
+            <w:r>
+              <w:rPr>
+                <w:rFonts w:cs="BRH Devanagari Extra"/>
+                <w:color w:val="000000"/>
+                <w:szCs w:val="32"/>
+              </w:rPr>
+              <w:t>12</w:t>
+            </w:r>
+            <w:r>
+              <w:rPr>
+                <w:rFonts w:ascii="BRH Devanagari Extra" w:hAnsi="BRH Devanagari Extra" w:cs="BRH Devanagari Extra"/>
+                <w:color w:val="000000"/>
+                <w:sz w:val="32"/>
+                <w:szCs w:val="32"/>
+              </w:rPr>
+              <w:t>)- uÉlÉ</w:t>
+            </w:r>
+            <w:r>
+              <w:rPr>
+                <w:rFonts w:ascii="BRH Malayalam Extra" w:hAnsi="BRH Malayalam Extra" w:cs="BRH Devanagari Extra"/>
+                <w:color w:val="000000"/>
+                <w:szCs w:val="32"/>
+              </w:rPr>
+              <w:t>–</w:t>
+            </w:r>
+            <w:r>
+              <w:rPr>
+                <w:rFonts w:ascii="BRH Devanagari Extra" w:hAnsi="BRH Devanagari Extra" w:cs="BRH Devanagari Extra"/>
+                <w:color w:val="000000"/>
+                <w:sz w:val="32"/>
+                <w:szCs w:val="32"/>
+              </w:rPr>
+              <w:t>xmÉiÉÏlÉçþ ||</w:t>
+            </w:r>
+          </w:p>
+          <w:p>
+            <w:pPr>
+              <w:widowControl w:val="0"/>
+              <w:autoSpaceDE w:val="0"/>
+              <w:autoSpaceDN w:val="0"/>
+              <w:adjustRightInd w:val="0"/>
+              <w:spacing w:before="0" w:line="240" w:lineRule="auto"/>
+              <w:rPr>
+                <w:rFonts w:cs="BRH Malayalam Extra"/>
+                <w:color w:val="FF0000"/>
+                <w:szCs w:val="40"/>
+              </w:rPr>
+            </w:pPr>
+            <w:r>
+              <w:rPr>
+                <w:rFonts w:ascii="BRH Devanagari Extra" w:hAnsi="BRH Devanagari Extra" w:cs="BRH Devanagari Extra"/>
+                <w:color w:val="000000"/>
+                <w:sz w:val="32"/>
+                <w:szCs w:val="32"/>
+              </w:rPr>
+              <w:t>uÉlÉ</w:t>
+            </w:r>
+            <w:r>
+              <w:rPr>
+                <w:rFonts w:ascii="BRH Malayalam Extra" w:hAnsi="BRH Malayalam Extra" w:cs="BRH Devanagari Extra"/>
+                <w:color w:val="000000"/>
+                <w:szCs w:val="32"/>
+              </w:rPr>
+              <w:t>–</w:t>
+            </w:r>
+            <w:r>
+              <w:rPr>
+                <w:rFonts w:ascii="BRH Devanagari Extra" w:hAnsi="BRH Devanagari Extra" w:cs="BRH Devanagari Extra"/>
+                <w:color w:val="000000"/>
+                <w:sz w:val="32"/>
+                <w:szCs w:val="32"/>
+              </w:rPr>
+              <w:t>xmÉiÉÏ</w:t>
+            </w:r>
+            <w:r>
+              <w:rPr>
+                <w:rFonts w:ascii="BRH Malayalam Extra" w:hAnsi="BRH Malayalam Extra" w:cs="BRH Devanagari Extra"/>
+                <w:color w:val="000000"/>
+                <w:szCs w:val="32"/>
+              </w:rPr>
+              <w:t>–</w:t>
+            </w:r>
+            <w:r>
+              <w:rPr>
+                <w:rFonts w:ascii="BRH Devanagari Extra" w:hAnsi="BRH Devanagari Extra" w:cs="BRH Devanagari Extra"/>
+                <w:color w:val="000000"/>
+                <w:sz w:val="32"/>
+                <w:szCs w:val="32"/>
+              </w:rPr>
+              <w:t>ÌlÉ</w:t>
+            </w:r>
+            <w:r>
+              <w:rPr>
+                <w:rFonts w:ascii="BRH Devanagari Extra" w:hAnsi="BRH Devanagari Extra" w:cs="BRH Devanagari Extra"/>
+                <w:color w:val="000000"/>
+                <w:sz w:val="32"/>
+                <w:szCs w:val="32"/>
+                <w:highlight w:val="green"/>
+              </w:rPr>
+              <w:t>ÌiÉ</w:t>
+            </w:r>
+            <w:r>
+              <w:rPr>
+                <w:rFonts w:ascii="BRH Malayalam Extra" w:hAnsi="BRH Malayalam Extra" w:cs="BRH Devanagari Extra"/>
+                <w:color w:val="000000"/>
+                <w:szCs w:val="32"/>
+              </w:rPr>
+              <w:t>–</w:t>
+            </w:r>
+            <w:r>
+              <w:rPr>
+                <w:rFonts w:ascii="BRH Devanagari Extra" w:hAnsi="BRH Devanagari Extra" w:cs="BRH Devanagari Extra"/>
+                <w:color w:val="000000"/>
+                <w:sz w:val="32"/>
+                <w:szCs w:val="32"/>
+              </w:rPr>
+              <w:t xml:space="preserve"> uÉlÉ</w:t>
+            </w:r>
+            <w:r>
+              <w:rPr>
+                <w:rFonts w:ascii="BRH Malayalam Extra" w:hAnsi="BRH Malayalam Extra" w:cs="BRH Devanagari Extra"/>
+                <w:color w:val="000000"/>
+                <w:szCs w:val="32"/>
+              </w:rPr>
+              <w:t>–</w:t>
+            </w:r>
+            <w:r>
+              <w:rPr>
+                <w:rFonts w:ascii="BRH Devanagari Extra" w:hAnsi="BRH Devanagari Extra" w:cs="BRH Devanagari Extra"/>
+                <w:color w:val="000000"/>
+                <w:sz w:val="32"/>
+                <w:szCs w:val="32"/>
+              </w:rPr>
+              <w:t xml:space="preserve">xmÉiÉÏlÉçþ | </w:t>
+            </w:r>
+          </w:p>
+        </w:tc>
+      </w:tr>
+      <w:tr>
+        <w:trPr>
+          <w:trHeight w:val="771"/>
+        </w:trPr>
+        <w:tc>
+          <w:tcPr>
+            <w:tcW w:w="7166" w:type="dxa"/>
+            <w:tcBorders>
+              <w:top w:val="single" w:sz="4" w:space="0" w:color="000000"/>
+              <w:left w:val="single" w:sz="4" w:space="0" w:color="000000"/>
+              <w:bottom w:val="single" w:sz="4" w:space="0" w:color="000000"/>
+              <w:right w:val="single" w:sz="4" w:space="0" w:color="000000"/>
+            </w:tcBorders>
+          </w:tcPr>
+          <w:p>
+            <w:pPr>
+              <w:widowControl w:val="0"/>
+              <w:autoSpaceDE w:val="0"/>
+              <w:autoSpaceDN w:val="0"/>
+              <w:adjustRightInd w:val="0"/>
+              <w:spacing w:before="0" w:line="240" w:lineRule="auto"/>
+              <w:rPr>
+                <w:rFonts w:cs="BRH Malayalam Extra"/>
+                <w:color w:val="FF0000"/>
+                <w:szCs w:val="40"/>
+              </w:rPr>
+            </w:pPr>
+          </w:p>
+        </w:tc>
+        <w:tc>
+          <w:tcPr>
+            <w:tcW w:w="7371" w:type="dxa"/>
+            <w:tcBorders>
+              <w:top w:val="single" w:sz="4" w:space="0" w:color="000000"/>
+              <w:left w:val="single" w:sz="4" w:space="0" w:color="000000"/>
+              <w:bottom w:val="single" w:sz="4" w:space="0" w:color="000000"/>
+              <w:right w:val="single" w:sz="4" w:space="0" w:color="000000"/>
+            </w:tcBorders>
+          </w:tcPr>
+          <w:p>
+            <w:pPr>
+              <w:widowControl w:val="0"/>
+              <w:autoSpaceDE w:val="0"/>
+              <w:autoSpaceDN w:val="0"/>
+              <w:adjustRightInd w:val="0"/>
+              <w:spacing w:before="0" w:line="240" w:lineRule="auto"/>
+              <w:rPr>
+                <w:rFonts w:cs="BRH Malayalam Extra"/>
+                <w:color w:val="FF0000"/>
+                <w:szCs w:val="40"/>
+              </w:rPr>
+            </w:pPr>
+          </w:p>
+        </w:tc>
+      </w:tr>
+    </w:tbl>
+    <w:p>
+      <w:pPr>
+        <w:spacing w:before="0" w:line="240" w:lineRule="auto"/>
+        <w:jc w:val="center"/>
+        <w:rPr>
+          <w:b/>
+          <w:bCs/>
+          <w:sz w:val="32"/>
+          <w:szCs w:val="32"/>
+          <w:u w:val="single"/>
+        </w:rPr>
+      </w:pPr>
+    </w:p>
     <w:p>
       <w:pPr>
         <w:spacing w:before="0" w:line="240" w:lineRule="auto"/>
@@ -756,6 +2888,7 @@
                 <w:color w:val="000000"/>
                 <w:szCs w:val="32"/>
               </w:rPr>
+              <w:lastRenderedPageBreak/>
               <w:t>12</w:t>
             </w:r>
             <w:r>
@@ -2578,7 +4711,6 @@
                 <w:color w:val="000000"/>
                 <w:szCs w:val="32"/>
               </w:rPr>
-              <w:lastRenderedPageBreak/>
               <w:t>69</w:t>
             </w:r>
             <w:r>
@@ -3592,6 +5724,7 @@
                 <w:szCs w:val="32"/>
                 <w:lang w:val="it-IT"/>
               </w:rPr>
+              <w:lastRenderedPageBreak/>
               <w:t>8</w:t>
             </w:r>
             <w:r>
@@ -5034,7 +7167,6 @@
                 <w:szCs w:val="32"/>
                 <w:lang w:val="it-IT"/>
               </w:rPr>
-              <w:lastRenderedPageBreak/>
               <w:t>16</w:t>
             </w:r>
             <w:r>
@@ -6845,6 +8977,7 @@
                 <w:color w:val="000000"/>
                 <w:szCs w:val="32"/>
               </w:rPr>
+              <w:lastRenderedPageBreak/>
               <w:t>2</w:t>
             </w:r>
             <w:r>
@@ -8111,7 +10244,6 @@
                 <w:color w:val="000000"/>
                 <w:szCs w:val="32"/>
               </w:rPr>
-              <w:lastRenderedPageBreak/>
               <w:t>17</w:t>
             </w:r>
             <w:r>
@@ -8350,7 +10482,6 @@
                 <w:color w:val="000000"/>
                 <w:szCs w:val="32"/>
               </w:rPr>
-              <w:lastRenderedPageBreak/>
               <w:t>15</w:t>
             </w:r>
             <w:r>
@@ -9070,7 +11201,6 @@
                 <w:color w:val="000000"/>
                 <w:szCs w:val="32"/>
               </w:rPr>
-              <w:lastRenderedPageBreak/>
               <w:t>17</w:t>
             </w:r>
             <w:r>
@@ -9317,7 +11447,6 @@
                 <w:szCs w:val="32"/>
                 <w:lang w:val="it-IT"/>
               </w:rPr>
-              <w:lastRenderedPageBreak/>
               <w:t>44</w:t>
             </w:r>
             <w:r>
@@ -10308,6 +12437,7 @@
                 <w:szCs w:val="32"/>
                 <w:lang w:val="it-IT"/>
               </w:rPr>
+              <w:lastRenderedPageBreak/>
               <w:t>51</w:t>
             </w:r>
             <w:r>
@@ -11201,7 +13331,6 @@
                 <w:szCs w:val="32"/>
                 <w:lang w:val="it-IT"/>
               </w:rPr>
-              <w:lastRenderedPageBreak/>
               <w:t>5</w:t>
             </w:r>
             <w:r>
@@ -14390,6 +16519,7 @@
                 <w:szCs w:val="32"/>
                 <w:lang w:val="it-IT"/>
               </w:rPr>
+              <w:lastRenderedPageBreak/>
               <w:t>A</w:t>
             </w:r>
             <w:r>
@@ -14457,6 +16587,7 @@
                 <w:szCs w:val="32"/>
                 <w:lang w:val="it-IT"/>
               </w:rPr>
+              <w:lastRenderedPageBreak/>
               <w:t>7</w:t>
             </w:r>
             <w:r>
@@ -14900,6 +17031,7 @@
                 <w:szCs w:val="32"/>
                 <w:lang w:val="it-IT"/>
               </w:rPr>
+              <w:lastRenderedPageBreak/>
               <w:t>A</w:t>
             </w:r>
             <w:r>
@@ -14981,6 +17113,7 @@
                 <w:szCs w:val="32"/>
                 <w:lang w:val="it-IT"/>
               </w:rPr>
+              <w:lastRenderedPageBreak/>
               <w:t>6</w:t>
             </w:r>
             <w:r>
@@ -15583,7 +17716,6 @@
                 <w:szCs w:val="32"/>
                 <w:lang w:val="it-IT"/>
               </w:rPr>
-              <w:lastRenderedPageBreak/>
               <w:t>29</w:t>
             </w:r>
             <w:r>
@@ -17993,6 +20125,7 @@
                 <w:szCs w:val="32"/>
                 <w:lang w:val="it-IT"/>
               </w:rPr>
+              <w:lastRenderedPageBreak/>
               <w:t>33</w:t>
             </w:r>
             <w:r>
@@ -19163,7 +21296,6 @@
                 <w:szCs w:val="32"/>
                 <w:lang w:val="it-IT"/>
               </w:rPr>
-              <w:lastRenderedPageBreak/>
               <w:t>15</w:t>
             </w:r>
             <w:r>
@@ -20971,6 +23103,7 @@
                 <w:szCs w:val="32"/>
                 <w:lang w:val="it-IT"/>
               </w:rPr>
+              <w:lastRenderedPageBreak/>
               <w:t>44</w:t>
             </w:r>
             <w:r>
@@ -23097,7 +25230,6 @@
                 <w:szCs w:val="32"/>
                 <w:lang w:val="it-IT"/>
               </w:rPr>
-              <w:lastRenderedPageBreak/>
               <w:t>20</w:t>
             </w:r>
             <w:r>
@@ -23681,7 +25813,6 @@
                 <w:szCs w:val="32"/>
                 <w:lang w:val="it-IT"/>
               </w:rPr>
-              <w:lastRenderedPageBreak/>
               <w:t>20</w:t>
             </w:r>
             <w:r>
@@ -24250,6 +26381,7 @@
                 <w:sz w:val="32"/>
                 <w:szCs w:val="32"/>
               </w:rPr>
+              <w:lastRenderedPageBreak/>
               <w:t>Section, Paragraph</w:t>
             </w:r>
           </w:p>
@@ -24504,7 +26636,7 @@
 </file>
 
 <file path=word/endnotes.xml><?xml version="1.0" encoding="utf-8"?>
-<w:endnotes xmlns:wpc="http://schemas.microsoft.com/office/word/2010/wordprocessingCanvas" xmlns:cx="http://schemas.microsoft.com/office/drawing/2014/chartex" xmlns:cx1="http://schemas.microsoft.com/office/drawing/2015/9/8/chartex" xmlns:cx2="http://schemas.microsoft.com/office/drawing/2015/10/21/chartex" xmlns:cx3="http://schemas.microsoft.com/office/drawing/2016/5/9/chartex" xmlns:cx4="http://schemas.microsoft.com/office/drawing/2016/5/10/chartex" xmlns:cx5="http://schemas.microsoft.com/office/drawing/2016/5/11/chartex" xmlns:cx6="http://schemas.microsoft.com/office/drawing/2016/5/12/chartex" xmlns:cx7="http://schemas.microsoft.com/office/drawing/2016/5/13/chartex" xmlns:cx8="http://schemas.microsoft.com/office/drawing/2016/5/14/chartex" xmlns:mc="http://schemas.openxmlformats.org/markup-compatibility/2006" xmlns:aink="http://schemas.microsoft.com/office/drawing/2016/ink" xmlns:am3d="http://schemas.microsoft.com/office/drawing/2017/model3d" xmlns:o="urn:schemas-microsoft-com:office:office" xmlns:oel="http://schemas.microsoft.com/office/2019/extlst" xmlns:r="http://schemas.openxmlformats.org/officeDocument/2006/relationships" xmlns:m="http://schemas.openxmlformats.org/officeDocument/2006/math" xmlns:v="urn:schemas-microsoft-com:vml" xmlns:wp14="http://schemas.microsoft.com/office/word/2010/wordprocessingDrawing" xmlns:wp="http://schemas.openxmlformats.org/drawingml/2006/wordprocessingDrawing" xmlns:w10="urn:schemas-microsoft-com:office:word" xmlns:w="http://schemas.openxmlformats.org/wordprocessingml/2006/main" xmlns:w14="http://schemas.microsoft.com/office/word/2010/wordml" xmlns:w15="http://schemas.microsoft.com/office/word/2012/wordml" xmlns:w16cex="http://schemas.microsoft.com/office/word/2018/wordml/cex" xmlns:w16cid="http://schemas.microsoft.com/office/word/2016/wordml/cid" xmlns:w16="http://schemas.microsoft.com/office/word/2018/wordml" xmlns:w16sdtdh="http://schemas.microsoft.com/office/word/2020/wordml/sdtdatahash" xmlns:w16se="http://schemas.microsoft.com/office/word/2015/wordml/symex" xmlns:wpg="http://schemas.microsoft.com/office/word/2010/wordprocessingGroup" xmlns:wpi="http://schemas.microsoft.com/office/word/2010/wordprocessingInk" xmlns:wne="http://schemas.microsoft.com/office/word/2006/wordml" xmlns:wps="http://schemas.microsoft.com/office/word/2010/wordprocessingShape" mc:Ignorable="w14 w15 w16se w16cid w16 w16cex w16sdtdh wp14">
+<w:endnotes xmlns:wpc="http://schemas.microsoft.com/office/word/2010/wordprocessingCanvas" xmlns:cx="http://schemas.microsoft.com/office/drawing/2014/chartex" xmlns:cx1="http://schemas.microsoft.com/office/drawing/2015/9/8/chartex" xmlns:cx2="http://schemas.microsoft.com/office/drawing/2015/10/21/chartex" xmlns:cx3="http://schemas.microsoft.com/office/drawing/2016/5/9/chartex" xmlns:cx4="http://schemas.microsoft.com/office/drawing/2016/5/10/chartex" xmlns:cx5="http://schemas.microsoft.com/office/drawing/2016/5/11/chartex" xmlns:cx6="http://schemas.microsoft.com/office/drawing/2016/5/12/chartex" xmlns:cx7="http://schemas.microsoft.com/office/drawing/2016/5/13/chartex" xmlns:cx8="http://schemas.microsoft.com/office/drawing/2016/5/14/chartex" xmlns:mc="http://schemas.openxmlformats.org/markup-compatibility/2006" xmlns:aink="http://schemas.microsoft.com/office/drawing/2016/ink" xmlns:am3d="http://schemas.microsoft.com/office/drawing/2017/model3d" xmlns:o="urn:schemas-microsoft-com:office:office" xmlns:oel="http://schemas.microsoft.com/office/2019/extlst" xmlns:r="http://schemas.openxmlformats.org/officeDocument/2006/relationships" xmlns:m="http://schemas.openxmlformats.org/officeDocument/2006/math" xmlns:v="urn:schemas-microsoft-com:vml" xmlns:wp14="http://schemas.microsoft.com/office/word/2010/wordprocessingDrawing" xmlns:wp="http://schemas.openxmlformats.org/drawingml/2006/wordprocessingDrawing" xmlns:w10="urn:schemas-microsoft-com:office:word" xmlns:w="http://schemas.openxmlformats.org/wordprocessingml/2006/main" xmlns:w14="http://schemas.microsoft.com/office/word/2010/wordml" xmlns:w15="http://schemas.microsoft.com/office/word/2012/wordml" xmlns:w16cex="http://schemas.microsoft.com/office/word/2018/wordml/cex" xmlns:w16cid="http://schemas.microsoft.com/office/word/2016/wordml/cid" xmlns:w16="http://schemas.microsoft.com/office/word/2018/wordml" xmlns:w16du="http://schemas.microsoft.com/office/word/2023/wordml/word16du" xmlns:w16sdtdh="http://schemas.microsoft.com/office/word/2020/wordml/sdtdatahash" xmlns:w16sdtfl="http://schemas.microsoft.com/office/word/2024/wordml/sdtformatlock" xmlns:w16se="http://schemas.microsoft.com/office/word/2015/wordml/symex" xmlns:wpg="http://schemas.microsoft.com/office/word/2010/wordprocessingGroup" xmlns:wpi="http://schemas.microsoft.com/office/word/2010/wordprocessingInk" xmlns:wne="http://schemas.microsoft.com/office/word/2006/wordml" xmlns:wps="http://schemas.microsoft.com/office/word/2010/wordprocessingShape" mc:Ignorable="w14 w15 w16se w16cid w16 w16cex w16sdtdh w16sdtfl w16du wp14">
   <w:endnote w:type="separator" w:id="-1">
     <w:p>
       <w:pPr>
@@ -24529,7 +26661,7 @@
 </file>
 
 <file path=word/footer1.xml><?xml version="1.0" encoding="utf-8"?>
-<w:ftr xmlns:wpc="http://schemas.microsoft.com/office/word/2010/wordprocessingCanvas" xmlns:cx="http://schemas.microsoft.com/office/drawing/2014/chartex" xmlns:cx1="http://schemas.microsoft.com/office/drawing/2015/9/8/chartex" xmlns:cx2="http://schemas.microsoft.com/office/drawing/2015/10/21/chartex" xmlns:cx3="http://schemas.microsoft.com/office/drawing/2016/5/9/chartex" xmlns:cx4="http://schemas.microsoft.com/office/drawing/2016/5/10/chartex" xmlns:cx5="http://schemas.microsoft.com/office/drawing/2016/5/11/chartex" xmlns:cx6="http://schemas.microsoft.com/office/drawing/2016/5/12/chartex" xmlns:cx7="http://schemas.microsoft.com/office/drawing/2016/5/13/chartex" xmlns:cx8="http://schemas.microsoft.com/office/drawing/2016/5/14/chartex" xmlns:mc="http://schemas.openxmlformats.org/markup-compatibility/2006" xmlns:aink="http://schemas.microsoft.com/office/drawing/2016/ink" xmlns:am3d="http://schemas.microsoft.com/office/drawing/2017/model3d" xmlns:o="urn:schemas-microsoft-com:office:office" xmlns:oel="http://schemas.microsoft.com/office/2019/extlst" xmlns:r="http://schemas.openxmlformats.org/officeDocument/2006/relationships" xmlns:m="http://schemas.openxmlformats.org/officeDocument/2006/math" xmlns:v="urn:schemas-microsoft-com:vml" xmlns:wp14="http://schemas.microsoft.com/office/word/2010/wordprocessingDrawing" xmlns:wp="http://schemas.openxmlformats.org/drawingml/2006/wordprocessingDrawing" xmlns:w10="urn:schemas-microsoft-com:office:word" xmlns:w="http://schemas.openxmlformats.org/wordprocessingml/2006/main" xmlns:w14="http://schemas.microsoft.com/office/word/2010/wordml" xmlns:w15="http://schemas.microsoft.com/office/word/2012/wordml" xmlns:w16cex="http://schemas.microsoft.com/office/word/2018/wordml/cex" xmlns:w16cid="http://schemas.microsoft.com/office/word/2016/wordml/cid" xmlns:w16="http://schemas.microsoft.com/office/word/2018/wordml" xmlns:w16sdtdh="http://schemas.microsoft.com/office/word/2020/wordml/sdtdatahash" xmlns:w16se="http://schemas.microsoft.com/office/word/2015/wordml/symex" xmlns:wpg="http://schemas.microsoft.com/office/word/2010/wordprocessingGroup" xmlns:wpi="http://schemas.microsoft.com/office/word/2010/wordprocessingInk" xmlns:wne="http://schemas.microsoft.com/office/word/2006/wordml" xmlns:wps="http://schemas.microsoft.com/office/word/2010/wordprocessingShape" mc:Ignorable="w14 w15 w16se w16cid w16 w16cex w16sdtdh wp14">
+<w:ftr xmlns:wpc="http://schemas.microsoft.com/office/word/2010/wordprocessingCanvas" xmlns:cx="http://schemas.microsoft.com/office/drawing/2014/chartex" xmlns:cx1="http://schemas.microsoft.com/office/drawing/2015/9/8/chartex" xmlns:cx2="http://schemas.microsoft.com/office/drawing/2015/10/21/chartex" xmlns:cx3="http://schemas.microsoft.com/office/drawing/2016/5/9/chartex" xmlns:cx4="http://schemas.microsoft.com/office/drawing/2016/5/10/chartex" xmlns:cx5="http://schemas.microsoft.com/office/drawing/2016/5/11/chartex" xmlns:cx6="http://schemas.microsoft.com/office/drawing/2016/5/12/chartex" xmlns:cx7="http://schemas.microsoft.com/office/drawing/2016/5/13/chartex" xmlns:cx8="http://schemas.microsoft.com/office/drawing/2016/5/14/chartex" xmlns:mc="http://schemas.openxmlformats.org/markup-compatibility/2006" xmlns:aink="http://schemas.microsoft.com/office/drawing/2016/ink" xmlns:am3d="http://schemas.microsoft.com/office/drawing/2017/model3d" xmlns:o="urn:schemas-microsoft-com:office:office" xmlns:oel="http://schemas.microsoft.com/office/2019/extlst" xmlns:r="http://schemas.openxmlformats.org/officeDocument/2006/relationships" xmlns:m="http://schemas.openxmlformats.org/officeDocument/2006/math" xmlns:v="urn:schemas-microsoft-com:vml" xmlns:wp14="http://schemas.microsoft.com/office/word/2010/wordprocessingDrawing" xmlns:wp="http://schemas.openxmlformats.org/drawingml/2006/wordprocessingDrawing" xmlns:w10="urn:schemas-microsoft-com:office:word" xmlns:w="http://schemas.openxmlformats.org/wordprocessingml/2006/main" xmlns:w14="http://schemas.microsoft.com/office/word/2010/wordml" xmlns:w15="http://schemas.microsoft.com/office/word/2012/wordml" xmlns:w16cex="http://schemas.microsoft.com/office/word/2018/wordml/cex" xmlns:w16cid="http://schemas.microsoft.com/office/word/2016/wordml/cid" xmlns:w16="http://schemas.microsoft.com/office/word/2018/wordml" xmlns:w16du="http://schemas.microsoft.com/office/word/2023/wordml/word16du" xmlns:w16sdtdh="http://schemas.microsoft.com/office/word/2020/wordml/sdtdatahash" xmlns:w16sdtfl="http://schemas.microsoft.com/office/word/2024/wordml/sdtformatlock" xmlns:w16se="http://schemas.microsoft.com/office/word/2015/wordml/symex" xmlns:wpg="http://schemas.microsoft.com/office/word/2010/wordprocessingGroup" xmlns:wpi="http://schemas.microsoft.com/office/word/2010/wordprocessingInk" xmlns:wne="http://schemas.microsoft.com/office/word/2006/wordml" xmlns:wps="http://schemas.microsoft.com/office/word/2010/wordprocessingShape" mc:Ignorable="w14 w15 w16se w16cid w16 w16cex w16sdtdh w16sdtfl w16du wp14">
   <w:p>
     <w:pPr>
       <w:pBdr>
@@ -24711,7 +26843,7 @@
 </file>
 
 <file path=word/footer2.xml><?xml version="1.0" encoding="utf-8"?>
-<w:ftr xmlns:wpc="http://schemas.microsoft.com/office/word/2010/wordprocessingCanvas" xmlns:cx="http://schemas.microsoft.com/office/drawing/2014/chartex" xmlns:cx1="http://schemas.microsoft.com/office/drawing/2015/9/8/chartex" xmlns:cx2="http://schemas.microsoft.com/office/drawing/2015/10/21/chartex" xmlns:cx3="http://schemas.microsoft.com/office/drawing/2016/5/9/chartex" xmlns:cx4="http://schemas.microsoft.com/office/drawing/2016/5/10/chartex" xmlns:cx5="http://schemas.microsoft.com/office/drawing/2016/5/11/chartex" xmlns:cx6="http://schemas.microsoft.com/office/drawing/2016/5/12/chartex" xmlns:cx7="http://schemas.microsoft.com/office/drawing/2016/5/13/chartex" xmlns:cx8="http://schemas.microsoft.com/office/drawing/2016/5/14/chartex" xmlns:mc="http://schemas.openxmlformats.org/markup-compatibility/2006" xmlns:aink="http://schemas.microsoft.com/office/drawing/2016/ink" xmlns:am3d="http://schemas.microsoft.com/office/drawing/2017/model3d" xmlns:o="urn:schemas-microsoft-com:office:office" xmlns:oel="http://schemas.microsoft.com/office/2019/extlst" xmlns:r="http://schemas.openxmlformats.org/officeDocument/2006/relationships" xmlns:m="http://schemas.openxmlformats.org/officeDocument/2006/math" xmlns:v="urn:schemas-microsoft-com:vml" xmlns:wp14="http://schemas.microsoft.com/office/word/2010/wordprocessingDrawing" xmlns:wp="http://schemas.openxmlformats.org/drawingml/2006/wordprocessingDrawing" xmlns:w10="urn:schemas-microsoft-com:office:word" xmlns:w="http://schemas.openxmlformats.org/wordprocessingml/2006/main" xmlns:w14="http://schemas.microsoft.com/office/word/2010/wordml" xmlns:w15="http://schemas.microsoft.com/office/word/2012/wordml" xmlns:w16cex="http://schemas.microsoft.com/office/word/2018/wordml/cex" xmlns:w16cid="http://schemas.microsoft.com/office/word/2016/wordml/cid" xmlns:w16="http://schemas.microsoft.com/office/word/2018/wordml" xmlns:w16sdtdh="http://schemas.microsoft.com/office/word/2020/wordml/sdtdatahash" xmlns:w16se="http://schemas.microsoft.com/office/word/2015/wordml/symex" xmlns:wpg="http://schemas.microsoft.com/office/word/2010/wordprocessingGroup" xmlns:wpi="http://schemas.microsoft.com/office/word/2010/wordprocessingInk" xmlns:wne="http://schemas.microsoft.com/office/word/2006/wordml" xmlns:wps="http://schemas.microsoft.com/office/word/2010/wordprocessingShape" mc:Ignorable="w14 w15 w16se w16cid w16 w16cex w16sdtdh wp14">
+<w:ftr xmlns:wpc="http://schemas.microsoft.com/office/word/2010/wordprocessingCanvas" xmlns:cx="http://schemas.microsoft.com/office/drawing/2014/chartex" xmlns:cx1="http://schemas.microsoft.com/office/drawing/2015/9/8/chartex" xmlns:cx2="http://schemas.microsoft.com/office/drawing/2015/10/21/chartex" xmlns:cx3="http://schemas.microsoft.com/office/drawing/2016/5/9/chartex" xmlns:cx4="http://schemas.microsoft.com/office/drawing/2016/5/10/chartex" xmlns:cx5="http://schemas.microsoft.com/office/drawing/2016/5/11/chartex" xmlns:cx6="http://schemas.microsoft.com/office/drawing/2016/5/12/chartex" xmlns:cx7="http://schemas.microsoft.com/office/drawing/2016/5/13/chartex" xmlns:cx8="http://schemas.microsoft.com/office/drawing/2016/5/14/chartex" xmlns:mc="http://schemas.openxmlformats.org/markup-compatibility/2006" xmlns:aink="http://schemas.microsoft.com/office/drawing/2016/ink" xmlns:am3d="http://schemas.microsoft.com/office/drawing/2017/model3d" xmlns:o="urn:schemas-microsoft-com:office:office" xmlns:oel="http://schemas.microsoft.com/office/2019/extlst" xmlns:r="http://schemas.openxmlformats.org/officeDocument/2006/relationships" xmlns:m="http://schemas.openxmlformats.org/officeDocument/2006/math" xmlns:v="urn:schemas-microsoft-com:vml" xmlns:wp14="http://schemas.microsoft.com/office/word/2010/wordprocessingDrawing" xmlns:wp="http://schemas.openxmlformats.org/drawingml/2006/wordprocessingDrawing" xmlns:w10="urn:schemas-microsoft-com:office:word" xmlns:w="http://schemas.openxmlformats.org/wordprocessingml/2006/main" xmlns:w14="http://schemas.microsoft.com/office/word/2010/wordml" xmlns:w15="http://schemas.microsoft.com/office/word/2012/wordml" xmlns:w16cex="http://schemas.microsoft.com/office/word/2018/wordml/cex" xmlns:w16cid="http://schemas.microsoft.com/office/word/2016/wordml/cid" xmlns:w16="http://schemas.microsoft.com/office/word/2018/wordml" xmlns:w16du="http://schemas.microsoft.com/office/word/2023/wordml/word16du" xmlns:w16sdtdh="http://schemas.microsoft.com/office/word/2020/wordml/sdtdatahash" xmlns:w16sdtfl="http://schemas.microsoft.com/office/word/2024/wordml/sdtformatlock" xmlns:w16se="http://schemas.microsoft.com/office/word/2015/wordml/symex" xmlns:wpg="http://schemas.microsoft.com/office/word/2010/wordprocessingGroup" xmlns:wpi="http://schemas.microsoft.com/office/word/2010/wordprocessingInk" xmlns:wne="http://schemas.microsoft.com/office/word/2006/wordml" xmlns:wps="http://schemas.microsoft.com/office/word/2010/wordprocessingShape" mc:Ignorable="w14 w15 w16se w16cid w16 w16cex w16sdtdh w16sdtfl w16du wp14">
   <w:p>
     <w:pPr>
       <w:pBdr>
@@ -24917,7 +27049,7 @@
 </file>
 
 <file path=word/footnotes.xml><?xml version="1.0" encoding="utf-8"?>
-<w:footnotes xmlns:wpc="http://schemas.microsoft.com/office/word/2010/wordprocessingCanvas" xmlns:cx="http://schemas.microsoft.com/office/drawing/2014/chartex" xmlns:cx1="http://schemas.microsoft.com/office/drawing/2015/9/8/chartex" xmlns:cx2="http://schemas.microsoft.com/office/drawing/2015/10/21/chartex" xmlns:cx3="http://schemas.microsoft.com/office/drawing/2016/5/9/chartex" xmlns:cx4="http://schemas.microsoft.com/office/drawing/2016/5/10/chartex" xmlns:cx5="http://schemas.microsoft.com/office/drawing/2016/5/11/chartex" xmlns:cx6="http://schemas.microsoft.com/office/drawing/2016/5/12/chartex" xmlns:cx7="http://schemas.microsoft.com/office/drawing/2016/5/13/chartex" xmlns:cx8="http://schemas.microsoft.com/office/drawing/2016/5/14/chartex" xmlns:mc="http://schemas.openxmlformats.org/markup-compatibility/2006" xmlns:aink="http://schemas.microsoft.com/office/drawing/2016/ink" xmlns:am3d="http://schemas.microsoft.com/office/drawing/2017/model3d" xmlns:o="urn:schemas-microsoft-com:office:office" xmlns:oel="http://schemas.microsoft.com/office/2019/extlst" xmlns:r="http://schemas.openxmlformats.org/officeDocument/2006/relationships" xmlns:m="http://schemas.openxmlformats.org/officeDocument/2006/math" xmlns:v="urn:schemas-microsoft-com:vml" xmlns:wp14="http://schemas.microsoft.com/office/word/2010/wordprocessingDrawing" xmlns:wp="http://schemas.openxmlformats.org/drawingml/2006/wordprocessingDrawing" xmlns:w10="urn:schemas-microsoft-com:office:word" xmlns:w="http://schemas.openxmlformats.org/wordprocessingml/2006/main" xmlns:w14="http://schemas.microsoft.com/office/word/2010/wordml" xmlns:w15="http://schemas.microsoft.com/office/word/2012/wordml" xmlns:w16cex="http://schemas.microsoft.com/office/word/2018/wordml/cex" xmlns:w16cid="http://schemas.microsoft.com/office/word/2016/wordml/cid" xmlns:w16="http://schemas.microsoft.com/office/word/2018/wordml" xmlns:w16sdtdh="http://schemas.microsoft.com/office/word/2020/wordml/sdtdatahash" xmlns:w16se="http://schemas.microsoft.com/office/word/2015/wordml/symex" xmlns:wpg="http://schemas.microsoft.com/office/word/2010/wordprocessingGroup" xmlns:wpi="http://schemas.microsoft.com/office/word/2010/wordprocessingInk" xmlns:wne="http://schemas.microsoft.com/office/word/2006/wordml" xmlns:wps="http://schemas.microsoft.com/office/word/2010/wordprocessingShape" mc:Ignorable="w14 w15 w16se w16cid w16 w16cex w16sdtdh wp14">
+<w:footnotes xmlns:wpc="http://schemas.microsoft.com/office/word/2010/wordprocessingCanvas" xmlns:cx="http://schemas.microsoft.com/office/drawing/2014/chartex" xmlns:cx1="http://schemas.microsoft.com/office/drawing/2015/9/8/chartex" xmlns:cx2="http://schemas.microsoft.com/office/drawing/2015/10/21/chartex" xmlns:cx3="http://schemas.microsoft.com/office/drawing/2016/5/9/chartex" xmlns:cx4="http://schemas.microsoft.com/office/drawing/2016/5/10/chartex" xmlns:cx5="http://schemas.microsoft.com/office/drawing/2016/5/11/chartex" xmlns:cx6="http://schemas.microsoft.com/office/drawing/2016/5/12/chartex" xmlns:cx7="http://schemas.microsoft.com/office/drawing/2016/5/13/chartex" xmlns:cx8="http://schemas.microsoft.com/office/drawing/2016/5/14/chartex" xmlns:mc="http://schemas.openxmlformats.org/markup-compatibility/2006" xmlns:aink="http://schemas.microsoft.com/office/drawing/2016/ink" xmlns:am3d="http://schemas.microsoft.com/office/drawing/2017/model3d" xmlns:o="urn:schemas-microsoft-com:office:office" xmlns:oel="http://schemas.microsoft.com/office/2019/extlst" xmlns:r="http://schemas.openxmlformats.org/officeDocument/2006/relationships" xmlns:m="http://schemas.openxmlformats.org/officeDocument/2006/math" xmlns:v="urn:schemas-microsoft-com:vml" xmlns:wp14="http://schemas.microsoft.com/office/word/2010/wordprocessingDrawing" xmlns:wp="http://schemas.openxmlformats.org/drawingml/2006/wordprocessingDrawing" xmlns:w10="urn:schemas-microsoft-com:office:word" xmlns:w="http://schemas.openxmlformats.org/wordprocessingml/2006/main" xmlns:w14="http://schemas.microsoft.com/office/word/2010/wordml" xmlns:w15="http://schemas.microsoft.com/office/word/2012/wordml" xmlns:w16cex="http://schemas.microsoft.com/office/word/2018/wordml/cex" xmlns:w16cid="http://schemas.microsoft.com/office/word/2016/wordml/cid" xmlns:w16="http://schemas.microsoft.com/office/word/2018/wordml" xmlns:w16du="http://schemas.microsoft.com/office/word/2023/wordml/word16du" xmlns:w16sdtdh="http://schemas.microsoft.com/office/word/2020/wordml/sdtdatahash" xmlns:w16sdtfl="http://schemas.microsoft.com/office/word/2024/wordml/sdtformatlock" xmlns:w16se="http://schemas.microsoft.com/office/word/2015/wordml/symex" xmlns:wpg="http://schemas.microsoft.com/office/word/2010/wordprocessingGroup" xmlns:wpi="http://schemas.microsoft.com/office/word/2010/wordprocessingInk" xmlns:wne="http://schemas.microsoft.com/office/word/2006/wordml" xmlns:wps="http://schemas.microsoft.com/office/word/2010/wordprocessingShape" mc:Ignorable="w14 w15 w16se w16cid w16 w16cex w16sdtdh w16sdtfl w16du wp14">
   <w:footnote w:type="separator" w:id="-1">
     <w:p>
       <w:pPr>
@@ -24942,7 +27074,7 @@
 </file>
 
 <file path=word/header1.xml><?xml version="1.0" encoding="utf-8"?>
-<w:hdr xmlns:wpc="http://schemas.microsoft.com/office/word/2010/wordprocessingCanvas" xmlns:cx="http://schemas.microsoft.com/office/drawing/2014/chartex" xmlns:cx1="http://schemas.microsoft.com/office/drawing/2015/9/8/chartex" xmlns:cx2="http://schemas.microsoft.com/office/drawing/2015/10/21/chartex" xmlns:cx3="http://schemas.microsoft.com/office/drawing/2016/5/9/chartex" xmlns:cx4="http://schemas.microsoft.com/office/drawing/2016/5/10/chartex" xmlns:cx5="http://schemas.microsoft.com/office/drawing/2016/5/11/chartex" xmlns:cx6="http://schemas.microsoft.com/office/drawing/2016/5/12/chartex" xmlns:cx7="http://schemas.microsoft.com/office/drawing/2016/5/13/chartex" xmlns:cx8="http://schemas.microsoft.com/office/drawing/2016/5/14/chartex" xmlns:mc="http://schemas.openxmlformats.org/markup-compatibility/2006" xmlns:aink="http://schemas.microsoft.com/office/drawing/2016/ink" xmlns:am3d="http://schemas.microsoft.com/office/drawing/2017/model3d" xmlns:o="urn:schemas-microsoft-com:office:office" xmlns:oel="http://schemas.microsoft.com/office/2019/extlst" xmlns:r="http://schemas.openxmlformats.org/officeDocument/2006/relationships" xmlns:m="http://schemas.openxmlformats.org/officeDocument/2006/math" xmlns:v="urn:schemas-microsoft-com:vml" xmlns:wp14="http://schemas.microsoft.com/office/word/2010/wordprocessingDrawing" xmlns:wp="http://schemas.openxmlformats.org/drawingml/2006/wordprocessingDrawing" xmlns:w10="urn:schemas-microsoft-com:office:word" xmlns:w="http://schemas.openxmlformats.org/wordprocessingml/2006/main" xmlns:w14="http://schemas.microsoft.com/office/word/2010/wordml" xmlns:w15="http://schemas.microsoft.com/office/word/2012/wordml" xmlns:w16cex="http://schemas.microsoft.com/office/word/2018/wordml/cex" xmlns:w16cid="http://schemas.microsoft.com/office/word/2016/wordml/cid" xmlns:w16="http://schemas.microsoft.com/office/word/2018/wordml" xmlns:w16sdtdh="http://schemas.microsoft.com/office/word/2020/wordml/sdtdatahash" xmlns:w16se="http://schemas.microsoft.com/office/word/2015/wordml/symex" xmlns:wpg="http://schemas.microsoft.com/office/word/2010/wordprocessingGroup" xmlns:wpi="http://schemas.microsoft.com/office/word/2010/wordprocessingInk" xmlns:wne="http://schemas.microsoft.com/office/word/2006/wordml" xmlns:wps="http://schemas.microsoft.com/office/word/2010/wordprocessingShape" mc:Ignorable="w14 w15 w16se w16cid w16 w16cex w16sdtdh wp14">
+<w:hdr xmlns:wpc="http://schemas.microsoft.com/office/word/2010/wordprocessingCanvas" xmlns:cx="http://schemas.microsoft.com/office/drawing/2014/chartex" xmlns:cx1="http://schemas.microsoft.com/office/drawing/2015/9/8/chartex" xmlns:cx2="http://schemas.microsoft.com/office/drawing/2015/10/21/chartex" xmlns:cx3="http://schemas.microsoft.com/office/drawing/2016/5/9/chartex" xmlns:cx4="http://schemas.microsoft.com/office/drawing/2016/5/10/chartex" xmlns:cx5="http://schemas.microsoft.com/office/drawing/2016/5/11/chartex" xmlns:cx6="http://schemas.microsoft.com/office/drawing/2016/5/12/chartex" xmlns:cx7="http://schemas.microsoft.com/office/drawing/2016/5/13/chartex" xmlns:cx8="http://schemas.microsoft.com/office/drawing/2016/5/14/chartex" xmlns:mc="http://schemas.openxmlformats.org/markup-compatibility/2006" xmlns:aink="http://schemas.microsoft.com/office/drawing/2016/ink" xmlns:am3d="http://schemas.microsoft.com/office/drawing/2017/model3d" xmlns:o="urn:schemas-microsoft-com:office:office" xmlns:oel="http://schemas.microsoft.com/office/2019/extlst" xmlns:r="http://schemas.openxmlformats.org/officeDocument/2006/relationships" xmlns:m="http://schemas.openxmlformats.org/officeDocument/2006/math" xmlns:v="urn:schemas-microsoft-com:vml" xmlns:wp14="http://schemas.microsoft.com/office/word/2010/wordprocessingDrawing" xmlns:wp="http://schemas.openxmlformats.org/drawingml/2006/wordprocessingDrawing" xmlns:w10="urn:schemas-microsoft-com:office:word" xmlns:w="http://schemas.openxmlformats.org/wordprocessingml/2006/main" xmlns:w14="http://schemas.microsoft.com/office/word/2010/wordml" xmlns:w15="http://schemas.microsoft.com/office/word/2012/wordml" xmlns:w16cex="http://schemas.microsoft.com/office/word/2018/wordml/cex" xmlns:w16cid="http://schemas.microsoft.com/office/word/2016/wordml/cid" xmlns:w16="http://schemas.microsoft.com/office/word/2018/wordml" xmlns:w16du="http://schemas.microsoft.com/office/word/2023/wordml/word16du" xmlns:w16sdtdh="http://schemas.microsoft.com/office/word/2020/wordml/sdtdatahash" xmlns:w16sdtfl="http://schemas.microsoft.com/office/word/2024/wordml/sdtformatlock" xmlns:w16se="http://schemas.microsoft.com/office/word/2015/wordml/symex" xmlns:wpg="http://schemas.microsoft.com/office/word/2010/wordprocessingGroup" xmlns:wpi="http://schemas.microsoft.com/office/word/2010/wordprocessingInk" xmlns:wne="http://schemas.microsoft.com/office/word/2006/wordml" xmlns:wps="http://schemas.microsoft.com/office/word/2010/wordprocessingShape" mc:Ignorable="w14 w15 w16se w16cid w16 w16cex w16sdtdh w16sdtfl w16du wp14">
   <w:p>
     <w:pPr>
       <w:pStyle w:val="Header"/>
@@ -24963,7 +27095,7 @@
 </file>
 
 <file path=word/header2.xml><?xml version="1.0" encoding="utf-8"?>
-<w:hdr xmlns:wpc="http://schemas.microsoft.com/office/word/2010/wordprocessingCanvas" xmlns:cx="http://schemas.microsoft.com/office/drawing/2014/chartex" xmlns:cx1="http://schemas.microsoft.com/office/drawing/2015/9/8/chartex" xmlns:cx2="http://schemas.microsoft.com/office/drawing/2015/10/21/chartex" xmlns:cx3="http://schemas.microsoft.com/office/drawing/2016/5/9/chartex" xmlns:cx4="http://schemas.microsoft.com/office/drawing/2016/5/10/chartex" xmlns:cx5="http://schemas.microsoft.com/office/drawing/2016/5/11/chartex" xmlns:cx6="http://schemas.microsoft.com/office/drawing/2016/5/12/chartex" xmlns:cx7="http://schemas.microsoft.com/office/drawing/2016/5/13/chartex" xmlns:cx8="http://schemas.microsoft.com/office/drawing/2016/5/14/chartex" xmlns:mc="http://schemas.openxmlformats.org/markup-compatibility/2006" xmlns:aink="http://schemas.microsoft.com/office/drawing/2016/ink" xmlns:am3d="http://schemas.microsoft.com/office/drawing/2017/model3d" xmlns:o="urn:schemas-microsoft-com:office:office" xmlns:oel="http://schemas.microsoft.com/office/2019/extlst" xmlns:r="http://schemas.openxmlformats.org/officeDocument/2006/relationships" xmlns:m="http://schemas.openxmlformats.org/officeDocument/2006/math" xmlns:v="urn:schemas-microsoft-com:vml" xmlns:wp14="http://schemas.microsoft.com/office/word/2010/wordprocessingDrawing" xmlns:wp="http://schemas.openxmlformats.org/drawingml/2006/wordprocessingDrawing" xmlns:w10="urn:schemas-microsoft-com:office:word" xmlns:w="http://schemas.openxmlformats.org/wordprocessingml/2006/main" xmlns:w14="http://schemas.microsoft.com/office/word/2010/wordml" xmlns:w15="http://schemas.microsoft.com/office/word/2012/wordml" xmlns:w16cex="http://schemas.microsoft.com/office/word/2018/wordml/cex" xmlns:w16cid="http://schemas.microsoft.com/office/word/2016/wordml/cid" xmlns:w16="http://schemas.microsoft.com/office/word/2018/wordml" xmlns:w16sdtdh="http://schemas.microsoft.com/office/word/2020/wordml/sdtdatahash" xmlns:w16se="http://schemas.microsoft.com/office/word/2015/wordml/symex" xmlns:wpg="http://schemas.microsoft.com/office/word/2010/wordprocessingGroup" xmlns:wpi="http://schemas.microsoft.com/office/word/2010/wordprocessingInk" xmlns:wne="http://schemas.microsoft.com/office/word/2006/wordml" xmlns:wps="http://schemas.microsoft.com/office/word/2010/wordprocessingShape" mc:Ignorable="w14 w15 w16se w16cid w16 w16cex w16sdtdh wp14">
+<w:hdr xmlns:wpc="http://schemas.microsoft.com/office/word/2010/wordprocessingCanvas" xmlns:cx="http://schemas.microsoft.com/office/drawing/2014/chartex" xmlns:cx1="http://schemas.microsoft.com/office/drawing/2015/9/8/chartex" xmlns:cx2="http://schemas.microsoft.com/office/drawing/2015/10/21/chartex" xmlns:cx3="http://schemas.microsoft.com/office/drawing/2016/5/9/chartex" xmlns:cx4="http://schemas.microsoft.com/office/drawing/2016/5/10/chartex" xmlns:cx5="http://schemas.microsoft.com/office/drawing/2016/5/11/chartex" xmlns:cx6="http://schemas.microsoft.com/office/drawing/2016/5/12/chartex" xmlns:cx7="http://schemas.microsoft.com/office/drawing/2016/5/13/chartex" xmlns:cx8="http://schemas.microsoft.com/office/drawing/2016/5/14/chartex" xmlns:mc="http://schemas.openxmlformats.org/markup-compatibility/2006" xmlns:aink="http://schemas.microsoft.com/office/drawing/2016/ink" xmlns:am3d="http://schemas.microsoft.com/office/drawing/2017/model3d" xmlns:o="urn:schemas-microsoft-com:office:office" xmlns:oel="http://schemas.microsoft.com/office/2019/extlst" xmlns:r="http://schemas.openxmlformats.org/officeDocument/2006/relationships" xmlns:m="http://schemas.openxmlformats.org/officeDocument/2006/math" xmlns:v="urn:schemas-microsoft-com:vml" xmlns:wp14="http://schemas.microsoft.com/office/word/2010/wordprocessingDrawing" xmlns:wp="http://schemas.openxmlformats.org/drawingml/2006/wordprocessingDrawing" xmlns:w10="urn:schemas-microsoft-com:office:word" xmlns:w="http://schemas.openxmlformats.org/wordprocessingml/2006/main" xmlns:w14="http://schemas.microsoft.com/office/word/2010/wordml" xmlns:w15="http://schemas.microsoft.com/office/word/2012/wordml" xmlns:w16cex="http://schemas.microsoft.com/office/word/2018/wordml/cex" xmlns:w16cid="http://schemas.microsoft.com/office/word/2016/wordml/cid" xmlns:w16="http://schemas.microsoft.com/office/word/2018/wordml" xmlns:w16du="http://schemas.microsoft.com/office/word/2023/wordml/word16du" xmlns:w16sdtdh="http://schemas.microsoft.com/office/word/2020/wordml/sdtdatahash" xmlns:w16sdtfl="http://schemas.microsoft.com/office/word/2024/wordml/sdtformatlock" xmlns:w16se="http://schemas.microsoft.com/office/word/2015/wordml/symex" xmlns:wpg="http://schemas.microsoft.com/office/word/2010/wordprocessingGroup" xmlns:wpi="http://schemas.microsoft.com/office/word/2010/wordprocessingInk" xmlns:wne="http://schemas.microsoft.com/office/word/2006/wordml" xmlns:wps="http://schemas.microsoft.com/office/word/2010/wordprocessingShape" mc:Ignorable="w14 w15 w16se w16cid w16 w16cex w16sdtdh w16sdtfl w16du wp14">
   <w:p>
     <w:pPr>
       <w:pStyle w:val="Header"/>
@@ -24976,7 +27108,7 @@
 </file>
 
 <file path=word/styles.xml><?xml version="1.0" encoding="utf-8"?>
-<w:styles xmlns:mc="http://schemas.openxmlformats.org/markup-compatibility/2006" xmlns:r="http://schemas.openxmlformats.org/officeDocument/2006/relationships" xmlns:w="http://schemas.openxmlformats.org/wordprocessingml/2006/main" xmlns:w14="http://schemas.microsoft.com/office/word/2010/wordml" xmlns:w15="http://schemas.microsoft.com/office/word/2012/wordml" xmlns:w16cex="http://schemas.microsoft.com/office/word/2018/wordml/cex" xmlns:w16cid="http://schemas.microsoft.com/office/word/2016/wordml/cid" xmlns:w16="http://schemas.microsoft.com/office/word/2018/wordml" xmlns:w16sdtdh="http://schemas.microsoft.com/office/word/2020/wordml/sdtdatahash" xmlns:w16se="http://schemas.microsoft.com/office/word/2015/wordml/symex" mc:Ignorable="w14 w15 w16se w16cid w16 w16cex w16sdtdh">
+<w:styles xmlns:mc="http://schemas.openxmlformats.org/markup-compatibility/2006" xmlns:r="http://schemas.openxmlformats.org/officeDocument/2006/relationships" xmlns:w="http://schemas.openxmlformats.org/wordprocessingml/2006/main" xmlns:w14="http://schemas.microsoft.com/office/word/2010/wordml" xmlns:w15="http://schemas.microsoft.com/office/word/2012/wordml" xmlns:w16cex="http://schemas.microsoft.com/office/word/2018/wordml/cex" xmlns:w16cid="http://schemas.microsoft.com/office/word/2016/wordml/cid" xmlns:w16="http://schemas.microsoft.com/office/word/2018/wordml" xmlns:w16du="http://schemas.microsoft.com/office/word/2023/wordml/word16du" xmlns:w16sdtdh="http://schemas.microsoft.com/office/word/2020/wordml/sdtdatahash" xmlns:w16sdtfl="http://schemas.microsoft.com/office/word/2024/wordml/sdtformatlock" xmlns:w16se="http://schemas.microsoft.com/office/word/2015/wordml/symex" mc:Ignorable="w14 w15 w16se w16cid w16 w16cex w16sdtdh w16sdtfl w16du">
   <w:docDefaults>
     <w:rPrDefault>
       <w:rPr>

--- a/TS Jatai Ghanam Project/TS 4.1/TS 4.1 Jatai Sanskrit Corrections.docx
+++ b/TS Jatai Ghanam Project/TS 4.1/TS 4.1 Jatai Sanskrit Corrections.docx
@@ -2061,6 +2061,1324 @@
                 <w:szCs w:val="32"/>
               </w:rPr>
               <w:t xml:space="preserve">xmÉiÉÏlÉçþ | </w:t>
+            </w:r>
+          </w:p>
+        </w:tc>
+      </w:tr>
+      <w:tr>
+        <w:trPr>
+          <w:trHeight w:val="2671"/>
+        </w:trPr>
+        <w:tc>
+          <w:tcPr>
+            <w:tcW w:w="7166" w:type="dxa"/>
+            <w:tcBorders>
+              <w:top w:val="single" w:sz="4" w:space="0" w:color="000000"/>
+              <w:left w:val="single" w:sz="4" w:space="0" w:color="000000"/>
+              <w:bottom w:val="single" w:sz="4" w:space="0" w:color="000000"/>
+              <w:right w:val="single" w:sz="4" w:space="0" w:color="000000"/>
+            </w:tcBorders>
+          </w:tcPr>
+          <w:p>
+            <w:pPr>
+              <w:widowControl w:val="0"/>
+              <w:autoSpaceDE w:val="0"/>
+              <w:autoSpaceDN w:val="0"/>
+              <w:adjustRightInd w:val="0"/>
+              <w:spacing w:before="0" w:line="240" w:lineRule="auto"/>
+              <w:rPr>
+                <w:rFonts w:ascii="BRH Devanagari Extra" w:hAnsi="BRH Devanagari Extra" w:cs="BRH Devanagari Extra"/>
+                <w:color w:val="000000"/>
+                <w:sz w:val="32"/>
+                <w:szCs w:val="32"/>
+              </w:rPr>
+            </w:pPr>
+            <w:r>
+              <w:rPr>
+                <w:rFonts w:cs="BRH Devanagari Extra"/>
+                <w:color w:val="000000"/>
+                <w:szCs w:val="32"/>
+              </w:rPr>
+              <w:t>53</w:t>
+            </w:r>
+            <w:r>
+              <w:rPr>
+                <w:rFonts w:ascii="BRH Devanagari Extra" w:hAnsi="BRH Devanagari Extra" w:cs="BRH Devanagari Extra"/>
+                <w:color w:val="000000"/>
+                <w:sz w:val="32"/>
+                <w:szCs w:val="32"/>
+              </w:rPr>
+              <w:t>)</w:t>
+            </w:r>
+            <w:r>
+              <w:rPr>
+                <w:rFonts w:ascii="BRH Devanagari Extra" w:hAnsi="BRH Devanagari Extra" w:cs="BRH Devanagari Extra"/>
+                <w:color w:val="000000"/>
+                <w:sz w:val="32"/>
+                <w:szCs w:val="32"/>
+              </w:rPr>
+              <w:tab/>
+            </w:r>
+            <w:r>
+              <w:rPr>
+                <w:rFonts w:cs="BRH Devanagari Extra"/>
+                <w:color w:val="000000"/>
+                <w:szCs w:val="32"/>
+              </w:rPr>
+              <w:t>4</w:t>
+            </w:r>
+            <w:r>
+              <w:rPr>
+                <w:rFonts w:ascii="BRH Devanagari Extra" w:hAnsi="BRH Devanagari Extra" w:cs="BRH Devanagari Extra"/>
+                <w:color w:val="000000"/>
+                <w:sz w:val="32"/>
+                <w:szCs w:val="32"/>
+              </w:rPr>
+              <w:t>.</w:t>
+            </w:r>
+            <w:r>
+              <w:rPr>
+                <w:rFonts w:cs="BRH Devanagari Extra"/>
+                <w:color w:val="000000"/>
+                <w:szCs w:val="32"/>
+              </w:rPr>
+              <w:t>1</w:t>
+            </w:r>
+            <w:r>
+              <w:rPr>
+                <w:rFonts w:ascii="BRH Devanagari Extra" w:hAnsi="BRH Devanagari Extra" w:cs="BRH Devanagari Extra"/>
+                <w:color w:val="000000"/>
+                <w:sz w:val="32"/>
+                <w:szCs w:val="32"/>
+              </w:rPr>
+              <w:t>.</w:t>
+            </w:r>
+            <w:r>
+              <w:rPr>
+                <w:rFonts w:cs="BRH Devanagari Extra"/>
+                <w:color w:val="000000"/>
+                <w:szCs w:val="32"/>
+              </w:rPr>
+              <w:t>10</w:t>
+            </w:r>
+            <w:r>
+              <w:rPr>
+                <w:rFonts w:ascii="BRH Devanagari Extra" w:hAnsi="BRH Devanagari Extra" w:cs="BRH Devanagari Extra"/>
+                <w:color w:val="000000"/>
+                <w:sz w:val="32"/>
+                <w:szCs w:val="32"/>
+              </w:rPr>
+              <w:t>.</w:t>
+            </w:r>
+            <w:r>
+              <w:rPr>
+                <w:rFonts w:cs="BRH Devanagari Extra"/>
+                <w:color w:val="000000"/>
+                <w:szCs w:val="32"/>
+              </w:rPr>
+              <w:t>4</w:t>
+            </w:r>
+            <w:r>
+              <w:rPr>
+                <w:rFonts w:ascii="BRH Devanagari Extra" w:hAnsi="BRH Devanagari Extra" w:cs="BRH Devanagari Extra"/>
+                <w:color w:val="000000"/>
+                <w:sz w:val="32"/>
+                <w:szCs w:val="32"/>
+              </w:rPr>
+              <w:t>(</w:t>
+            </w:r>
+            <w:r>
+              <w:rPr>
+                <w:rFonts w:cs="BRH Devanagari Extra"/>
+                <w:color w:val="000000"/>
+                <w:szCs w:val="32"/>
+              </w:rPr>
+              <w:t>46</w:t>
+            </w:r>
+            <w:r>
+              <w:rPr>
+                <w:rFonts w:ascii="BRH Devanagari Extra" w:hAnsi="BRH Devanagari Extra" w:cs="BRH Devanagari Extra"/>
+                <w:color w:val="000000"/>
+                <w:sz w:val="32"/>
+                <w:szCs w:val="32"/>
+              </w:rPr>
+              <w:t xml:space="preserve">)- LMüÿqÉç | </w:t>
+            </w:r>
+            <w:r>
+              <w:rPr>
+                <w:rFonts w:ascii="BRH Devanagari Extra" w:hAnsi="BRH Devanagari Extra" w:cs="BRH Devanagari Extra"/>
+                <w:color w:val="000000"/>
+                <w:sz w:val="32"/>
+                <w:szCs w:val="32"/>
+                <w:highlight w:val="yellow"/>
+              </w:rPr>
+              <w:t>xÉ</w:t>
+            </w:r>
+            <w:r>
+              <w:rPr>
+                <w:rFonts w:ascii="BRH Malayalam Extra" w:hAnsi="BRH Malayalam Extra" w:cs="BRH Devanagari Extra"/>
+                <w:color w:val="000000"/>
+                <w:szCs w:val="32"/>
+                <w:highlight w:val="yellow"/>
+              </w:rPr>
+              <w:t>–</w:t>
+            </w:r>
+            <w:r>
+              <w:rPr>
+                <w:rFonts w:ascii="BRH Devanagari Extra" w:hAnsi="BRH Devanagari Extra" w:cs="BRH Devanagari Extra"/>
+                <w:color w:val="000000"/>
+                <w:sz w:val="32"/>
+                <w:szCs w:val="32"/>
+                <w:highlight w:val="yellow"/>
+              </w:rPr>
+              <w:t>qÉÏcÉÏÿ</w:t>
+            </w:r>
+            <w:r>
+              <w:rPr>
+                <w:rFonts w:ascii="BRH Devanagari Extra" w:hAnsi="BRH Devanagari Extra" w:cs="BRH Devanagari Extra"/>
+                <w:color w:val="000000"/>
+                <w:sz w:val="32"/>
+                <w:szCs w:val="32"/>
+              </w:rPr>
+              <w:t xml:space="preserve"> ||</w:t>
+            </w:r>
+          </w:p>
+          <w:p>
+            <w:pPr>
+              <w:widowControl w:val="0"/>
+              <w:autoSpaceDE w:val="0"/>
+              <w:autoSpaceDN w:val="0"/>
+              <w:adjustRightInd w:val="0"/>
+              <w:spacing w:before="0" w:line="240" w:lineRule="auto"/>
+              <w:rPr>
+                <w:rFonts w:ascii="BRH Devanagari Extra" w:hAnsi="BRH Devanagari Extra" w:cs="BRH Devanagari Extra"/>
+                <w:color w:val="000000"/>
+                <w:sz w:val="32"/>
+                <w:szCs w:val="32"/>
+              </w:rPr>
+            </w:pPr>
+            <w:r>
+              <w:rPr>
+                <w:rFonts w:ascii="BRH Devanagari Extra" w:hAnsi="BRH Devanagari Extra" w:cs="BRH Devanagari Extra"/>
+                <w:color w:val="000000"/>
+                <w:sz w:val="32"/>
+                <w:szCs w:val="32"/>
+              </w:rPr>
+              <w:t>LMü</w:t>
+            </w:r>
+            <w:r>
+              <w:rPr>
+                <w:rFonts w:ascii="BRH Devanagari Extra" w:hAnsi="BRH Devanagari Extra" w:cs="BRH Devanagari Extra"/>
+                <w:color w:val="000000"/>
+                <w:sz w:val="26"/>
+                <w:szCs w:val="32"/>
+              </w:rPr>
+              <w:t>óè</w:t>
+            </w:r>
+            <w:r>
+              <w:rPr>
+                <w:rFonts w:ascii="BRH Devanagari Extra" w:hAnsi="BRH Devanagari Extra" w:cs="BRH Devanagari Extra"/>
+                <w:color w:val="000000"/>
+                <w:sz w:val="32"/>
+                <w:szCs w:val="32"/>
+              </w:rPr>
+              <w:t xml:space="preserve">þ </w:t>
+            </w:r>
+            <w:r>
+              <w:rPr>
+                <w:rFonts w:ascii="BRH Devanagari Extra" w:hAnsi="BRH Devanagari Extra" w:cs="BRH Devanagari Extra"/>
+                <w:color w:val="000000"/>
+                <w:sz w:val="32"/>
+                <w:szCs w:val="32"/>
+                <w:highlight w:val="yellow"/>
+              </w:rPr>
+              <w:t>xÉ</w:t>
+            </w:r>
+            <w:r>
+              <w:rPr>
+                <w:rFonts w:ascii="BRH Malayalam Extra" w:hAnsi="BRH Malayalam Extra" w:cs="BRH Devanagari Extra"/>
+                <w:color w:val="000000"/>
+                <w:szCs w:val="32"/>
+                <w:highlight w:val="yellow"/>
+              </w:rPr>
+              <w:t>–</w:t>
+            </w:r>
+            <w:r>
+              <w:rPr>
+                <w:rFonts w:ascii="BRH Devanagari Extra" w:hAnsi="BRH Devanagari Extra" w:cs="BRH Devanagari Extra"/>
+                <w:color w:val="000000"/>
+                <w:sz w:val="32"/>
+                <w:szCs w:val="32"/>
+                <w:highlight w:val="yellow"/>
+              </w:rPr>
+              <w:t>qÉÏcÉÏþ</w:t>
+            </w:r>
+            <w:r>
+              <w:rPr>
+                <w:rFonts w:ascii="BRH Devanagari Extra" w:hAnsi="BRH Devanagari Extra" w:cs="BRH Devanagari Extra"/>
+                <w:color w:val="000000"/>
+                <w:sz w:val="32"/>
+                <w:szCs w:val="32"/>
+              </w:rPr>
+              <w:t xml:space="preserve"> </w:t>
+            </w:r>
+            <w:r>
+              <w:rPr>
+                <w:rFonts w:ascii="BRH Devanagari Extra" w:hAnsi="BRH Devanagari Extra" w:cs="BRH Devanagari Extra"/>
+                <w:color w:val="000000"/>
+                <w:sz w:val="32"/>
+                <w:szCs w:val="32"/>
+                <w:highlight w:val="yellow"/>
+              </w:rPr>
+              <w:t>xÉ</w:t>
+            </w:r>
+            <w:r>
+              <w:rPr>
+                <w:rFonts w:ascii="BRH Malayalam Extra" w:hAnsi="BRH Malayalam Extra" w:cs="BRH Devanagari Extra"/>
+                <w:color w:val="000000"/>
+                <w:szCs w:val="32"/>
+                <w:highlight w:val="yellow"/>
+              </w:rPr>
+              <w:t>–</w:t>
+            </w:r>
+            <w:r>
+              <w:rPr>
+                <w:rFonts w:ascii="BRH Devanagari Extra" w:hAnsi="BRH Devanagari Extra" w:cs="BRH Devanagari Extra"/>
+                <w:color w:val="000000"/>
+                <w:sz w:val="32"/>
+                <w:szCs w:val="32"/>
+                <w:highlight w:val="yellow"/>
+              </w:rPr>
+              <w:t>qÉÏcÉÏ</w:t>
+            </w:r>
+            <w:r>
+              <w:rPr>
+                <w:rFonts w:ascii="BRH Malayalam Extra" w:hAnsi="BRH Malayalam Extra" w:cs="BRH Devanagari Extra"/>
+                <w:color w:val="000000"/>
+                <w:szCs w:val="32"/>
+              </w:rPr>
+              <w:t>–</w:t>
+            </w:r>
+            <w:r>
+              <w:rPr>
+                <w:rFonts w:ascii="BRH Devanagari Extra" w:hAnsi="BRH Devanagari Extra" w:cs="BRH Devanagari Extra"/>
+                <w:color w:val="000000"/>
+                <w:sz w:val="32"/>
+                <w:szCs w:val="32"/>
+              </w:rPr>
+              <w:t xml:space="preserve"> LMü</w:t>
+            </w:r>
+            <w:r>
+              <w:rPr>
+                <w:rFonts w:ascii="BRH Malayalam Extra" w:hAnsi="BRH Malayalam Extra" w:cs="BRH Devanagari Extra"/>
+                <w:color w:val="000000"/>
+                <w:szCs w:val="32"/>
+              </w:rPr>
+              <w:t>–</w:t>
+            </w:r>
+            <w:r>
+              <w:rPr>
+                <w:rFonts w:ascii="BRH Devanagari Extra" w:hAnsi="BRH Devanagari Extra" w:cs="BRH Devanagari Extra"/>
+                <w:color w:val="000000"/>
+                <w:sz w:val="32"/>
+                <w:szCs w:val="32"/>
+              </w:rPr>
+              <w:t xml:space="preserve"> qÉåMü</w:t>
+            </w:r>
+            <w:r>
+              <w:rPr>
+                <w:rFonts w:ascii="BRH Devanagari Extra" w:hAnsi="BRH Devanagari Extra" w:cs="BRH Devanagari Extra"/>
+                <w:color w:val="000000"/>
+                <w:sz w:val="26"/>
+                <w:szCs w:val="32"/>
+              </w:rPr>
+              <w:t>óè</w:t>
+            </w:r>
+            <w:r>
+              <w:rPr>
+                <w:rFonts w:ascii="BRH Devanagari Extra" w:hAnsi="BRH Devanagari Extra" w:cs="BRH Devanagari Extra"/>
+                <w:color w:val="000000"/>
+                <w:sz w:val="32"/>
+                <w:szCs w:val="32"/>
+              </w:rPr>
+              <w:t xml:space="preserve">þ </w:t>
+            </w:r>
+            <w:r>
+              <w:rPr>
+                <w:rFonts w:ascii="BRH Devanagari Extra" w:hAnsi="BRH Devanagari Extra" w:cs="BRH Devanagari Extra"/>
+                <w:color w:val="000000"/>
+                <w:sz w:val="32"/>
+                <w:szCs w:val="32"/>
+                <w:highlight w:val="yellow"/>
+              </w:rPr>
+              <w:t>xÉ</w:t>
+            </w:r>
+            <w:r>
+              <w:rPr>
+                <w:rFonts w:ascii="BRH Malayalam Extra" w:hAnsi="BRH Malayalam Extra" w:cs="BRH Devanagari Extra"/>
+                <w:color w:val="000000"/>
+                <w:szCs w:val="32"/>
+                <w:highlight w:val="yellow"/>
+              </w:rPr>
+              <w:t>–</w:t>
+            </w:r>
+            <w:r>
+              <w:rPr>
+                <w:rFonts w:ascii="BRH Devanagari Extra" w:hAnsi="BRH Devanagari Extra" w:cs="BRH Devanagari Extra"/>
+                <w:color w:val="000000"/>
+                <w:sz w:val="32"/>
+                <w:szCs w:val="32"/>
+                <w:highlight w:val="yellow"/>
+              </w:rPr>
+              <w:t>qÉÏcÉÏÿ</w:t>
+            </w:r>
+            <w:r>
+              <w:rPr>
+                <w:rFonts w:ascii="BRH Devanagari Extra" w:hAnsi="BRH Devanagari Extra" w:cs="BRH Devanagari Extra"/>
+                <w:color w:val="000000"/>
+                <w:sz w:val="32"/>
+                <w:szCs w:val="32"/>
+              </w:rPr>
+              <w:t xml:space="preserve"> | </w:t>
+            </w:r>
+          </w:p>
+          <w:p>
+            <w:pPr>
+              <w:widowControl w:val="0"/>
+              <w:autoSpaceDE w:val="0"/>
+              <w:autoSpaceDN w:val="0"/>
+              <w:adjustRightInd w:val="0"/>
+              <w:spacing w:before="0" w:line="240" w:lineRule="auto"/>
+              <w:rPr>
+                <w:rFonts w:ascii="BRH Devanagari Extra" w:hAnsi="BRH Devanagari Extra" w:cs="BRH Devanagari Extra"/>
+                <w:color w:val="000000"/>
+                <w:sz w:val="32"/>
+                <w:szCs w:val="32"/>
+              </w:rPr>
+            </w:pPr>
+            <w:r>
+              <w:rPr>
+                <w:rFonts w:cs="BRH Devanagari Extra"/>
+                <w:color w:val="000000"/>
+                <w:szCs w:val="32"/>
+              </w:rPr>
+              <w:t>54</w:t>
+            </w:r>
+            <w:r>
+              <w:rPr>
+                <w:rFonts w:ascii="BRH Devanagari Extra" w:hAnsi="BRH Devanagari Extra" w:cs="BRH Devanagari Extra"/>
+                <w:color w:val="000000"/>
+                <w:sz w:val="32"/>
+                <w:szCs w:val="32"/>
+              </w:rPr>
+              <w:t>)</w:t>
+            </w:r>
+            <w:r>
+              <w:rPr>
+                <w:rFonts w:ascii="BRH Devanagari Extra" w:hAnsi="BRH Devanagari Extra" w:cs="BRH Devanagari Extra"/>
+                <w:color w:val="000000"/>
+                <w:sz w:val="32"/>
+                <w:szCs w:val="32"/>
+              </w:rPr>
+              <w:tab/>
+            </w:r>
+            <w:r>
+              <w:rPr>
+                <w:rFonts w:cs="BRH Devanagari Extra"/>
+                <w:color w:val="000000"/>
+                <w:szCs w:val="32"/>
+              </w:rPr>
+              <w:t>4</w:t>
+            </w:r>
+            <w:r>
+              <w:rPr>
+                <w:rFonts w:ascii="BRH Devanagari Extra" w:hAnsi="BRH Devanagari Extra" w:cs="BRH Devanagari Extra"/>
+                <w:color w:val="000000"/>
+                <w:sz w:val="32"/>
+                <w:szCs w:val="32"/>
+              </w:rPr>
+              <w:t>.</w:t>
+            </w:r>
+            <w:r>
+              <w:rPr>
+                <w:rFonts w:cs="BRH Devanagari Extra"/>
+                <w:color w:val="000000"/>
+                <w:szCs w:val="32"/>
+              </w:rPr>
+              <w:t>1</w:t>
+            </w:r>
+            <w:r>
+              <w:rPr>
+                <w:rFonts w:ascii="BRH Devanagari Extra" w:hAnsi="BRH Devanagari Extra" w:cs="BRH Devanagari Extra"/>
+                <w:color w:val="000000"/>
+                <w:sz w:val="32"/>
+                <w:szCs w:val="32"/>
+              </w:rPr>
+              <w:t>.</w:t>
+            </w:r>
+            <w:r>
+              <w:rPr>
+                <w:rFonts w:cs="BRH Devanagari Extra"/>
+                <w:color w:val="000000"/>
+                <w:szCs w:val="32"/>
+              </w:rPr>
+              <w:t>10</w:t>
+            </w:r>
+            <w:r>
+              <w:rPr>
+                <w:rFonts w:ascii="BRH Devanagari Extra" w:hAnsi="BRH Devanagari Extra" w:cs="BRH Devanagari Extra"/>
+                <w:color w:val="000000"/>
+                <w:sz w:val="32"/>
+                <w:szCs w:val="32"/>
+              </w:rPr>
+              <w:t>.</w:t>
+            </w:r>
+            <w:r>
+              <w:rPr>
+                <w:rFonts w:cs="BRH Devanagari Extra"/>
+                <w:color w:val="000000"/>
+                <w:szCs w:val="32"/>
+              </w:rPr>
+              <w:t>4</w:t>
+            </w:r>
+            <w:r>
+              <w:rPr>
+                <w:rFonts w:ascii="BRH Devanagari Extra" w:hAnsi="BRH Devanagari Extra" w:cs="BRH Devanagari Extra"/>
+                <w:color w:val="000000"/>
+                <w:sz w:val="32"/>
+                <w:szCs w:val="32"/>
+              </w:rPr>
+              <w:t>(</w:t>
+            </w:r>
+            <w:r>
+              <w:rPr>
+                <w:rFonts w:cs="BRH Devanagari Extra"/>
+                <w:color w:val="000000"/>
+                <w:szCs w:val="32"/>
+              </w:rPr>
+              <w:t>47</w:t>
+            </w:r>
+            <w:r>
+              <w:rPr>
+                <w:rFonts w:ascii="BRH Devanagari Extra" w:hAnsi="BRH Devanagari Extra" w:cs="BRH Devanagari Extra"/>
+                <w:color w:val="000000"/>
+                <w:sz w:val="32"/>
+                <w:szCs w:val="32"/>
+              </w:rPr>
+              <w:t xml:space="preserve">)- </w:t>
+            </w:r>
+            <w:r>
+              <w:rPr>
+                <w:rFonts w:ascii="BRH Devanagari Extra" w:hAnsi="BRH Devanagari Extra" w:cs="BRH Devanagari Extra"/>
+                <w:color w:val="000000"/>
+                <w:sz w:val="32"/>
+                <w:szCs w:val="32"/>
+                <w:highlight w:val="yellow"/>
+              </w:rPr>
+              <w:t>xÉ</w:t>
+            </w:r>
+            <w:r>
+              <w:rPr>
+                <w:rFonts w:ascii="BRH Malayalam Extra" w:hAnsi="BRH Malayalam Extra" w:cs="BRH Devanagari Extra"/>
+                <w:color w:val="000000"/>
+                <w:szCs w:val="32"/>
+                <w:highlight w:val="yellow"/>
+              </w:rPr>
+              <w:t>–</w:t>
+            </w:r>
+            <w:r>
+              <w:rPr>
+                <w:rFonts w:ascii="BRH Devanagari Extra" w:hAnsi="BRH Devanagari Extra" w:cs="BRH Devanagari Extra"/>
+                <w:color w:val="000000"/>
+                <w:sz w:val="32"/>
+                <w:szCs w:val="32"/>
+                <w:highlight w:val="yellow"/>
+              </w:rPr>
+              <w:t>qÉÏcÉÏÿ</w:t>
+            </w:r>
+            <w:r>
+              <w:rPr>
+                <w:rFonts w:ascii="BRH Devanagari Extra" w:hAnsi="BRH Devanagari Extra" w:cs="BRH Devanagari Extra"/>
+                <w:color w:val="000000"/>
+                <w:sz w:val="32"/>
+                <w:szCs w:val="32"/>
+              </w:rPr>
+              <w:t xml:space="preserve"> ||</w:t>
+            </w:r>
+          </w:p>
+          <w:p>
+            <w:pPr>
+              <w:widowControl w:val="0"/>
+              <w:autoSpaceDE w:val="0"/>
+              <w:autoSpaceDN w:val="0"/>
+              <w:adjustRightInd w:val="0"/>
+              <w:spacing w:before="0" w:line="240" w:lineRule="auto"/>
+              <w:rPr>
+                <w:rFonts w:cs="BRH Malayalam Extra"/>
+                <w:color w:val="FF0000"/>
+                <w:szCs w:val="40"/>
+              </w:rPr>
+            </w:pPr>
+            <w:r>
+              <w:rPr>
+                <w:rFonts w:ascii="BRH Devanagari Extra" w:hAnsi="BRH Devanagari Extra" w:cs="BRH Devanagari Extra"/>
+                <w:color w:val="000000"/>
+                <w:sz w:val="32"/>
+                <w:szCs w:val="32"/>
+                <w:highlight w:val="yellow"/>
+              </w:rPr>
+              <w:t>xÉ</w:t>
+            </w:r>
+            <w:r>
+              <w:rPr>
+                <w:rFonts w:ascii="BRH Malayalam Extra" w:hAnsi="BRH Malayalam Extra" w:cs="BRH Devanagari Extra"/>
+                <w:color w:val="000000"/>
+                <w:szCs w:val="32"/>
+                <w:highlight w:val="yellow"/>
+              </w:rPr>
+              <w:t>–</w:t>
+            </w:r>
+            <w:r>
+              <w:rPr>
+                <w:rFonts w:ascii="BRH Devanagari Extra" w:hAnsi="BRH Devanagari Extra" w:cs="BRH Devanagari Extra"/>
+                <w:color w:val="000000"/>
+                <w:sz w:val="32"/>
+                <w:szCs w:val="32"/>
+                <w:highlight w:val="yellow"/>
+              </w:rPr>
+              <w:t>qÉÏcÉÏ</w:t>
+            </w:r>
+            <w:r>
+              <w:rPr>
+                <w:rFonts w:ascii="BRH Malayalam Extra" w:hAnsi="BRH Malayalam Extra" w:cs="BRH Devanagari Extra"/>
+                <w:color w:val="000000"/>
+                <w:szCs w:val="32"/>
+              </w:rPr>
+              <w:t>–</w:t>
+            </w:r>
+            <w:r>
+              <w:rPr>
+                <w:rFonts w:ascii="BRH Devanagari Extra" w:hAnsi="BRH Devanagari Extra" w:cs="BRH Devanagari Extra"/>
+                <w:color w:val="000000"/>
+                <w:sz w:val="32"/>
+                <w:szCs w:val="32"/>
+              </w:rPr>
+              <w:t xml:space="preserve"> CÌiÉþ </w:t>
+            </w:r>
+            <w:r>
+              <w:rPr>
+                <w:rFonts w:ascii="BRH Devanagari Extra" w:hAnsi="BRH Devanagari Extra" w:cs="BRH Devanagari Extra"/>
+                <w:color w:val="000000"/>
+                <w:sz w:val="32"/>
+                <w:szCs w:val="32"/>
+                <w:highlight w:val="yellow"/>
+              </w:rPr>
+              <w:t>xÉ</w:t>
+            </w:r>
+            <w:r>
+              <w:rPr>
+                <w:rFonts w:ascii="BRH Malayalam Extra" w:hAnsi="BRH Malayalam Extra" w:cs="BRH Devanagari Extra"/>
+                <w:color w:val="000000"/>
+                <w:szCs w:val="32"/>
+                <w:highlight w:val="yellow"/>
+              </w:rPr>
+              <w:t>–</w:t>
+            </w:r>
+            <w:r>
+              <w:rPr>
+                <w:rFonts w:ascii="BRH Devanagari Extra" w:hAnsi="BRH Devanagari Extra" w:cs="BRH Devanagari Extra"/>
+                <w:color w:val="000000"/>
+                <w:sz w:val="32"/>
+                <w:szCs w:val="32"/>
+                <w:highlight w:val="yellow"/>
+              </w:rPr>
+              <w:t>qÉÏcÉÏÿ</w:t>
+            </w:r>
+            <w:r>
+              <w:rPr>
+                <w:rFonts w:ascii="BRH Devanagari Extra" w:hAnsi="BRH Devanagari Extra" w:cs="BRH Devanagari Extra"/>
+                <w:color w:val="000000"/>
+                <w:sz w:val="32"/>
+                <w:szCs w:val="32"/>
+              </w:rPr>
+              <w:t xml:space="preserve"> | </w:t>
+            </w:r>
+          </w:p>
+        </w:tc>
+        <w:tc>
+          <w:tcPr>
+            <w:tcW w:w="7371" w:type="dxa"/>
+            <w:tcBorders>
+              <w:top w:val="single" w:sz="4" w:space="0" w:color="000000"/>
+              <w:left w:val="single" w:sz="4" w:space="0" w:color="000000"/>
+              <w:bottom w:val="single" w:sz="4" w:space="0" w:color="000000"/>
+              <w:right w:val="single" w:sz="4" w:space="0" w:color="000000"/>
+            </w:tcBorders>
+          </w:tcPr>
+          <w:p>
+            <w:pPr>
+              <w:widowControl w:val="0"/>
+              <w:autoSpaceDE w:val="0"/>
+              <w:autoSpaceDN w:val="0"/>
+              <w:adjustRightInd w:val="0"/>
+              <w:spacing w:before="0" w:line="240" w:lineRule="auto"/>
+              <w:rPr>
+                <w:rFonts w:ascii="BRH Devanagari Extra" w:hAnsi="BRH Devanagari Extra" w:cs="BRH Devanagari Extra"/>
+                <w:color w:val="000000"/>
+                <w:sz w:val="32"/>
+                <w:szCs w:val="32"/>
+              </w:rPr>
+            </w:pPr>
+            <w:r>
+              <w:rPr>
+                <w:rFonts w:cs="BRH Devanagari Extra"/>
+                <w:color w:val="000000"/>
+                <w:szCs w:val="32"/>
+              </w:rPr>
+              <w:t>53</w:t>
+            </w:r>
+            <w:r>
+              <w:rPr>
+                <w:rFonts w:ascii="BRH Devanagari Extra" w:hAnsi="BRH Devanagari Extra" w:cs="BRH Devanagari Extra"/>
+                <w:color w:val="000000"/>
+                <w:sz w:val="32"/>
+                <w:szCs w:val="32"/>
+              </w:rPr>
+              <w:t>)</w:t>
+            </w:r>
+            <w:r>
+              <w:rPr>
+                <w:rFonts w:ascii="BRH Devanagari Extra" w:hAnsi="BRH Devanagari Extra" w:cs="BRH Devanagari Extra"/>
+                <w:color w:val="000000"/>
+                <w:sz w:val="32"/>
+                <w:szCs w:val="32"/>
+              </w:rPr>
+              <w:tab/>
+            </w:r>
+            <w:r>
+              <w:rPr>
+                <w:rFonts w:cs="BRH Devanagari Extra"/>
+                <w:color w:val="000000"/>
+                <w:szCs w:val="32"/>
+              </w:rPr>
+              <w:t>4</w:t>
+            </w:r>
+            <w:r>
+              <w:rPr>
+                <w:rFonts w:ascii="BRH Devanagari Extra" w:hAnsi="BRH Devanagari Extra" w:cs="BRH Devanagari Extra"/>
+                <w:color w:val="000000"/>
+                <w:sz w:val="32"/>
+                <w:szCs w:val="32"/>
+              </w:rPr>
+              <w:t>.</w:t>
+            </w:r>
+            <w:r>
+              <w:rPr>
+                <w:rFonts w:cs="BRH Devanagari Extra"/>
+                <w:color w:val="000000"/>
+                <w:szCs w:val="32"/>
+              </w:rPr>
+              <w:t>1</w:t>
+            </w:r>
+            <w:r>
+              <w:rPr>
+                <w:rFonts w:ascii="BRH Devanagari Extra" w:hAnsi="BRH Devanagari Extra" w:cs="BRH Devanagari Extra"/>
+                <w:color w:val="000000"/>
+                <w:sz w:val="32"/>
+                <w:szCs w:val="32"/>
+              </w:rPr>
+              <w:t>.</w:t>
+            </w:r>
+            <w:r>
+              <w:rPr>
+                <w:rFonts w:cs="BRH Devanagari Extra"/>
+                <w:color w:val="000000"/>
+                <w:szCs w:val="32"/>
+              </w:rPr>
+              <w:t>10</w:t>
+            </w:r>
+            <w:r>
+              <w:rPr>
+                <w:rFonts w:ascii="BRH Devanagari Extra" w:hAnsi="BRH Devanagari Extra" w:cs="BRH Devanagari Extra"/>
+                <w:color w:val="000000"/>
+                <w:sz w:val="32"/>
+                <w:szCs w:val="32"/>
+              </w:rPr>
+              <w:t>.</w:t>
+            </w:r>
+            <w:r>
+              <w:rPr>
+                <w:rFonts w:cs="BRH Devanagari Extra"/>
+                <w:color w:val="000000"/>
+                <w:szCs w:val="32"/>
+              </w:rPr>
+              <w:t>4</w:t>
+            </w:r>
+            <w:r>
+              <w:rPr>
+                <w:rFonts w:ascii="BRH Devanagari Extra" w:hAnsi="BRH Devanagari Extra" w:cs="BRH Devanagari Extra"/>
+                <w:color w:val="000000"/>
+                <w:sz w:val="32"/>
+                <w:szCs w:val="32"/>
+              </w:rPr>
+              <w:t>(</w:t>
+            </w:r>
+            <w:r>
+              <w:rPr>
+                <w:rFonts w:cs="BRH Devanagari Extra"/>
+                <w:color w:val="000000"/>
+                <w:szCs w:val="32"/>
+              </w:rPr>
+              <w:t>46</w:t>
+            </w:r>
+            <w:r>
+              <w:rPr>
+                <w:rFonts w:ascii="BRH Devanagari Extra" w:hAnsi="BRH Devanagari Extra" w:cs="BRH Devanagari Extra"/>
+                <w:color w:val="000000"/>
+                <w:sz w:val="32"/>
+                <w:szCs w:val="32"/>
+              </w:rPr>
+              <w:t xml:space="preserve">)- LMüÿqÉç | </w:t>
+            </w:r>
+            <w:r>
+              <w:rPr>
+                <w:rFonts w:ascii="BRH Devanagari Extra" w:hAnsi="BRH Devanagari Extra" w:cs="BRH Devanagari Extra"/>
+                <w:color w:val="000000"/>
+                <w:sz w:val="32"/>
+                <w:szCs w:val="32"/>
+                <w:highlight w:val="green"/>
+              </w:rPr>
+              <w:t>xÉ</w:t>
+            </w:r>
+            <w:r>
+              <w:rPr>
+                <w:rFonts w:ascii="BRH Malayalam Extra" w:hAnsi="BRH Malayalam Extra" w:cs="BRH Devanagari Extra"/>
+                <w:color w:val="000000"/>
+                <w:szCs w:val="32"/>
+                <w:highlight w:val="green"/>
+              </w:rPr>
+              <w:t>–</w:t>
+            </w:r>
+            <w:r>
+              <w:rPr>
+                <w:rFonts w:ascii="BRH Devanagari Extra" w:hAnsi="BRH Devanagari Extra" w:cs="BRH Devanagari Extra"/>
+                <w:color w:val="000000"/>
+                <w:sz w:val="32"/>
+                <w:szCs w:val="32"/>
+                <w:highlight w:val="green"/>
+              </w:rPr>
+              <w:t>qÉÏ</w:t>
+            </w:r>
+            <w:r>
+              <w:rPr>
+                <w:rFonts w:ascii="BRH Malayalam Extra" w:hAnsi="BRH Malayalam Extra" w:cs="BRH Devanagari Extra"/>
+                <w:color w:val="000000"/>
+                <w:szCs w:val="32"/>
+                <w:highlight w:val="green"/>
+              </w:rPr>
+              <w:t>–</w:t>
+            </w:r>
+            <w:r>
+              <w:rPr>
+                <w:rFonts w:ascii="BRH Devanagari Extra" w:hAnsi="BRH Devanagari Extra" w:cs="BRH Devanagari Extra"/>
+                <w:color w:val="000000"/>
+                <w:sz w:val="32"/>
+                <w:szCs w:val="32"/>
+                <w:highlight w:val="green"/>
+              </w:rPr>
+              <w:t>cÉÏ</w:t>
+            </w:r>
+            <w:r>
+              <w:rPr>
+                <w:rFonts w:ascii="BRH Devanagari Extra" w:hAnsi="BRH Devanagari Extra" w:cs="BRH Devanagari Extra"/>
+                <w:color w:val="000000"/>
+                <w:sz w:val="32"/>
+                <w:szCs w:val="32"/>
+              </w:rPr>
+              <w:t xml:space="preserve"> ||</w:t>
+            </w:r>
+          </w:p>
+          <w:p>
+            <w:pPr>
+              <w:widowControl w:val="0"/>
+              <w:autoSpaceDE w:val="0"/>
+              <w:autoSpaceDN w:val="0"/>
+              <w:adjustRightInd w:val="0"/>
+              <w:spacing w:before="0" w:line="240" w:lineRule="auto"/>
+              <w:rPr>
+                <w:rFonts w:ascii="BRH Devanagari Extra" w:hAnsi="BRH Devanagari Extra" w:cs="BRH Devanagari Extra"/>
+                <w:color w:val="000000"/>
+                <w:sz w:val="32"/>
+                <w:szCs w:val="32"/>
+              </w:rPr>
+            </w:pPr>
+            <w:r>
+              <w:rPr>
+                <w:rFonts w:ascii="BRH Devanagari Extra" w:hAnsi="BRH Devanagari Extra" w:cs="BRH Devanagari Extra"/>
+                <w:color w:val="000000"/>
+                <w:sz w:val="32"/>
+                <w:szCs w:val="32"/>
+              </w:rPr>
+              <w:t>LMü</w:t>
+            </w:r>
+            <w:r>
+              <w:rPr>
+                <w:rFonts w:ascii="BRH Devanagari Extra" w:hAnsi="BRH Devanagari Extra" w:cs="BRH Devanagari Extra"/>
+                <w:color w:val="000000"/>
+                <w:sz w:val="26"/>
+                <w:szCs w:val="32"/>
+              </w:rPr>
+              <w:t>óè</w:t>
+            </w:r>
+            <w:r>
+              <w:rPr>
+                <w:rFonts w:ascii="BRH Devanagari Extra" w:hAnsi="BRH Devanagari Extra" w:cs="BRH Devanagari Extra"/>
+                <w:color w:val="000000"/>
+                <w:sz w:val="32"/>
+                <w:szCs w:val="32"/>
+              </w:rPr>
+              <w:t xml:space="preserve">þ </w:t>
+            </w:r>
+            <w:r>
+              <w:rPr>
+                <w:rFonts w:ascii="BRH Devanagari Extra" w:hAnsi="BRH Devanagari Extra" w:cs="BRH Devanagari Extra"/>
+                <w:color w:val="000000"/>
+                <w:sz w:val="32"/>
+                <w:szCs w:val="32"/>
+                <w:highlight w:val="green"/>
+              </w:rPr>
+              <w:t>xÉqÉÏ</w:t>
+            </w:r>
+            <w:r>
+              <w:rPr>
+                <w:rFonts w:ascii="BRH Malayalam Extra" w:hAnsi="BRH Malayalam Extra" w:cs="BRH Devanagari Extra"/>
+                <w:color w:val="000000"/>
+                <w:szCs w:val="32"/>
+                <w:highlight w:val="green"/>
+              </w:rPr>
+              <w:t>–</w:t>
+            </w:r>
+            <w:r>
+              <w:rPr>
+                <w:rFonts w:ascii="BRH Devanagari Extra" w:hAnsi="BRH Devanagari Extra" w:cs="BRH Devanagari Extra"/>
+                <w:color w:val="000000"/>
+                <w:sz w:val="32"/>
+                <w:szCs w:val="32"/>
+                <w:highlight w:val="green"/>
+              </w:rPr>
+              <w:t>cÉÏ</w:t>
+            </w:r>
+            <w:r>
+              <w:rPr>
+                <w:rFonts w:ascii="BRH Devanagari Extra" w:hAnsi="BRH Devanagari Extra" w:cs="BRH Devanagari Extra"/>
+                <w:color w:val="000000"/>
+                <w:sz w:val="32"/>
+                <w:szCs w:val="32"/>
+              </w:rPr>
+              <w:t xml:space="preserve"> </w:t>
+            </w:r>
+            <w:r>
+              <w:rPr>
+                <w:rFonts w:ascii="BRH Devanagari Extra" w:hAnsi="BRH Devanagari Extra" w:cs="BRH Devanagari Extra"/>
+                <w:color w:val="000000"/>
+                <w:sz w:val="32"/>
+                <w:szCs w:val="32"/>
+                <w:highlight w:val="green"/>
+              </w:rPr>
+              <w:t>xÉþqÉÏ</w:t>
+            </w:r>
+            <w:r>
+              <w:rPr>
+                <w:rFonts w:ascii="BRH Malayalam Extra" w:hAnsi="BRH Malayalam Extra" w:cs="BRH Devanagari Extra"/>
+                <w:color w:val="000000"/>
+                <w:szCs w:val="32"/>
+                <w:highlight w:val="green"/>
+              </w:rPr>
+              <w:t>–</w:t>
+            </w:r>
+            <w:r>
+              <w:rPr>
+                <w:rFonts w:ascii="BRH Devanagari Extra" w:hAnsi="BRH Devanagari Extra" w:cs="BRH Devanagari Extra"/>
+                <w:color w:val="000000"/>
+                <w:sz w:val="32"/>
+                <w:szCs w:val="32"/>
+                <w:highlight w:val="green"/>
+              </w:rPr>
+              <w:t>cÉÏ</w:t>
+            </w:r>
+            <w:r>
+              <w:rPr>
+                <w:rFonts w:ascii="BRH Devanagari Extra" w:hAnsi="BRH Devanagari Extra" w:cs="BRH Devanagari Extra"/>
+                <w:color w:val="000000"/>
+                <w:sz w:val="32"/>
+                <w:szCs w:val="32"/>
+              </w:rPr>
+              <w:t xml:space="preserve"> LMü</w:t>
+            </w:r>
+            <w:r>
+              <w:rPr>
+                <w:rFonts w:ascii="BRH Malayalam Extra" w:hAnsi="BRH Malayalam Extra" w:cs="BRH Devanagari Extra"/>
+                <w:color w:val="000000"/>
+                <w:szCs w:val="32"/>
+              </w:rPr>
+              <w:t>–</w:t>
+            </w:r>
+            <w:r>
+              <w:rPr>
+                <w:rFonts w:ascii="BRH Devanagari Extra" w:hAnsi="BRH Devanagari Extra" w:cs="BRH Devanagari Extra"/>
+                <w:color w:val="000000"/>
+                <w:sz w:val="32"/>
+                <w:szCs w:val="32"/>
+              </w:rPr>
+              <w:t xml:space="preserve"> qÉåMü</w:t>
+            </w:r>
+            <w:r>
+              <w:rPr>
+                <w:rFonts w:ascii="BRH Devanagari Extra" w:hAnsi="BRH Devanagari Extra" w:cs="BRH Devanagari Extra"/>
+                <w:color w:val="000000"/>
+                <w:sz w:val="26"/>
+                <w:szCs w:val="32"/>
+              </w:rPr>
+              <w:t>óè</w:t>
+            </w:r>
+            <w:r>
+              <w:rPr>
+                <w:rFonts w:ascii="BRH Devanagari Extra" w:hAnsi="BRH Devanagari Extra" w:cs="BRH Devanagari Extra"/>
+                <w:color w:val="000000"/>
+                <w:sz w:val="32"/>
+                <w:szCs w:val="32"/>
+              </w:rPr>
+              <w:t xml:space="preserve">þ </w:t>
+            </w:r>
+            <w:r>
+              <w:rPr>
+                <w:rFonts w:ascii="BRH Devanagari Extra" w:hAnsi="BRH Devanagari Extra" w:cs="BRH Devanagari Extra"/>
+                <w:color w:val="000000"/>
+                <w:sz w:val="32"/>
+                <w:szCs w:val="32"/>
+                <w:highlight w:val="green"/>
+              </w:rPr>
+              <w:t>xÉqÉÏ</w:t>
+            </w:r>
+            <w:r>
+              <w:rPr>
+                <w:rFonts w:ascii="BRH Malayalam Extra" w:hAnsi="BRH Malayalam Extra" w:cs="BRH Devanagari Extra"/>
+                <w:color w:val="000000"/>
+                <w:szCs w:val="32"/>
+                <w:highlight w:val="green"/>
+              </w:rPr>
+              <w:t>–</w:t>
+            </w:r>
+            <w:r>
+              <w:rPr>
+                <w:rFonts w:ascii="BRH Devanagari Extra" w:hAnsi="BRH Devanagari Extra" w:cs="BRH Devanagari Extra"/>
+                <w:color w:val="000000"/>
+                <w:sz w:val="32"/>
+                <w:szCs w:val="32"/>
+                <w:highlight w:val="green"/>
+              </w:rPr>
+              <w:t>cÉÏ</w:t>
+            </w:r>
+            <w:r>
+              <w:rPr>
+                <w:rFonts w:ascii="BRH Devanagari Extra" w:hAnsi="BRH Devanagari Extra" w:cs="BRH Devanagari Extra"/>
+                <w:color w:val="000000"/>
+                <w:sz w:val="32"/>
+                <w:szCs w:val="32"/>
+              </w:rPr>
+              <w:t xml:space="preserve"> | </w:t>
+            </w:r>
+          </w:p>
+          <w:p>
+            <w:pPr>
+              <w:widowControl w:val="0"/>
+              <w:autoSpaceDE w:val="0"/>
+              <w:autoSpaceDN w:val="0"/>
+              <w:adjustRightInd w:val="0"/>
+              <w:spacing w:before="0" w:line="240" w:lineRule="auto"/>
+              <w:rPr>
+                <w:rFonts w:ascii="BRH Devanagari Extra" w:hAnsi="BRH Devanagari Extra" w:cs="BRH Devanagari Extra"/>
+                <w:color w:val="000000"/>
+                <w:sz w:val="32"/>
+                <w:szCs w:val="32"/>
+              </w:rPr>
+            </w:pPr>
+            <w:r>
+              <w:rPr>
+                <w:rFonts w:cs="BRH Devanagari Extra"/>
+                <w:color w:val="000000"/>
+                <w:szCs w:val="32"/>
+              </w:rPr>
+              <w:t>54</w:t>
+            </w:r>
+            <w:r>
+              <w:rPr>
+                <w:rFonts w:ascii="BRH Devanagari Extra" w:hAnsi="BRH Devanagari Extra" w:cs="BRH Devanagari Extra"/>
+                <w:color w:val="000000"/>
+                <w:sz w:val="32"/>
+                <w:szCs w:val="32"/>
+              </w:rPr>
+              <w:t>)</w:t>
+            </w:r>
+            <w:r>
+              <w:rPr>
+                <w:rFonts w:ascii="BRH Devanagari Extra" w:hAnsi="BRH Devanagari Extra" w:cs="BRH Devanagari Extra"/>
+                <w:color w:val="000000"/>
+                <w:sz w:val="32"/>
+                <w:szCs w:val="32"/>
+              </w:rPr>
+              <w:tab/>
+            </w:r>
+            <w:r>
+              <w:rPr>
+                <w:rFonts w:cs="BRH Devanagari Extra"/>
+                <w:color w:val="000000"/>
+                <w:szCs w:val="32"/>
+              </w:rPr>
+              <w:t>4</w:t>
+            </w:r>
+            <w:r>
+              <w:rPr>
+                <w:rFonts w:ascii="BRH Devanagari Extra" w:hAnsi="BRH Devanagari Extra" w:cs="BRH Devanagari Extra"/>
+                <w:color w:val="000000"/>
+                <w:sz w:val="32"/>
+                <w:szCs w:val="32"/>
+              </w:rPr>
+              <w:t>.</w:t>
+            </w:r>
+            <w:r>
+              <w:rPr>
+                <w:rFonts w:cs="BRH Devanagari Extra"/>
+                <w:color w:val="000000"/>
+                <w:szCs w:val="32"/>
+              </w:rPr>
+              <w:t>1</w:t>
+            </w:r>
+            <w:r>
+              <w:rPr>
+                <w:rFonts w:ascii="BRH Devanagari Extra" w:hAnsi="BRH Devanagari Extra" w:cs="BRH Devanagari Extra"/>
+                <w:color w:val="000000"/>
+                <w:sz w:val="32"/>
+                <w:szCs w:val="32"/>
+              </w:rPr>
+              <w:t>.</w:t>
+            </w:r>
+            <w:r>
+              <w:rPr>
+                <w:rFonts w:cs="BRH Devanagari Extra"/>
+                <w:color w:val="000000"/>
+                <w:szCs w:val="32"/>
+              </w:rPr>
+              <w:t>10</w:t>
+            </w:r>
+            <w:r>
+              <w:rPr>
+                <w:rFonts w:ascii="BRH Devanagari Extra" w:hAnsi="BRH Devanagari Extra" w:cs="BRH Devanagari Extra"/>
+                <w:color w:val="000000"/>
+                <w:sz w:val="32"/>
+                <w:szCs w:val="32"/>
+              </w:rPr>
+              <w:t>.</w:t>
+            </w:r>
+            <w:r>
+              <w:rPr>
+                <w:rFonts w:cs="BRH Devanagari Extra"/>
+                <w:color w:val="000000"/>
+                <w:szCs w:val="32"/>
+              </w:rPr>
+              <w:t>4</w:t>
+            </w:r>
+            <w:r>
+              <w:rPr>
+                <w:rFonts w:ascii="BRH Devanagari Extra" w:hAnsi="BRH Devanagari Extra" w:cs="BRH Devanagari Extra"/>
+                <w:color w:val="000000"/>
+                <w:sz w:val="32"/>
+                <w:szCs w:val="32"/>
+              </w:rPr>
+              <w:t>(</w:t>
+            </w:r>
+            <w:r>
+              <w:rPr>
+                <w:rFonts w:cs="BRH Devanagari Extra"/>
+                <w:color w:val="000000"/>
+                <w:szCs w:val="32"/>
+              </w:rPr>
+              <w:t>47</w:t>
+            </w:r>
+            <w:r>
+              <w:rPr>
+                <w:rFonts w:ascii="BRH Devanagari Extra" w:hAnsi="BRH Devanagari Extra" w:cs="BRH Devanagari Extra"/>
+                <w:color w:val="000000"/>
+                <w:sz w:val="32"/>
+                <w:szCs w:val="32"/>
+              </w:rPr>
+              <w:t xml:space="preserve">)- </w:t>
+            </w:r>
+            <w:r>
+              <w:rPr>
+                <w:rFonts w:ascii="BRH Devanagari Extra" w:hAnsi="BRH Devanagari Extra" w:cs="BRH Devanagari Extra"/>
+                <w:color w:val="000000"/>
+                <w:sz w:val="32"/>
+                <w:szCs w:val="32"/>
+                <w:highlight w:val="green"/>
+              </w:rPr>
+              <w:t>xÉ</w:t>
+            </w:r>
+            <w:r>
+              <w:rPr>
+                <w:rFonts w:ascii="BRH Malayalam Extra" w:hAnsi="BRH Malayalam Extra" w:cs="BRH Devanagari Extra"/>
+                <w:color w:val="000000"/>
+                <w:szCs w:val="32"/>
+                <w:highlight w:val="green"/>
+              </w:rPr>
+              <w:t>–</w:t>
+            </w:r>
+            <w:r>
+              <w:rPr>
+                <w:rFonts w:ascii="BRH Devanagari Extra" w:hAnsi="BRH Devanagari Extra" w:cs="BRH Devanagari Extra"/>
+                <w:color w:val="000000"/>
+                <w:sz w:val="32"/>
+                <w:szCs w:val="32"/>
+                <w:highlight w:val="green"/>
+              </w:rPr>
+              <w:t>qÉÏ</w:t>
+            </w:r>
+            <w:r>
+              <w:rPr>
+                <w:rFonts w:ascii="BRH Malayalam Extra" w:hAnsi="BRH Malayalam Extra" w:cs="BRH Devanagari Extra"/>
+                <w:color w:val="000000"/>
+                <w:szCs w:val="32"/>
+                <w:highlight w:val="green"/>
+              </w:rPr>
+              <w:t>–</w:t>
+            </w:r>
+            <w:r>
+              <w:rPr>
+                <w:rFonts w:ascii="BRH Devanagari Extra" w:hAnsi="BRH Devanagari Extra" w:cs="BRH Devanagari Extra"/>
+                <w:color w:val="000000"/>
+                <w:sz w:val="32"/>
+                <w:szCs w:val="32"/>
+                <w:highlight w:val="green"/>
+              </w:rPr>
+              <w:t>cÉÏ</w:t>
+            </w:r>
+            <w:r>
+              <w:rPr>
+                <w:rFonts w:ascii="BRH Devanagari Extra" w:hAnsi="BRH Devanagari Extra" w:cs="BRH Devanagari Extra"/>
+                <w:color w:val="000000"/>
+                <w:sz w:val="32"/>
+                <w:szCs w:val="32"/>
+              </w:rPr>
+              <w:t xml:space="preserve"> ||</w:t>
+            </w:r>
+          </w:p>
+          <w:p>
+            <w:pPr>
+              <w:widowControl w:val="0"/>
+              <w:autoSpaceDE w:val="0"/>
+              <w:autoSpaceDN w:val="0"/>
+              <w:adjustRightInd w:val="0"/>
+              <w:spacing w:before="0" w:line="240" w:lineRule="auto"/>
+              <w:rPr>
+                <w:rFonts w:cs="BRH Malayalam Extra"/>
+                <w:color w:val="FF0000"/>
+                <w:szCs w:val="40"/>
+              </w:rPr>
+            </w:pPr>
+            <w:r>
+              <w:rPr>
+                <w:rFonts w:ascii="BRH Devanagari Extra" w:hAnsi="BRH Devanagari Extra" w:cs="BRH Devanagari Extra"/>
+                <w:color w:val="000000"/>
+                <w:sz w:val="32"/>
+                <w:szCs w:val="32"/>
+                <w:highlight w:val="green"/>
+              </w:rPr>
+              <w:t>xÉ</w:t>
+            </w:r>
+            <w:r>
+              <w:rPr>
+                <w:rFonts w:ascii="BRH Malayalam Extra" w:hAnsi="BRH Malayalam Extra" w:cs="BRH Devanagari Extra"/>
+                <w:color w:val="000000"/>
+                <w:szCs w:val="32"/>
+                <w:highlight w:val="green"/>
+              </w:rPr>
+              <w:t>–</w:t>
+            </w:r>
+            <w:r>
+              <w:rPr>
+                <w:rFonts w:ascii="BRH Devanagari Extra" w:hAnsi="BRH Devanagari Extra" w:cs="BRH Devanagari Extra"/>
+                <w:color w:val="000000"/>
+                <w:sz w:val="32"/>
+                <w:szCs w:val="32"/>
+                <w:highlight w:val="green"/>
+              </w:rPr>
+              <w:t>qÉÏ</w:t>
+            </w:r>
+            <w:r>
+              <w:rPr>
+                <w:rFonts w:ascii="BRH Malayalam Extra" w:hAnsi="BRH Malayalam Extra" w:cs="BRH Devanagari Extra"/>
+                <w:color w:val="000000"/>
+                <w:szCs w:val="32"/>
+                <w:highlight w:val="green"/>
+              </w:rPr>
+              <w:t>–</w:t>
+            </w:r>
+            <w:r>
+              <w:rPr>
+                <w:rFonts w:ascii="BRH Devanagari Extra" w:hAnsi="BRH Devanagari Extra" w:cs="BRH Devanagari Extra"/>
+                <w:color w:val="000000"/>
+                <w:sz w:val="32"/>
+                <w:szCs w:val="32"/>
+                <w:highlight w:val="green"/>
+              </w:rPr>
+              <w:t>cÉÏ</w:t>
+            </w:r>
+            <w:r>
+              <w:rPr>
+                <w:rFonts w:ascii="BRH Devanagari Extra" w:hAnsi="BRH Devanagari Extra" w:cs="BRH Devanagari Extra"/>
+                <w:color w:val="000000"/>
+                <w:sz w:val="32"/>
+                <w:szCs w:val="32"/>
+              </w:rPr>
+              <w:t xml:space="preserve"> CÌiÉþ </w:t>
+            </w:r>
+            <w:r>
+              <w:rPr>
+                <w:rFonts w:ascii="BRH Devanagari Extra" w:hAnsi="BRH Devanagari Extra" w:cs="BRH Devanagari Extra"/>
+                <w:color w:val="000000"/>
+                <w:sz w:val="32"/>
+                <w:szCs w:val="32"/>
+                <w:highlight w:val="green"/>
+              </w:rPr>
+              <w:t>xÉqÉÏ</w:t>
+            </w:r>
+            <w:r>
+              <w:rPr>
+                <w:rFonts w:ascii="BRH Malayalam Extra" w:hAnsi="BRH Malayalam Extra" w:cs="BRH Devanagari Extra"/>
+                <w:color w:val="000000"/>
+                <w:szCs w:val="32"/>
+                <w:highlight w:val="green"/>
+              </w:rPr>
+              <w:t>–</w:t>
+            </w:r>
+            <w:r>
+              <w:rPr>
+                <w:rFonts w:ascii="BRH Devanagari Extra" w:hAnsi="BRH Devanagari Extra" w:cs="BRH Devanagari Extra"/>
+                <w:color w:val="000000"/>
+                <w:sz w:val="32"/>
+                <w:szCs w:val="32"/>
+                <w:highlight w:val="green"/>
+              </w:rPr>
+              <w:t>cÉÏ</w:t>
+            </w:r>
+            <w:r>
+              <w:rPr>
+                <w:rFonts w:ascii="BRH Devanagari Extra" w:hAnsi="BRH Devanagari Extra" w:cs="BRH Devanagari Extra"/>
+                <w:color w:val="000000"/>
+                <w:sz w:val="32"/>
+                <w:szCs w:val="32"/>
+              </w:rPr>
+              <w:t xml:space="preserve"> | </w:t>
             </w:r>
           </w:p>
         </w:tc>
@@ -2325,6 +3643,7 @@
           <w:sz w:val="28"/>
           <w:szCs w:val="32"/>
         </w:rPr>
+        <w:lastRenderedPageBreak/>
         <w:t>(ignore those which are already incorporated in your book’s version and date)</w:t>
       </w:r>
     </w:p>
@@ -2888,7 +4207,6 @@
                 <w:color w:val="000000"/>
                 <w:szCs w:val="32"/>
               </w:rPr>
-              <w:lastRenderedPageBreak/>
               <w:t>12</w:t>
             </w:r>
             <w:r>
@@ -5241,6 +6559,7 @@
                 <w:color w:val="000000"/>
                 <w:szCs w:val="32"/>
               </w:rPr>
+              <w:lastRenderedPageBreak/>
               <w:t>45</w:t>
             </w:r>
             <w:r>
@@ -5724,7 +7043,6 @@
                 <w:szCs w:val="32"/>
                 <w:lang w:val="it-IT"/>
               </w:rPr>
-              <w:lastRenderedPageBreak/>
               <w:t>8</w:t>
             </w:r>
             <w:r>
@@ -8292,6 +9610,7 @@
                 <w:szCs w:val="32"/>
                 <w:lang w:val="it-IT"/>
               </w:rPr>
+              <w:lastRenderedPageBreak/>
               <w:t>46</w:t>
             </w:r>
             <w:r>
@@ -8977,7 +10296,6 @@
                 <w:color w:val="000000"/>
                 <w:szCs w:val="32"/>
               </w:rPr>
-              <w:lastRenderedPageBreak/>
               <w:t>2</w:t>
             </w:r>
             <w:r>
@@ -11968,6 +13286,7 @@
                 <w:szCs w:val="32"/>
                 <w:lang w:val="it-IT"/>
               </w:rPr>
+              <w:lastRenderedPageBreak/>
               <w:t>44</w:t>
             </w:r>
             <w:r>
@@ -12437,7 +13756,6 @@
                 <w:szCs w:val="32"/>
                 <w:lang w:val="it-IT"/>
               </w:rPr>
-              <w:lastRenderedPageBreak/>
               <w:t>51</w:t>
             </w:r>
             <w:r>
@@ -16068,6 +17386,7 @@
                 <w:szCs w:val="32"/>
                 <w:lang w:val="it-IT"/>
               </w:rPr>
+              <w:lastRenderedPageBreak/>
               <w:t>7</w:t>
             </w:r>
             <w:r>
@@ -16519,7 +17838,6 @@
                 <w:szCs w:val="32"/>
                 <w:lang w:val="it-IT"/>
               </w:rPr>
-              <w:lastRenderedPageBreak/>
               <w:t>A</w:t>
             </w:r>
             <w:r>
@@ -16587,7 +17905,6 @@
                 <w:szCs w:val="32"/>
                 <w:lang w:val="it-IT"/>
               </w:rPr>
-              <w:lastRenderedPageBreak/>
               <w:t>7</w:t>
             </w:r>
             <w:r>
@@ -17031,7 +18348,6 @@
                 <w:szCs w:val="32"/>
                 <w:lang w:val="it-IT"/>
               </w:rPr>
-              <w:lastRenderedPageBreak/>
               <w:t>A</w:t>
             </w:r>
             <w:r>
@@ -17113,7 +18429,6 @@
                 <w:szCs w:val="32"/>
                 <w:lang w:val="it-IT"/>
               </w:rPr>
-              <w:lastRenderedPageBreak/>
               <w:t>6</w:t>
             </w:r>
             <w:r>
@@ -19426,6 +20741,7 @@
                 <w:szCs w:val="32"/>
                 <w:lang w:val="it-IT"/>
               </w:rPr>
+              <w:lastRenderedPageBreak/>
               <w:t>19</w:t>
             </w:r>
             <w:r>
@@ -20125,7 +21441,6 @@
                 <w:szCs w:val="32"/>
                 <w:lang w:val="it-IT"/>
               </w:rPr>
-              <w:lastRenderedPageBreak/>
               <w:t>33</w:t>
             </w:r>
             <w:r>

--- a/TS Jatai Ghanam Project/TS 4.1/TS 4.1 Jatai Sanskrit Corrections.docx
+++ b/TS Jatai Ghanam Project/TS 4.1/TS 4.1 Jatai Sanskrit Corrections.docx
@@ -120,20 +120,9 @@
           <w:bCs/>
           <w:sz w:val="32"/>
           <w:szCs w:val="32"/>
-          <w:highlight w:val="red"/>
           <w:u w:val="single"/>
         </w:rPr>
-        <w:t>??????</w:t>
-      </w:r>
-      <w:r>
-        <w:rPr>
-          <w:b/>
-          <w:bCs/>
-          <w:sz w:val="32"/>
-          <w:szCs w:val="32"/>
-          <w:u w:val="single"/>
-        </w:rPr>
-        <w:t>.</w:t>
+        <w:t>31st Oct 2026</w:t>
       </w:r>
     </w:p>
     <w:p>
@@ -3383,62 +3372,56 @@
           </w:p>
         </w:tc>
       </w:tr>
-      <w:tr>
-        <w:trPr>
-          <w:trHeight w:val="771"/>
-        </w:trPr>
-        <w:tc>
-          <w:tcPr>
-            <w:tcW w:w="7166" w:type="dxa"/>
-            <w:tcBorders>
-              <w:top w:val="single" w:sz="4" w:space="0" w:color="000000"/>
-              <w:left w:val="single" w:sz="4" w:space="0" w:color="000000"/>
-              <w:bottom w:val="single" w:sz="4" w:space="0" w:color="000000"/>
-              <w:right w:val="single" w:sz="4" w:space="0" w:color="000000"/>
-            </w:tcBorders>
-          </w:tcPr>
-          <w:p>
-            <w:pPr>
-              <w:widowControl w:val="0"/>
-              <w:autoSpaceDE w:val="0"/>
-              <w:autoSpaceDN w:val="0"/>
-              <w:adjustRightInd w:val="0"/>
-              <w:spacing w:before="0" w:line="240" w:lineRule="auto"/>
-              <w:rPr>
-                <w:rFonts w:cs="BRH Malayalam Extra"/>
-                <w:color w:val="FF0000"/>
-                <w:szCs w:val="40"/>
-              </w:rPr>
-            </w:pPr>
-          </w:p>
-        </w:tc>
-        <w:tc>
-          <w:tcPr>
-            <w:tcW w:w="7371" w:type="dxa"/>
-            <w:tcBorders>
-              <w:top w:val="single" w:sz="4" w:space="0" w:color="000000"/>
-              <w:left w:val="single" w:sz="4" w:space="0" w:color="000000"/>
-              <w:bottom w:val="single" w:sz="4" w:space="0" w:color="000000"/>
-              <w:right w:val="single" w:sz="4" w:space="0" w:color="000000"/>
-            </w:tcBorders>
-          </w:tcPr>
-          <w:p>
-            <w:pPr>
-              <w:widowControl w:val="0"/>
-              <w:autoSpaceDE w:val="0"/>
-              <w:autoSpaceDN w:val="0"/>
-              <w:adjustRightInd w:val="0"/>
-              <w:spacing w:before="0" w:line="240" w:lineRule="auto"/>
-              <w:rPr>
-                <w:rFonts w:cs="BRH Malayalam Extra"/>
-                <w:color w:val="FF0000"/>
-                <w:szCs w:val="40"/>
-              </w:rPr>
-            </w:pPr>
-          </w:p>
-        </w:tc>
-      </w:tr>
     </w:tbl>
+    <w:p>
+      <w:pPr>
+        <w:spacing w:before="0" w:line="240" w:lineRule="auto"/>
+        <w:jc w:val="center"/>
+        <w:rPr>
+          <w:b/>
+          <w:bCs/>
+          <w:sz w:val="32"/>
+          <w:szCs w:val="32"/>
+          <w:u w:val="single"/>
+        </w:rPr>
+      </w:pPr>
+      <w:r>
+        <w:rPr>
+          <w:b/>
+          <w:bCs/>
+          <w:sz w:val="32"/>
+          <w:szCs w:val="32"/>
+          <w:u w:val="single"/>
+        </w:rPr>
+        <w:t>========</w:t>
+      </w:r>
+    </w:p>
+    <w:p>
+      <w:pPr>
+        <w:spacing w:before="0" w:line="240" w:lineRule="auto"/>
+        <w:jc w:val="center"/>
+        <w:rPr>
+          <w:b/>
+          <w:bCs/>
+          <w:sz w:val="32"/>
+          <w:szCs w:val="32"/>
+          <w:u w:val="single"/>
+        </w:rPr>
+      </w:pPr>
+    </w:p>
+    <w:p>
+      <w:pPr>
+        <w:spacing w:before="0" w:line="240" w:lineRule="auto"/>
+        <w:jc w:val="center"/>
+        <w:rPr>
+          <w:b/>
+          <w:bCs/>
+          <w:sz w:val="32"/>
+          <w:szCs w:val="32"/>
+          <w:u w:val="single"/>
+        </w:rPr>
+      </w:pPr>
+    </w:p>
     <w:p>
       <w:pPr>
         <w:spacing w:before="0" w:line="240" w:lineRule="auto"/>
@@ -3472,6 +3455,7 @@
           <w:szCs w:val="32"/>
           <w:u w:val="single"/>
         </w:rPr>
+        <w:lastRenderedPageBreak/>
         <w:t xml:space="preserve">TS </w:t>
       </w:r>
       <w:r>
@@ -3643,7 +3627,6 @@
           <w:sz w:val="28"/>
           <w:szCs w:val="32"/>
         </w:rPr>
-        <w:lastRenderedPageBreak/>
         <w:t>(ignore those which are already incorporated in your book’s version and date)</w:t>
       </w:r>
     </w:p>
@@ -6029,6 +6012,7 @@
                 <w:color w:val="000000"/>
                 <w:szCs w:val="32"/>
               </w:rPr>
+              <w:lastRenderedPageBreak/>
               <w:t>69</w:t>
             </w:r>
             <w:r>
@@ -6559,7 +6543,6 @@
                 <w:color w:val="000000"/>
                 <w:szCs w:val="32"/>
               </w:rPr>
-              <w:lastRenderedPageBreak/>
               <w:t>45</w:t>
             </w:r>
             <w:r>
@@ -8485,6 +8468,7 @@
                 <w:szCs w:val="32"/>
                 <w:lang w:val="it-IT"/>
               </w:rPr>
+              <w:lastRenderedPageBreak/>
               <w:t>16</w:t>
             </w:r>
             <w:r>
@@ -9610,7 +9594,6 @@
                 <w:szCs w:val="32"/>
                 <w:lang w:val="it-IT"/>
               </w:rPr>
-              <w:lastRenderedPageBreak/>
               <w:t>46</w:t>
             </w:r>
             <w:r>
@@ -11562,6 +11545,7 @@
                 <w:color w:val="000000"/>
                 <w:szCs w:val="32"/>
               </w:rPr>
+              <w:lastRenderedPageBreak/>
               <w:t>17</w:t>
             </w:r>
             <w:r>
@@ -11800,6 +11784,7 @@
                 <w:color w:val="000000"/>
                 <w:szCs w:val="32"/>
               </w:rPr>
+              <w:lastRenderedPageBreak/>
               <w:t>15</w:t>
             </w:r>
             <w:r>
@@ -12519,6 +12504,7 @@
                 <w:color w:val="000000"/>
                 <w:szCs w:val="32"/>
               </w:rPr>
+              <w:lastRenderedPageBreak/>
               <w:t>17</w:t>
             </w:r>
             <w:r>
@@ -12765,6 +12751,7 @@
                 <w:szCs w:val="32"/>
                 <w:lang w:val="it-IT"/>
               </w:rPr>
+              <w:lastRenderedPageBreak/>
               <w:t>44</w:t>
             </w:r>
             <w:r>
@@ -13286,7 +13273,6 @@
                 <w:szCs w:val="32"/>
                 <w:lang w:val="it-IT"/>
               </w:rPr>
-              <w:lastRenderedPageBreak/>
               <w:t>44</w:t>
             </w:r>
             <w:r>
@@ -14649,6 +14635,7 @@
                 <w:szCs w:val="32"/>
                 <w:lang w:val="it-IT"/>
               </w:rPr>
+              <w:lastRenderedPageBreak/>
               <w:t>5</w:t>
             </w:r>
             <w:r>
@@ -17386,7 +17373,6 @@
                 <w:szCs w:val="32"/>
                 <w:lang w:val="it-IT"/>
               </w:rPr>
-              <w:lastRenderedPageBreak/>
               <w:t>7</w:t>
             </w:r>
             <w:r>
@@ -19031,6 +19017,7 @@
                 <w:szCs w:val="32"/>
                 <w:lang w:val="it-IT"/>
               </w:rPr>
+              <w:lastRenderedPageBreak/>
               <w:t>29</w:t>
             </w:r>
             <w:r>
@@ -20741,7 +20728,6 @@
                 <w:szCs w:val="32"/>
                 <w:lang w:val="it-IT"/>
               </w:rPr>
-              <w:lastRenderedPageBreak/>
               <w:t>19</w:t>
             </w:r>
             <w:r>
@@ -22611,6 +22597,7 @@
                 <w:szCs w:val="32"/>
                 <w:lang w:val="it-IT"/>
               </w:rPr>
+              <w:lastRenderedPageBreak/>
               <w:t>15</w:t>
             </w:r>
             <w:r>
@@ -24418,7 +24405,6 @@
                 <w:szCs w:val="32"/>
                 <w:lang w:val="it-IT"/>
               </w:rPr>
-              <w:lastRenderedPageBreak/>
               <w:t>44</w:t>
             </w:r>
             <w:r>
@@ -27696,7 +27682,6 @@
                 <w:sz w:val="32"/>
                 <w:szCs w:val="32"/>
               </w:rPr>
-              <w:lastRenderedPageBreak/>
               <w:t>Section, Paragraph</w:t>
             </w:r>
           </w:p>
